--- a/Project2/说明文档.docx
+++ b/Project2/说明文档.docx
@@ -2,9 +2,3498 @@
 <file path=word/document.xml><?xml version="1.0" encoding="utf-8"?>
 <w:document xmlns:wpc="http://schemas.microsoft.com/office/word/2010/wordprocessingCanvas" xmlns:cx="http://schemas.microsoft.com/office/drawing/2014/chartex" xmlns:cx1="http://schemas.microsoft.com/office/drawing/2015/9/8/chartex" xmlns:cx2="http://schemas.microsoft.com/office/drawing/2015/10/21/chartex" xmlns:cx3="http://schemas.microsoft.com/office/drawing/2016/5/9/chartex" xmlns:cx4="http://schemas.microsoft.com/office/drawing/2016/5/10/chartex" xmlns:cx5="http://schemas.microsoft.com/office/drawing/2016/5/11/chartex" xmlns:cx6="http://schemas.microsoft.com/office/drawing/2016/5/12/chartex" xmlns:cx7="http://schemas.microsoft.com/office/drawing/2016/5/13/chartex" xmlns:cx8="http://schemas.microsoft.com/office/drawing/2016/5/14/chartex" xmlns:mc="http://schemas.openxmlformats.org/markup-compatibility/2006" xmlns:aink="http://schemas.microsoft.com/office/drawing/2016/ink" xmlns:am3d="http://schemas.microsoft.com/office/drawing/2017/model3d" xmlns:o="urn:schemas-microsoft-com:office:office" xmlns:oel="http://schemas.microsoft.com/office/2019/extlst" xmlns:r="http://schemas.openxmlformats.org/officeDocument/2006/relationships" xmlns:m="http://schemas.openxmlformats.org/officeDocument/2006/math" xmlns:v="urn:schemas-microsoft-com:vml" xmlns:wp14="http://schemas.microsoft.com/office/word/2010/wordprocessingDrawing" xmlns:wp="http://schemas.openxmlformats.org/drawingml/2006/wordprocessingDrawing" xmlns:w10="urn:schemas-microsoft-com:office:word" xmlns:w="http://schemas.openxmlformats.org/wordprocessingml/2006/main" xmlns:w14="http://schemas.microsoft.com/office/word/2010/wordml" xmlns:w15="http://schemas.microsoft.com/office/word/2012/wordml" xmlns:w16cex="http://schemas.microsoft.com/office/word/2018/wordml/cex" xmlns:w16cid="http://schemas.microsoft.com/office/word/2016/wordml/cid" xmlns:w16="http://schemas.microsoft.com/office/word/2018/wordml" xmlns:w16du="http://schemas.microsoft.com/office/word/2023/wordml/word16du" xmlns:w16sdtdh="http://schemas.microsoft.com/office/word/2020/wordml/sdtdatahash" xmlns:w16sdtfl="http://schemas.microsoft.com/office/word/2024/wordml/sdtformatlock" xmlns:w16se="http://schemas.microsoft.com/office/word/2015/wordml/symex" xmlns:wpg="http://schemas.microsoft.com/office/word/2010/wordprocessingGroup" xmlns:wpi="http://schemas.microsoft.com/office/word/2010/wordprocessingInk" xmlns:wne="http://schemas.microsoft.com/office/word/2006/wordml" xmlns:wps="http://schemas.microsoft.com/office/word/2010/wordprocessingShape" mc:Ignorable="w14 w15 w16se w16cid w16 w16cex w16sdtdh w16sdtfl w16du wp14">
   <w:body>
-    <w:p/>
+    <w:p>
+      <w:pPr>
+        <w:pStyle w:val="1"/>
+      </w:pPr>
+      <w:r>
+        <w:t>核心算法数学原理（基于频域水印）</w:t>
+      </w:r>
+    </w:p>
+    <w:p>
+      <w:pPr>
+        <w:pStyle w:val="2"/>
+      </w:pPr>
+      <w:r>
+        <w:t xml:space="preserve">1. </w:t>
+      </w:r>
+      <w:r>
+        <w:t>水印嵌入过程</w:t>
+      </w:r>
+    </w:p>
+    <w:p>
+      <w:r>
+        <w:t>令</w:t>
+      </w:r>
+      <w:r>
+        <w:t> </w:t>
+      </w:r>
+      <m:oMath>
+        <m:r>
+          <w:rPr>
+            <w:rFonts w:ascii="Cambria Math" w:hAnsi="Cambria Math"/>
+          </w:rPr>
+          <m:t>I</m:t>
+        </m:r>
+        <m:r>
+          <w:rPr>
+            <w:rFonts w:ascii="Cambria Math" w:hAnsi="Cambria Math"/>
+          </w:rPr>
+          <m:t> </m:t>
+        </m:r>
+      </m:oMath>
+      <w:r>
+        <w:t>为原始图像矩阵，通过变换</w:t>
+      </w:r>
+      <w:r>
+        <w:t> </w:t>
+      </w:r>
+      <m:oMath>
+        <m:r>
+          <w:rPr>
+            <w:rFonts w:ascii="Cambria Math" w:hAnsi="Cambria Math"/>
+          </w:rPr>
+          <m:t>T</m:t>
+        </m:r>
+      </m:oMath>
+      <w:r>
+        <w:t>（</w:t>
+      </w:r>
+      <w:r>
+        <w:t>DCT</w:t>
+      </w:r>
+      <w:r>
+        <w:t>或</w:t>
+      </w:r>
+      <w:r>
+        <w:t>DWT</w:t>
+      </w:r>
+      <w:r>
+        <w:t>）得到频域系数：</w:t>
+      </w:r>
+    </w:p>
+    <w:p>
+      <m:oMathPara>
+        <m:oMath>
+          <m:r>
+            <w:rPr>
+              <w:rFonts w:ascii="Cambria Math" w:hAnsi="Cambria Math"/>
+            </w:rPr>
+            <m:t>F</m:t>
+          </m:r>
+          <m:r>
+            <w:rPr>
+              <w:rFonts w:ascii="Cambria Math" w:hAnsi="Cambria Math"/>
+            </w:rPr>
+            <m:t>=T(</m:t>
+          </m:r>
+          <m:r>
+            <w:rPr>
+              <w:rFonts w:ascii="Cambria Math" w:hAnsi="Cambria Math"/>
+            </w:rPr>
+            <m:t>I</m:t>
+          </m:r>
+          <m:r>
+            <w:rPr>
+              <w:rFonts w:ascii="Cambria Math" w:hAnsi="Cambria Math"/>
+            </w:rPr>
+            <m:t>)</m:t>
+          </m:r>
+        </m:oMath>
+      </m:oMathPara>
+    </w:p>
+    <w:p>
+      <w:r>
+        <w:t>水印文本</w:t>
+      </w:r>
+      <w:r>
+        <w:t> </w:t>
+      </w:r>
+      <m:oMath>
+        <m:r>
+          <w:rPr>
+            <w:rFonts w:ascii="Cambria Math" w:hAnsi="Cambria Math"/>
+          </w:rPr>
+          <m:t>W</m:t>
+        </m:r>
+        <m:r>
+          <w:rPr>
+            <w:rFonts w:ascii="Cambria Math" w:hAnsi="Cambria Math"/>
+          </w:rPr>
+          <m:t> </m:t>
+        </m:r>
+      </m:oMath>
+      <w:r>
+        <w:t>被转换为二进制序列</w:t>
+      </w:r>
+      <m:oMath>
+        <m:r>
+          <w:rPr>
+            <w:rFonts w:ascii="Cambria Math" w:hAnsi="Cambria Math"/>
+          </w:rPr>
+          <m:t> </m:t>
+        </m:r>
+        <m:r>
+          <w:rPr>
+            <w:rFonts w:ascii="Cambria Math" w:hAnsi="Cambria Math"/>
+          </w:rPr>
+          <m:t>b</m:t>
+        </m:r>
+        <m:r>
+          <w:rPr>
+            <w:rFonts w:ascii="Cambria Math" w:hAnsi="Cambria Math"/>
+          </w:rPr>
+          <m:t>={</m:t>
+        </m:r>
+        <m:sSub>
+          <m:sSubPr>
+            <m:ctrlPr>
+              <w:rPr>
+                <w:rFonts w:ascii="Cambria Math" w:hAnsi="Cambria Math"/>
+                <w:i/>
+                <w:iCs/>
+              </w:rPr>
+            </m:ctrlPr>
+          </m:sSubPr>
+          <m:e>
+            <m:r>
+              <w:rPr>
+                <w:rFonts w:ascii="Cambria Math" w:hAnsi="Cambria Math"/>
+              </w:rPr>
+              <m:t>b</m:t>
+            </m:r>
+            <m:ctrlPr>
+              <w:rPr>
+                <w:rFonts w:ascii="Cambria Math" w:hAnsi="Cambria Math"/>
+                <w:i/>
+              </w:rPr>
+            </m:ctrlPr>
+          </m:e>
+          <m:sub>
+            <m:r>
+              <w:rPr>
+                <w:rFonts w:ascii="Cambria Math" w:hAnsi="Cambria Math"/>
+              </w:rPr>
+              <m:t>1</m:t>
+            </m:r>
+          </m:sub>
+        </m:sSub>
+        <m:r>
+          <w:rPr>
+            <w:rFonts w:ascii="Cambria Math" w:hAnsi="Cambria Math"/>
+          </w:rPr>
+          <m:t>​,</m:t>
+        </m:r>
+        <m:sSub>
+          <m:sSubPr>
+            <m:ctrlPr>
+              <w:rPr>
+                <w:rFonts w:ascii="Cambria Math" w:hAnsi="Cambria Math"/>
+                <w:i/>
+                <w:iCs/>
+              </w:rPr>
+            </m:ctrlPr>
+          </m:sSubPr>
+          <m:e>
+            <m:r>
+              <w:rPr>
+                <w:rFonts w:ascii="Cambria Math" w:hAnsi="Cambria Math"/>
+              </w:rPr>
+              <m:t>b</m:t>
+            </m:r>
+            <m:ctrlPr>
+              <w:rPr>
+                <w:rFonts w:ascii="Cambria Math" w:hAnsi="Cambria Math"/>
+                <w:i/>
+              </w:rPr>
+            </m:ctrlPr>
+          </m:e>
+          <m:sub>
+            <m:r>
+              <w:rPr>
+                <w:rFonts w:ascii="Cambria Math" w:hAnsi="Cambria Math"/>
+              </w:rPr>
+              <m:t>2</m:t>
+            </m:r>
+          </m:sub>
+        </m:sSub>
+        <m:r>
+          <w:rPr>
+            <w:rFonts w:ascii="Cambria Math" w:hAnsi="Cambria Math"/>
+          </w:rPr>
+          <m:t>​,…,</m:t>
+        </m:r>
+        <m:sSub>
+          <m:sSubPr>
+            <m:ctrlPr>
+              <w:rPr>
+                <w:rFonts w:ascii="Cambria Math" w:hAnsi="Cambria Math"/>
+                <w:i/>
+                <w:iCs/>
+              </w:rPr>
+            </m:ctrlPr>
+          </m:sSubPr>
+          <m:e>
+            <m:r>
+              <w:rPr>
+                <w:rFonts w:ascii="Cambria Math" w:hAnsi="Cambria Math"/>
+              </w:rPr>
+              <m:t>b</m:t>
+            </m:r>
+            <m:ctrlPr>
+              <w:rPr>
+                <w:rFonts w:ascii="Cambria Math" w:hAnsi="Cambria Math"/>
+                <w:i/>
+              </w:rPr>
+            </m:ctrlPr>
+          </m:e>
+          <m:sub>
+            <m:r>
+              <w:rPr>
+                <w:rFonts w:ascii="Cambria Math" w:hAnsi="Cambria Math"/>
+              </w:rPr>
+              <m:t>n</m:t>
+            </m:r>
+          </m:sub>
+        </m:sSub>
+        <m:r>
+          <w:rPr>
+            <w:rFonts w:ascii="Cambria Math" w:hAnsi="Cambria Math"/>
+          </w:rPr>
+          <m:t>​}</m:t>
+        </m:r>
+      </m:oMath>
+      <w:r>
+        <w:t>，通过伪随机序列</w:t>
+      </w:r>
+      <w:r>
+        <w:t> </w:t>
+      </w:r>
+      <w:r>
+        <w:rPr>
+          <w:i/>
+          <w:iCs/>
+        </w:rPr>
+        <w:t>p</w:t>
+      </w:r>
+      <w:r>
+        <w:t>（由</w:t>
+      </w:r>
+      <w:r>
+        <w:t>password_wm</w:t>
+      </w:r>
+      <w:r>
+        <w:t>生成）选择嵌入位置：</w:t>
+      </w:r>
+    </w:p>
+    <w:p>
+      <w:pPr>
+        <w:rPr>
+          <w:rFonts w:hint="eastAsia"/>
+        </w:rPr>
+      </w:pPr>
+      <m:oMathPara>
+        <m:oMath>
+          <m:sSubSup>
+            <m:sSubSupPr>
+              <m:ctrlPr>
+                <w:rPr>
+                  <w:rFonts w:ascii="Cambria Math" w:hAnsi="Cambria Math"/>
+                  <w:i/>
+                  <w:iCs/>
+                </w:rPr>
+              </m:ctrlPr>
+            </m:sSubSupPr>
+            <m:e>
+              <m:r>
+                <w:rPr>
+                  <w:rFonts w:ascii="Cambria Math" w:hAnsi="Cambria Math"/>
+                </w:rPr>
+                <m:t>F</m:t>
+              </m:r>
+            </m:e>
+            <m:sub>
+              <m:r>
+                <w:rPr>
+                  <w:rFonts w:ascii="Cambria Math" w:hAnsi="Cambria Math"/>
+                </w:rPr>
+                <m:t>k</m:t>
+              </m:r>
+            </m:sub>
+            <m:sup>
+              <m:r>
+                <w:rPr>
+                  <w:rFonts w:ascii="Cambria Math" w:hAnsi="Cambria Math"/>
+                </w:rPr>
+                <m:t>'</m:t>
+              </m:r>
+            </m:sup>
+          </m:sSubSup>
+          <m:r>
+            <w:rPr>
+              <w:rFonts w:ascii="Cambria Math" w:hAnsi="Cambria Math"/>
+            </w:rPr>
+            <m:t>​=</m:t>
+          </m:r>
+          <m:sSub>
+            <m:sSubPr>
+              <m:ctrlPr>
+                <w:rPr>
+                  <w:rFonts w:ascii="Cambria Math" w:hAnsi="Cambria Math"/>
+                  <w:i/>
+                  <w:iCs/>
+                </w:rPr>
+              </m:ctrlPr>
+            </m:sSubPr>
+            <m:e>
+              <m:r>
+                <w:rPr>
+                  <w:rFonts w:ascii="Cambria Math" w:hAnsi="Cambria Math"/>
+                </w:rPr>
+                <m:t>F</m:t>
+              </m:r>
+            </m:e>
+            <m:sub>
+              <m:r>
+                <w:rPr>
+                  <w:rFonts w:ascii="Cambria Math" w:hAnsi="Cambria Math"/>
+                </w:rPr>
+                <m:t>k</m:t>
+              </m:r>
+            </m:sub>
+          </m:sSub>
+          <m:r>
+            <w:rPr>
+              <w:rFonts w:ascii="Cambria Math" w:hAnsi="Cambria Math"/>
+            </w:rPr>
+            <m:t>​+</m:t>
+          </m:r>
+          <m:r>
+            <w:rPr>
+              <w:rFonts w:ascii="Cambria Math" w:hAnsi="Cambria Math"/>
+            </w:rPr>
+            <m:t>α</m:t>
+          </m:r>
+          <m:r>
+            <w:rPr>
+              <w:rFonts w:ascii="Cambria Math" w:hAnsi="Cambria Math" w:cs="Cambria Math"/>
+            </w:rPr>
+            <m:t>⋅</m:t>
+          </m:r>
+          <m:sSub>
+            <m:sSubPr>
+              <m:ctrlPr>
+                <w:rPr>
+                  <w:rFonts w:ascii="Cambria Math" w:hAnsi="Cambria Math"/>
+                  <w:i/>
+                  <w:iCs/>
+                </w:rPr>
+              </m:ctrlPr>
+            </m:sSubPr>
+            <m:e>
+              <m:r>
+                <w:rPr>
+                  <w:rFonts w:ascii="Cambria Math" w:hAnsi="Cambria Math"/>
+                </w:rPr>
+                <m:t>b</m:t>
+              </m:r>
+              <m:ctrlPr>
+                <w:rPr>
+                  <w:rFonts w:ascii="Cambria Math" w:hAnsi="Cambria Math" w:cs="Cambria Math"/>
+                  <w:i/>
+                </w:rPr>
+              </m:ctrlPr>
+            </m:e>
+            <m:sub>
+              <m:r>
+                <w:rPr>
+                  <w:rFonts w:ascii="Cambria Math" w:hAnsi="Cambria Math"/>
+                </w:rPr>
+                <m:t>i</m:t>
+              </m:r>
+            </m:sub>
+          </m:sSub>
+          <m:r>
+            <w:rPr>
+              <w:rFonts w:ascii="Cambria Math" w:hAnsi="Cambria Math"/>
+            </w:rPr>
+            <m:t>​</m:t>
+          </m:r>
+          <m:r>
+            <w:rPr>
+              <w:rFonts w:ascii="Cambria Math" w:hAnsi="Cambria Math" w:cs="Cambria Math"/>
+            </w:rPr>
+            <m:t>⋅</m:t>
+          </m:r>
+          <m:sSub>
+            <m:sSubPr>
+              <m:ctrlPr>
+                <w:rPr>
+                  <w:rFonts w:ascii="Cambria Math" w:hAnsi="Cambria Math"/>
+                  <w:i/>
+                  <w:iCs/>
+                </w:rPr>
+              </m:ctrlPr>
+            </m:sSubPr>
+            <m:e>
+              <m:r>
+                <w:rPr>
+                  <w:rFonts w:ascii="Cambria Math" w:hAnsi="Cambria Math"/>
+                </w:rPr>
+                <m:t>p</m:t>
+              </m:r>
+              <m:ctrlPr>
+                <w:rPr>
+                  <w:rFonts w:ascii="Cambria Math" w:hAnsi="Cambria Math" w:cs="Cambria Math"/>
+                  <w:i/>
+                </w:rPr>
+              </m:ctrlPr>
+            </m:e>
+            <m:sub>
+              <m:r>
+                <w:rPr>
+                  <w:rFonts w:ascii="Cambria Math" w:hAnsi="Cambria Math"/>
+                </w:rPr>
+                <m:t>j</m:t>
+              </m:r>
+            </m:sub>
+          </m:sSub>
+          <m:r>
+            <w:rPr>
+              <w:rFonts w:ascii="Cambria Math" w:hAnsi="Cambria Math"/>
+            </w:rPr>
+            <m:t>​</m:t>
+          </m:r>
+        </m:oMath>
+      </m:oMathPara>
+    </w:p>
+    <w:p>
+      <w:r>
+        <w:t>其中：</w:t>
+      </w:r>
+    </w:p>
+    <w:p>
+      <w:pPr>
+        <w:numPr>
+          <w:ilvl w:val="0"/>
+          <w:numId w:val="5"/>
+        </w:numPr>
+      </w:pPr>
+      <m:oMath>
+        <m:r>
+          <w:rPr>
+            <w:rFonts w:ascii="Cambria Math" w:hAnsi="Cambria Math"/>
+          </w:rPr>
+          <m:t>α</m:t>
+        </m:r>
+      </m:oMath>
+      <w:r>
+        <w:t>：嵌入强度因子（控制不可见性与鲁棒性的平衡）</w:t>
+      </w:r>
+    </w:p>
+    <w:p>
+      <w:pPr>
+        <w:numPr>
+          <w:ilvl w:val="0"/>
+          <w:numId w:val="5"/>
+        </w:numPr>
+      </w:pPr>
+      <m:oMath>
+        <m:sSub>
+          <m:sSubPr>
+            <m:ctrlPr>
+              <w:rPr>
+                <w:rFonts w:ascii="Cambria Math" w:hAnsi="Cambria Math"/>
+                <w:i/>
+                <w:iCs/>
+              </w:rPr>
+            </m:ctrlPr>
+          </m:sSubPr>
+          <m:e>
+            <m:r>
+              <w:rPr>
+                <w:rFonts w:ascii="Cambria Math" w:hAnsi="Cambria Math"/>
+              </w:rPr>
+              <m:t>p</m:t>
+            </m:r>
+          </m:e>
+          <m:sub>
+            <m:r>
+              <w:rPr>
+                <w:rFonts w:ascii="Cambria Math" w:hAnsi="Cambria Math"/>
+              </w:rPr>
+              <m:t>j</m:t>
+            </m:r>
+          </m:sub>
+        </m:sSub>
+        <m:r>
+          <w:rPr>
+            <w:rFonts w:ascii="Cambria Math" w:hAnsi="Cambria Math"/>
+          </w:rPr>
+          <m:t>​</m:t>
+        </m:r>
+      </m:oMath>
+      <w:r>
+        <w:t>：均值为</w:t>
+      </w:r>
+      <w:r>
+        <w:t>0</w:t>
+      </w:r>
+      <w:r>
+        <w:t>的伪随机噪声序列（</w:t>
+      </w:r>
+      <m:oMath>
+        <m:r>
+          <w:rPr>
+            <w:rFonts w:ascii="Cambria Math" w:hAnsi="Cambria Math"/>
+          </w:rPr>
+          <m:t>E</m:t>
+        </m:r>
+        <m:r>
+          <w:rPr>
+            <w:rFonts w:ascii="Cambria Math" w:hAnsi="Cambria Math"/>
+          </w:rPr>
+          <m:t>[</m:t>
+        </m:r>
+        <m:sSub>
+          <m:sSubPr>
+            <m:ctrlPr>
+              <w:rPr>
+                <w:rFonts w:ascii="Cambria Math" w:hAnsi="Cambria Math"/>
+                <w:i/>
+                <w:iCs/>
+              </w:rPr>
+            </m:ctrlPr>
+          </m:sSubPr>
+          <m:e>
+            <m:r>
+              <w:rPr>
+                <w:rFonts w:ascii="Cambria Math" w:hAnsi="Cambria Math"/>
+              </w:rPr>
+              <m:t>p</m:t>
+            </m:r>
+            <m:ctrlPr>
+              <w:rPr>
+                <w:rFonts w:ascii="Cambria Math" w:hAnsi="Cambria Math"/>
+                <w:i/>
+              </w:rPr>
+            </m:ctrlPr>
+          </m:e>
+          <m:sub>
+            <m:r>
+              <w:rPr>
+                <w:rFonts w:ascii="Cambria Math" w:hAnsi="Cambria Math"/>
+              </w:rPr>
+              <m:t>j</m:t>
+            </m:r>
+          </m:sub>
+        </m:sSub>
+        <m:r>
+          <w:rPr>
+            <w:rFonts w:ascii="Cambria Math" w:hAnsi="Cambria Math"/>
+          </w:rPr>
+          <m:t>​]=0</m:t>
+        </m:r>
+      </m:oMath>
+      <w:r>
+        <w:t>）</w:t>
+      </w:r>
+    </w:p>
+    <w:p>
+      <w:r>
+        <w:t>逆变换生成含水印图像：</w:t>
+      </w:r>
+    </w:p>
+    <w:p>
+      <m:oMathPara>
+        <m:oMath>
+          <m:r>
+            <w:rPr>
+              <w:rFonts w:ascii="Cambria Math" w:hAnsi="Cambria Math"/>
+            </w:rPr>
+            <m:t>I</m:t>
+          </m:r>
+          <m:r>
+            <w:rPr>
+              <w:rFonts w:ascii="Cambria Math" w:hAnsi="Cambria Math"/>
+            </w:rPr>
+            <m:t>'=</m:t>
+          </m:r>
+          <m:sSup>
+            <m:sSupPr>
+              <m:ctrlPr>
+                <w:rPr>
+                  <w:rFonts w:ascii="Cambria Math" w:hAnsi="Cambria Math"/>
+                  <w:i/>
+                </w:rPr>
+              </m:ctrlPr>
+            </m:sSupPr>
+            <m:e>
+              <m:r>
+                <w:rPr>
+                  <w:rFonts w:ascii="Cambria Math" w:hAnsi="Cambria Math"/>
+                </w:rPr>
+                <m:t>T</m:t>
+              </m:r>
+            </m:e>
+            <m:sup>
+              <m:r>
+                <w:rPr>
+                  <w:rFonts w:ascii="Cambria Math" w:hAnsi="Cambria Math"/>
+                </w:rPr>
+                <m:t>-1</m:t>
+              </m:r>
+            </m:sup>
+          </m:sSup>
+          <m:r>
+            <w:rPr>
+              <w:rFonts w:ascii="Cambria Math" w:hAnsi="Cambria Math"/>
+            </w:rPr>
+            <m:t>(</m:t>
+          </m:r>
+          <m:r>
+            <w:rPr>
+              <w:rFonts w:ascii="Cambria Math" w:hAnsi="Cambria Math"/>
+            </w:rPr>
+            <m:t>F</m:t>
+          </m:r>
+          <m:r>
+            <w:rPr>
+              <w:rFonts w:ascii="Cambria Math" w:hAnsi="Cambria Math"/>
+            </w:rPr>
+            <m:t>')</m:t>
+          </m:r>
+        </m:oMath>
+      </m:oMathPara>
+    </w:p>
+    <w:p>
+      <w:pPr>
+        <w:pStyle w:val="2"/>
+      </w:pPr>
+      <w:r>
+        <w:t xml:space="preserve">2. </w:t>
+      </w:r>
+      <w:r>
+        <w:t>水印提取过程</w:t>
+      </w:r>
+    </w:p>
+    <w:p>
+      <w:r>
+        <w:t>对含水印图像</w:t>
+      </w:r>
+      <w:r>
+        <w:t> </w:t>
+      </w:r>
+      <m:oMath>
+        <m:r>
+          <w:rPr>
+            <w:rFonts w:ascii="Cambria Math" w:hAnsi="Cambria Math"/>
+          </w:rPr>
+          <m:t>I</m:t>
+        </m:r>
+      </m:oMath>
+      <w:r>
+        <w:t>′ </w:t>
+      </w:r>
+      <w:r>
+        <w:t>进行相同变换：</w:t>
+      </w:r>
+    </w:p>
+    <w:p>
+      <m:oMathPara>
+        <m:oMath>
+          <m:acc>
+            <m:accPr>
+              <m:ctrlPr>
+                <w:rPr>
+                  <w:rFonts w:ascii="Cambria Math" w:hAnsi="Cambria Math"/>
+                  <w:i/>
+                  <w:iCs/>
+                </w:rPr>
+              </m:ctrlPr>
+            </m:accPr>
+            <m:e>
+              <m:r>
+                <w:rPr>
+                  <w:rFonts w:ascii="Cambria Math" w:hAnsi="Cambria Math"/>
+                </w:rPr>
+                <m:t>F</m:t>
+              </m:r>
+            </m:e>
+          </m:acc>
+          <m:r>
+            <w:rPr>
+              <w:rFonts w:ascii="Cambria Math" w:hAnsi="Cambria Math"/>
+            </w:rPr>
+            <m:t>=T(</m:t>
+          </m:r>
+          <m:r>
+            <w:rPr>
+              <w:rFonts w:ascii="Cambria Math" w:hAnsi="Cambria Math"/>
+            </w:rPr>
+            <m:t>I</m:t>
+          </m:r>
+          <m:r>
+            <w:rPr>
+              <w:rFonts w:ascii="Cambria Math" w:hAnsi="Cambria Math"/>
+            </w:rPr>
+            <m:t>')</m:t>
+          </m:r>
+        </m:oMath>
+      </m:oMathPara>
+    </w:p>
+    <w:p>
+      <w:r>
+        <w:t>使用相同伪随机序列</w:t>
+      </w:r>
+      <w:r>
+        <w:t> </w:t>
+      </w:r>
+      <w:r>
+        <w:rPr>
+          <w:i/>
+          <w:iCs/>
+        </w:rPr>
+        <w:t>p</w:t>
+      </w:r>
+      <w:r>
+        <w:t> </w:t>
+      </w:r>
+      <w:r>
+        <w:t>计算相关性：</w:t>
+      </w:r>
+    </w:p>
+    <w:p>
+      <m:oMathPara>
+        <m:oMath>
+          <m:sSub>
+            <m:sSubPr>
+              <m:ctrlPr>
+                <w:rPr>
+                  <w:rFonts w:ascii="Cambria Math" w:hAnsi="Cambria Math"/>
+                  <w:i/>
+                  <w:iCs/>
+                </w:rPr>
+              </m:ctrlPr>
+            </m:sSubPr>
+            <m:e>
+              <m:r>
+                <w:rPr>
+                  <w:rFonts w:ascii="Cambria Math" w:hAnsi="Cambria Math"/>
+                </w:rPr>
+                <m:t>c</m:t>
+              </m:r>
+            </m:e>
+            <m:sub>
+              <m:r>
+                <w:rPr>
+                  <w:rFonts w:ascii="Cambria Math" w:hAnsi="Cambria Math"/>
+                </w:rPr>
+                <m:t>i</m:t>
+              </m:r>
+            </m:sub>
+          </m:sSub>
+          <m:r>
+            <w:rPr>
+              <w:rFonts w:ascii="Cambria Math" w:hAnsi="Cambria Math"/>
+            </w:rPr>
+            <m:t>​=</m:t>
+          </m:r>
+          <m:f>
+            <m:fPr>
+              <m:ctrlPr>
+                <w:rPr>
+                  <w:rFonts w:ascii="Cambria Math" w:hAnsi="Cambria Math"/>
+                  <w:i/>
+                  <w:iCs/>
+                </w:rPr>
+              </m:ctrlPr>
+            </m:fPr>
+            <m:num>
+              <m:r>
+                <w:rPr>
+                  <w:rFonts w:ascii="Cambria Math" w:hAnsi="Cambria Math"/>
+                </w:rPr>
+                <m:t>1</m:t>
+              </m:r>
+            </m:num>
+            <m:den>
+              <m:r>
+                <w:rPr>
+                  <w:rFonts w:ascii="Cambria Math" w:hAnsi="Cambria Math"/>
+                </w:rPr>
+                <m:t>m</m:t>
+              </m:r>
+            </m:den>
+          </m:f>
+          <m:nary>
+            <m:naryPr>
+              <m:chr m:val="∑"/>
+              <m:limLoc m:val="undOvr"/>
+              <m:ctrlPr>
+                <w:rPr>
+                  <w:rFonts w:ascii="Cambria Math" w:hAnsi="Cambria Math"/>
+                  <w:i/>
+                </w:rPr>
+              </m:ctrlPr>
+            </m:naryPr>
+            <m:sub>
+              <m:r>
+                <w:rPr>
+                  <w:rFonts w:ascii="Cambria Math" w:hAnsi="Cambria Math"/>
+                </w:rPr>
+                <m:t>j=1</m:t>
+              </m:r>
+            </m:sub>
+            <m:sup>
+              <m:r>
+                <w:rPr>
+                  <w:rFonts w:ascii="Cambria Math" w:hAnsi="Cambria Math"/>
+                </w:rPr>
+                <m:t>m</m:t>
+              </m:r>
+            </m:sup>
+            <m:e>
+              <m:sSub>
+                <m:sSubPr>
+                  <m:ctrlPr>
+                    <w:rPr>
+                      <w:rFonts w:ascii="Cambria Math" w:hAnsi="Cambria Math"/>
+                      <w:i/>
+                    </w:rPr>
+                  </m:ctrlPr>
+                </m:sSubPr>
+                <m:e>
+                  <m:acc>
+                    <m:accPr>
+                      <m:ctrlPr>
+                        <w:rPr>
+                          <w:rFonts w:ascii="Cambria Math" w:hAnsi="Cambria Math"/>
+                          <w:i/>
+                        </w:rPr>
+                      </m:ctrlPr>
+                    </m:accPr>
+                    <m:e>
+                      <m:r>
+                        <w:rPr>
+                          <w:rFonts w:ascii="Cambria Math" w:hAnsi="Cambria Math"/>
+                        </w:rPr>
+                        <m:t>F</m:t>
+                      </m:r>
+                    </m:e>
+                  </m:acc>
+                </m:e>
+                <m:sub>
+                  <m:sSub>
+                    <m:sSubPr>
+                      <m:ctrlPr>
+                        <w:rPr>
+                          <w:rFonts w:ascii="Cambria Math" w:hAnsi="Cambria Math"/>
+                          <w:i/>
+                        </w:rPr>
+                      </m:ctrlPr>
+                    </m:sSubPr>
+                    <m:e>
+                      <m:r>
+                        <w:rPr>
+                          <w:rFonts w:ascii="Cambria Math" w:hAnsi="Cambria Math"/>
+                        </w:rPr>
+                        <m:t>k</m:t>
+                      </m:r>
+                    </m:e>
+                    <m:sub>
+                      <m:r>
+                        <w:rPr>
+                          <w:rFonts w:ascii="Cambria Math" w:hAnsi="Cambria Math"/>
+                        </w:rPr>
+                        <m:t>j</m:t>
+                      </m:r>
+                    </m:sub>
+                  </m:sSub>
+                </m:sub>
+              </m:sSub>
+              <m:r>
+                <w:rPr>
+                  <w:rFonts w:ascii="Cambria Math" w:hAnsi="Cambria Math"/>
+                </w:rPr>
+                <m:t>∙</m:t>
+              </m:r>
+              <m:sSub>
+                <m:sSubPr>
+                  <m:ctrlPr>
+                    <w:rPr>
+                      <w:rFonts w:ascii="Cambria Math" w:hAnsi="Cambria Math"/>
+                      <w:i/>
+                    </w:rPr>
+                  </m:ctrlPr>
+                </m:sSubPr>
+                <m:e>
+                  <m:r>
+                    <w:rPr>
+                      <w:rFonts w:ascii="Cambria Math" w:hAnsi="Cambria Math"/>
+                    </w:rPr>
+                    <m:t>p</m:t>
+                  </m:r>
+                </m:e>
+                <m:sub>
+                  <m:r>
+                    <w:rPr>
+                      <w:rFonts w:ascii="Cambria Math" w:hAnsi="Cambria Math"/>
+                    </w:rPr>
+                    <m:t>j</m:t>
+                  </m:r>
+                </m:sub>
+              </m:sSub>
+            </m:e>
+          </m:nary>
+          <m:r>
+            <w:rPr>
+              <w:rFonts w:ascii="Cambria Math" w:hAnsi="Cambria Math"/>
+            </w:rPr>
+            <m:t>​</m:t>
+          </m:r>
+        </m:oMath>
+      </m:oMathPara>
+    </w:p>
+    <w:p>
+      <w:r>
+        <w:t>其中</w:t>
+      </w:r>
+      <w:r>
+        <w:t> </w:t>
+      </w:r>
+      <m:oMath>
+        <m:sSub>
+          <m:sSubPr>
+            <m:ctrlPr>
+              <w:rPr>
+                <w:rFonts w:ascii="Cambria Math" w:hAnsi="Cambria Math"/>
+                <w:i/>
+                <w:iCs/>
+              </w:rPr>
+            </m:ctrlPr>
+          </m:sSubPr>
+          <m:e>
+            <m:r>
+              <w:rPr>
+                <w:rFonts w:ascii="Cambria Math" w:hAnsi="Cambria Math"/>
+              </w:rPr>
+              <m:t>k</m:t>
+            </m:r>
+          </m:e>
+          <m:sub>
+            <m:r>
+              <w:rPr>
+                <w:rFonts w:ascii="Cambria Math" w:hAnsi="Cambria Math"/>
+              </w:rPr>
+              <m:t>j</m:t>
+            </m:r>
+          </m:sub>
+        </m:sSub>
+      </m:oMath>
+      <w:r>
+        <w:t>​ </w:t>
+      </w:r>
+      <w:r>
+        <w:t>是预设的嵌入位置索引。提取的比特位由相关性符号判定：</w:t>
+      </w:r>
+    </w:p>
+    <w:p>
+      <w:pPr>
+        <w:rPr>
+          <w:rFonts w:hint="eastAsia"/>
+        </w:rPr>
+      </w:pPr>
+      <m:oMathPara>
+        <m:oMath>
+          <m:sSub>
+            <m:sSubPr>
+              <m:ctrlPr>
+                <w:rPr>
+                  <w:rFonts w:ascii="Cambria Math" w:hAnsi="Cambria Math"/>
+                  <w:i/>
+                </w:rPr>
+              </m:ctrlPr>
+            </m:sSubPr>
+            <m:e>
+              <m:acc>
+                <m:accPr>
+                  <m:ctrlPr>
+                    <w:rPr>
+                      <w:rFonts w:ascii="Cambria Math" w:hAnsi="Cambria Math"/>
+                      <w:i/>
+                    </w:rPr>
+                  </m:ctrlPr>
+                </m:accPr>
+                <m:e>
+                  <m:r>
+                    <w:rPr>
+                      <w:rFonts w:ascii="Cambria Math" w:hAnsi="Cambria Math"/>
+                    </w:rPr>
+                    <m:t>b</m:t>
+                  </m:r>
+                </m:e>
+              </m:acc>
+            </m:e>
+            <m:sub>
+              <m:r>
+                <w:rPr>
+                  <w:rFonts w:ascii="Cambria Math" w:hAnsi="Cambria Math"/>
+                </w:rPr>
+                <m:t>i</m:t>
+              </m:r>
+            </m:sub>
+          </m:sSub>
+          <m:r>
+            <w:rPr>
+              <w:rFonts w:ascii="Cambria Math" w:hAnsi="Cambria Math"/>
+            </w:rPr>
+            <m:t>=</m:t>
+          </m:r>
+          <m:d>
+            <m:dPr>
+              <m:begChr m:val="{"/>
+              <m:endChr m:val=""/>
+              <m:ctrlPr>
+                <w:rPr>
+                  <w:rFonts w:ascii="Cambria Math" w:hAnsi="Cambria Math"/>
+                  <w:i/>
+                </w:rPr>
+              </m:ctrlPr>
+            </m:dPr>
+            <m:e>
+              <m:eqArr>
+                <m:eqArrPr>
+                  <m:ctrlPr>
+                    <w:rPr>
+                      <w:rFonts w:ascii="Cambria Math" w:hAnsi="Cambria Math"/>
+                      <w:i/>
+                    </w:rPr>
+                  </m:ctrlPr>
+                </m:eqArrPr>
+                <m:e>
+                  <m:r>
+                    <w:rPr>
+                      <w:rFonts w:ascii="Cambria Math" w:hAnsi="Cambria Math"/>
+                    </w:rPr>
+                    <m:t xml:space="preserve">1 if </m:t>
+                  </m:r>
+                  <m:sSub>
+                    <m:sSubPr>
+                      <m:ctrlPr>
+                        <w:rPr>
+                          <w:rFonts w:ascii="Cambria Math" w:hAnsi="Cambria Math"/>
+                          <w:i/>
+                        </w:rPr>
+                      </m:ctrlPr>
+                    </m:sSubPr>
+                    <m:e>
+                      <m:r>
+                        <w:rPr>
+                          <w:rFonts w:ascii="Cambria Math" w:hAnsi="Cambria Math"/>
+                        </w:rPr>
+                        <m:t>c</m:t>
+                      </m:r>
+                    </m:e>
+                    <m:sub>
+                      <m:r>
+                        <w:rPr>
+                          <w:rFonts w:ascii="Cambria Math" w:hAnsi="Cambria Math"/>
+                        </w:rPr>
+                        <m:t>i</m:t>
+                      </m:r>
+                    </m:sub>
+                  </m:sSub>
+                  <m:r>
+                    <w:rPr>
+                      <w:rFonts w:ascii="Cambria Math" w:hAnsi="Cambria Math"/>
+                    </w:rPr>
+                    <m:t>&gt;</m:t>
+                  </m:r>
+                  <m:r>
+                    <w:rPr>
+                      <w:rFonts w:ascii="Cambria Math" w:hAnsi="Cambria Math"/>
+                    </w:rPr>
+                    <m:t>τ</m:t>
+                  </m:r>
+                  <m:r>
+                    <w:rPr>
+                      <w:rFonts w:ascii="Cambria Math" w:hAnsi="Cambria Math"/>
+                    </w:rPr>
+                    <m:t> </m:t>
+                  </m:r>
+                  <m:r>
+                    <w:rPr>
+                      <w:rFonts w:ascii="Cambria Math" w:hAnsi="Cambria Math"/>
+                    </w:rPr>
+                    <m:t xml:space="preserve">    </m:t>
+                  </m:r>
+                </m:e>
+                <m:e>
+                  <m:r>
+                    <w:rPr>
+                      <w:rFonts w:ascii="Cambria Math" w:hAnsi="Cambria Math"/>
+                    </w:rPr>
+                    <m:t>0 otherwise</m:t>
+                  </m:r>
+                </m:e>
+              </m:eqArr>
+            </m:e>
+          </m:d>
+        </m:oMath>
+      </m:oMathPara>
+    </w:p>
+    <w:p>
+      <w:pPr>
+        <w:rPr>
+          <w:rFonts w:hint="eastAsia"/>
+        </w:rPr>
+      </w:pPr>
+      <w:r>
+        <w:t>阈值</w:t>
+      </w:r>
+      <w:r>
+        <w:t> </w:t>
+      </w:r>
+      <m:oMath>
+        <m:r>
+          <w:rPr>
+            <w:rFonts w:ascii="Cambria Math" w:hAnsi="Cambria Math"/>
+          </w:rPr>
+          <m:t>τ</m:t>
+        </m:r>
+        <m:r>
+          <w:rPr>
+            <w:rFonts w:ascii="Cambria Math" w:hAnsi="Cambria Math"/>
+          </w:rPr>
+          <m:t> </m:t>
+        </m:r>
+      </m:oMath>
+      <w:r>
+        <w:t>通常设为</w:t>
+      </w:r>
+      <w:r>
+        <w:t>0</w:t>
+      </w:r>
+      <w:r>
+        <w:t>。最终将二进制序列解码为文本。</w:t>
+      </w:r>
+    </w:p>
+    <w:p>
+      <w:pPr>
+        <w:rPr>
+          <w:b/>
+          <w:bCs/>
+        </w:rPr>
+      </w:pPr>
+      <w:r>
+        <w:rPr>
+          <w:b/>
+          <w:bCs/>
+        </w:rPr>
+        <w:t>关键数学特性</w:t>
+      </w:r>
+    </w:p>
+    <w:p>
+      <w:pPr>
+        <w:numPr>
+          <w:ilvl w:val="0"/>
+          <w:numId w:val="6"/>
+        </w:numPr>
+      </w:pPr>
+      <w:r>
+        <w:t>​</w:t>
+      </w:r>
+      <w:r>
+        <w:rPr>
+          <w:b/>
+          <w:bCs/>
+        </w:rPr>
+        <w:t>​</w:t>
+      </w:r>
+      <w:r>
+        <w:rPr>
+          <w:b/>
+          <w:bCs/>
+        </w:rPr>
+        <w:t>不可见性</w:t>
+      </w:r>
+      <w:r>
+        <w:rPr>
+          <w:b/>
+          <w:bCs/>
+        </w:rPr>
+        <w:t>​</w:t>
+      </w:r>
+      <w:r>
+        <w:t>​</w:t>
+      </w:r>
+      <w:r>
+        <w:br/>
+      </w:r>
+      <w:r>
+        <w:t>通过限制修改幅度</w:t>
+      </w:r>
+      <w:r>
+        <w:t> </w:t>
+      </w:r>
+      <m:oMath>
+        <m:r>
+          <w:rPr>
+            <w:rFonts w:ascii="Cambria Math" w:hAnsi="Cambria Math"/>
+          </w:rPr>
+          <m:t>α</m:t>
+        </m:r>
+      </m:oMath>
+      <w:r>
+        <w:t> </w:t>
+      </w:r>
+      <w:r>
+        <w:t>保证：</w:t>
+      </w:r>
+    </w:p>
+    <w:p>
+      <w:pPr>
+        <w:jc w:val="center"/>
+      </w:pPr>
+      <m:oMath>
+        <m:r>
+          <w:rPr>
+            <w:rFonts w:ascii="Cambria Math" w:hAnsi="Cambria Math" w:cs="Cambria Math"/>
+          </w:rPr>
+          <w:lastRenderedPageBreak/>
+          <m:t>∥</m:t>
+        </m:r>
+        <m:r>
+          <w:rPr>
+            <w:rFonts w:ascii="Cambria Math" w:hAnsi="Cambria Math"/>
+          </w:rPr>
+          <m:t>I</m:t>
+        </m:r>
+        <m:r>
+          <w:rPr>
+            <w:rFonts w:ascii="Cambria Math" w:hAnsi="Cambria Math"/>
+          </w:rPr>
+          <m:t>'-</m:t>
+        </m:r>
+        <m:r>
+          <w:rPr>
+            <w:rFonts w:ascii="Cambria Math" w:hAnsi="Cambria Math"/>
+          </w:rPr>
+          <m:t>I</m:t>
+        </m:r>
+        <m:r>
+          <w:rPr>
+            <w:rFonts w:ascii="Cambria Math" w:hAnsi="Cambria Math" w:cs="Cambria Math"/>
+          </w:rPr>
+          <m:t>∥</m:t>
+        </m:r>
+        <m:r>
+          <w:rPr>
+            <w:rFonts w:ascii="Cambria Math" w:hAnsi="Cambria Math"/>
+          </w:rPr>
+          <m:t>∞​&lt;</m:t>
+        </m:r>
+        <m:r>
+          <w:rPr>
+            <w:rFonts w:ascii="Cambria Math" w:hAnsi="Cambria Math"/>
+          </w:rPr>
+          <m:t>ϵ</m:t>
+        </m:r>
+      </m:oMath>
+      <w:r>
+        <w:t>(</w:t>
+      </w:r>
+      <w:r>
+        <w:rPr>
+          <w:i/>
+          <w:iCs/>
+        </w:rPr>
+        <w:t>ϵ</w:t>
+      </w:r>
+      <w:r>
+        <w:t> </w:t>
+      </w:r>
+      <w:r>
+        <w:t>为视觉不可感知阈值</w:t>
+      </w:r>
+      <w:r>
+        <w:t>)</w:t>
+      </w:r>
+    </w:p>
+    <w:p>
+      <w:pPr>
+        <w:numPr>
+          <w:ilvl w:val="0"/>
+          <w:numId w:val="6"/>
+        </w:numPr>
+      </w:pPr>
+      <w:r>
+        <w:t>​</w:t>
+      </w:r>
+      <w:r>
+        <w:rPr>
+          <w:b/>
+          <w:bCs/>
+        </w:rPr>
+        <w:t>​</w:t>
+      </w:r>
+      <w:r>
+        <w:rPr>
+          <w:b/>
+          <w:bCs/>
+        </w:rPr>
+        <w:t>鲁棒性原理</w:t>
+      </w:r>
+      <w:r>
+        <w:rPr>
+          <w:b/>
+          <w:bCs/>
+        </w:rPr>
+        <w:t>​</w:t>
+      </w:r>
+      <w:r>
+        <w:t>​</w:t>
+      </w:r>
+      <w:r>
+        <w:br/>
+      </w:r>
+      <w:r>
+        <w:t>频域系数在攻击下的稳定性：</w:t>
+      </w:r>
+    </w:p>
+    <w:p>
+      <w:pPr>
+        <w:numPr>
+          <w:ilvl w:val="1"/>
+          <w:numId w:val="6"/>
+        </w:numPr>
+      </w:pPr>
+      <w:r>
+        <w:t>​</w:t>
+      </w:r>
+      <w:r>
+        <w:rPr>
+          <w:b/>
+          <w:bCs/>
+        </w:rPr>
+        <w:t>​</w:t>
+      </w:r>
+      <w:r>
+        <w:rPr>
+          <w:b/>
+          <w:bCs/>
+        </w:rPr>
+        <w:t>几何攻击</w:t>
+      </w:r>
+      <w:r>
+        <w:rPr>
+          <w:b/>
+          <w:bCs/>
+        </w:rPr>
+        <w:t>​</w:t>
+      </w:r>
+      <w:r>
+        <w:t>​</w:t>
+      </w:r>
+      <w:r>
+        <w:t>（翻转</w:t>
+      </w:r>
+      <w:r>
+        <w:t>/</w:t>
+      </w:r>
+      <w:r>
+        <w:t>平移）</w:t>
+      </w:r>
+      <w:r>
+        <w:br/>
+      </w:r>
+      <w:r>
+        <w:t>导致相位偏移，但频域幅度变化有限</w:t>
+      </w:r>
+    </w:p>
+    <w:p>
+      <w:pPr>
+        <w:numPr>
+          <w:ilvl w:val="1"/>
+          <w:numId w:val="6"/>
+        </w:numPr>
+      </w:pPr>
+      <w:r>
+        <w:t>​</w:t>
+      </w:r>
+      <w:r>
+        <w:rPr>
+          <w:b/>
+          <w:bCs/>
+        </w:rPr>
+        <w:t>​</w:t>
+      </w:r>
+      <w:r>
+        <w:rPr>
+          <w:b/>
+          <w:bCs/>
+        </w:rPr>
+        <w:t>信号处理</w:t>
+      </w:r>
+      <w:r>
+        <w:rPr>
+          <w:b/>
+          <w:bCs/>
+        </w:rPr>
+        <w:t>​</w:t>
+      </w:r>
+      <w:r>
+        <w:t>​</w:t>
+      </w:r>
+      <w:r>
+        <w:t>（对比度</w:t>
+      </w:r>
+      <w:r>
+        <w:t>/</w:t>
+      </w:r>
+      <w:r>
+        <w:t>亮度调整）</w:t>
+      </w:r>
+      <w:r>
+        <w:br/>
+      </w:r>
+      <w:r>
+        <w:t>可建模为全局线性变换：</w:t>
+      </w:r>
+      <m:oMath>
+        <m:r>
+          <w:rPr>
+            <w:rFonts w:ascii="Cambria Math" w:hAnsi="Cambria Math"/>
+          </w:rPr>
+          <m:t>I</m:t>
+        </m:r>
+        <m:r>
+          <w:rPr>
+            <w:rFonts w:ascii="Cambria Math" w:hAnsi="Cambria Math"/>
+          </w:rPr>
+          <m:t>''=</m:t>
+        </m:r>
+        <m:r>
+          <w:rPr>
+            <w:rFonts w:ascii="Cambria Math" w:hAnsi="Cambria Math"/>
+          </w:rPr>
+          <m:t>a</m:t>
+        </m:r>
+        <m:r>
+          <w:rPr>
+            <w:rFonts w:ascii="Cambria Math" w:hAnsi="Cambria Math" w:cs="Cambria Math"/>
+          </w:rPr>
+          <m:t>⋅</m:t>
+        </m:r>
+        <m:r>
+          <w:rPr>
+            <w:rFonts w:ascii="Cambria Math" w:hAnsi="Cambria Math"/>
+          </w:rPr>
+          <m:t>I</m:t>
+        </m:r>
+        <m:r>
+          <w:rPr>
+            <w:rFonts w:ascii="Cambria Math" w:hAnsi="Cambria Math"/>
+          </w:rPr>
+          <m:t>'+</m:t>
+        </m:r>
+        <m:r>
+          <w:rPr>
+            <w:rFonts w:ascii="Cambria Math" w:hAnsi="Cambria Math"/>
+          </w:rPr>
+          <m:t>b</m:t>
+        </m:r>
+      </m:oMath>
+      <w:r>
+        <w:br/>
+      </w:r>
+      <w:r>
+        <w:t>提取时相关性保持：</w:t>
+      </w:r>
+      <m:oMath>
+        <m:sSup>
+          <m:sSupPr>
+            <m:ctrlPr>
+              <w:rPr>
+                <w:rFonts w:ascii="Cambria Math" w:hAnsi="Cambria Math"/>
+                <w:i/>
+              </w:rPr>
+            </m:ctrlPr>
+          </m:sSupPr>
+          <m:e>
+            <m:r>
+              <w:rPr>
+                <w:rFonts w:ascii="Cambria Math" w:hAnsi="Cambria Math"/>
+              </w:rPr>
+              <m:t>c</m:t>
+            </m:r>
+            <m:ctrlPr>
+              <w:rPr>
+                <w:rFonts w:ascii="Cambria Math" w:hAnsi="Cambria Math"/>
+                <w:i/>
+                <w:iCs/>
+              </w:rPr>
+            </m:ctrlPr>
+          </m:e>
+          <m:sup>
+            <m:r>
+              <w:rPr>
+                <w:rFonts w:ascii="Cambria Math" w:hAnsi="Cambria Math"/>
+              </w:rPr>
+              <m:t>i</m:t>
+            </m:r>
+            <m:r>
+              <w:rPr>
+                <w:rFonts w:ascii="Cambria Math" w:hAnsi="Cambria Math"/>
+              </w:rPr>
+              <m:t>​</m:t>
+            </m:r>
+          </m:sup>
+        </m:sSup>
+        <m:r>
+          <w:rPr>
+            <w:rFonts w:ascii="Cambria Math" w:hAnsi="Cambria Math"/>
+          </w:rPr>
+          <m:t>≈</m:t>
+        </m:r>
+        <m:r>
+          <w:rPr>
+            <w:rFonts w:ascii="Cambria Math" w:hAnsi="Cambria Math"/>
+          </w:rPr>
+          <m:t>a</m:t>
+        </m:r>
+        <m:r>
+          <w:rPr>
+            <w:rFonts w:ascii="Cambria Math" w:hAnsi="Cambria Math" w:cs="Cambria Math"/>
+          </w:rPr>
+          <m:t>⋅</m:t>
+        </m:r>
+        <m:sSub>
+          <m:sSubPr>
+            <m:ctrlPr>
+              <w:rPr>
+                <w:rFonts w:ascii="Cambria Math" w:hAnsi="Cambria Math"/>
+                <w:i/>
+                <w:iCs/>
+              </w:rPr>
+            </m:ctrlPr>
+          </m:sSubPr>
+          <m:e>
+            <m:r>
+              <w:rPr>
+                <w:rFonts w:ascii="Cambria Math" w:hAnsi="Cambria Math"/>
+              </w:rPr>
+              <m:t>c</m:t>
+            </m:r>
+            <m:ctrlPr>
+              <w:rPr>
+                <w:rFonts w:ascii="Cambria Math" w:hAnsi="Cambria Math" w:cs="Cambria Math"/>
+                <w:i/>
+              </w:rPr>
+            </m:ctrlPr>
+          </m:e>
+          <m:sub>
+            <m:r>
+              <w:rPr>
+                <w:rFonts w:ascii="Cambria Math" w:hAnsi="Cambria Math"/>
+              </w:rPr>
+              <m:t>i</m:t>
+            </m:r>
+          </m:sub>
+        </m:sSub>
+        <m:r>
+          <w:rPr>
+            <w:rFonts w:ascii="Cambria Math" w:hAnsi="Cambria Math"/>
+          </w:rPr>
+          <m:t>​</m:t>
+        </m:r>
+      </m:oMath>
+    </w:p>
+    <w:p>
+      <w:pPr>
+        <w:numPr>
+          <w:ilvl w:val="1"/>
+          <w:numId w:val="6"/>
+        </w:numPr>
+      </w:pPr>
+      <w:r>
+        <w:t>​</w:t>
+      </w:r>
+      <w:r>
+        <w:rPr>
+          <w:b/>
+          <w:bCs/>
+        </w:rPr>
+        <w:t>​</w:t>
+      </w:r>
+      <w:r>
+        <w:rPr>
+          <w:b/>
+          <w:bCs/>
+        </w:rPr>
+        <w:t>裁剪攻击</w:t>
+      </w:r>
+      <w:r>
+        <w:rPr>
+          <w:b/>
+          <w:bCs/>
+        </w:rPr>
+        <w:t>​</w:t>
+      </w:r>
+      <w:r>
+        <w:t>​</w:t>
+      </w:r>
+      <w:r>
+        <w:br/>
+      </w:r>
+      <w:r>
+        <w:t>保留频域低频分量（能量集中区域），水印仍可部分恢复</w:t>
+      </w:r>
+    </w:p>
+    <w:p>
+      <w:pPr>
+        <w:pStyle w:val="1"/>
+      </w:pPr>
+      <w:r>
+        <w:rPr>
+          <w:rFonts w:hint="eastAsia"/>
+        </w:rPr>
+        <w:t>代码解释及运行结果</w:t>
+      </w:r>
+    </w:p>
+    <w:p>
+      <w:pPr>
+        <w:pStyle w:val="2"/>
+      </w:pPr>
+      <w:r>
+        <w:t>完整代码解释</w:t>
+      </w:r>
+    </w:p>
+    <w:p>
+      <w:pPr>
+        <w:rPr>
+          <w:b/>
+          <w:bCs/>
+        </w:rPr>
+      </w:pPr>
+      <w:r>
+        <w:rPr>
+          <w:b/>
+          <w:bCs/>
+        </w:rPr>
+        <w:t xml:space="preserve">1. </w:t>
+      </w:r>
+      <w:r>
+        <w:rPr>
+          <w:b/>
+          <w:bCs/>
+        </w:rPr>
+        <w:t>整体结构</w:t>
+      </w:r>
+    </w:p>
+    <w:p>
+      <w:pPr>
+        <w:rPr>
+          <w:rFonts w:hint="eastAsia"/>
+        </w:rPr>
+      </w:pPr>
+      <w:r>
+        <w:t>该代码实现了一个完整的数字水印测试框架，包括</w:t>
+      </w:r>
+      <w:r>
+        <w:rPr>
+          <w:rFonts w:hint="eastAsia"/>
+        </w:rPr>
+        <w:t>：</w:t>
+      </w:r>
+    </w:p>
+    <w:p>
+      <w:pPr>
+        <w:numPr>
+          <w:ilvl w:val="0"/>
+          <w:numId w:val="7"/>
+        </w:numPr>
+      </w:pPr>
+      <w:r>
+        <w:t>水印嵌入功能</w:t>
+      </w:r>
+    </w:p>
+    <w:p>
+      <w:pPr>
+        <w:numPr>
+          <w:ilvl w:val="0"/>
+          <w:numId w:val="7"/>
+        </w:numPr>
+      </w:pPr>
+      <w:r>
+        <w:t>水印提取功能</w:t>
+      </w:r>
+    </w:p>
+    <w:p>
+      <w:pPr>
+        <w:numPr>
+          <w:ilvl w:val="0"/>
+          <w:numId w:val="7"/>
+        </w:numPr>
+      </w:pPr>
+      <w:r>
+        <w:t>8</w:t>
+      </w:r>
+      <w:r>
+        <w:t>种图像攻击的鲁棒性测试</w:t>
+      </w:r>
+    </w:p>
+    <w:p>
+      <w:pPr>
+        <w:numPr>
+          <w:ilvl w:val="0"/>
+          <w:numId w:val="7"/>
+        </w:numPr>
+      </w:pPr>
+      <w:r>
+        <w:t>测试结果分析</w:t>
+      </w:r>
+    </w:p>
+    <w:p>
+      <w:pPr>
+        <w:rPr>
+          <w:rFonts w:hint="eastAsia"/>
+        </w:rPr>
+      </w:pPr>
+      <w:r>
+        <w:rPr>
+          <w:rFonts w:hint="eastAsia"/>
+        </w:rPr>
+        <w:t>通过导入</w:t>
+      </w:r>
+      <w:r>
+        <w:rPr>
+          <w:rFonts w:hint="eastAsia"/>
+        </w:rPr>
+        <w:t>blind_watermask</w:t>
+      </w:r>
+      <w:r>
+        <w:rPr>
+          <w:rFonts w:hint="eastAsia"/>
+        </w:rPr>
+        <w:t>水印库进行编程。</w:t>
+      </w:r>
+      <w:r>
+        <w:rPr>
+          <w:noProof/>
+        </w:rPr>
+        <w:lastRenderedPageBreak/>
+        <w:drawing>
+          <wp:inline distT="0" distB="0" distL="0" distR="0" wp14:anchorId="41A819D6" wp14:editId="09C1930A">
+            <wp:extent cx="5274310" cy="3359785"/>
+            <wp:effectExtent l="0" t="0" r="2540" b="0"/>
+            <wp:docPr id="929051977" name="图片 1"/>
+            <wp:cNvGraphicFramePr>
+              <a:graphicFrameLocks xmlns:a="http://schemas.openxmlformats.org/drawingml/2006/main" noChangeAspect="1"/>
+            </wp:cNvGraphicFramePr>
+            <a:graphic xmlns:a="http://schemas.openxmlformats.org/drawingml/2006/main">
+              <a:graphicData uri="http://schemas.openxmlformats.org/drawingml/2006/picture">
+                <pic:pic xmlns:pic="http://schemas.openxmlformats.org/drawingml/2006/picture">
+                  <pic:nvPicPr>
+                    <pic:cNvPr id="929051977" name=""/>
+                    <pic:cNvPicPr/>
+                  </pic:nvPicPr>
+                  <pic:blipFill>
+                    <a:blip r:embed="rId8"/>
+                    <a:stretch>
+                      <a:fillRect/>
+                    </a:stretch>
+                  </pic:blipFill>
+                  <pic:spPr>
+                    <a:xfrm>
+                      <a:off x="0" y="0"/>
+                      <a:ext cx="5274310" cy="3359785"/>
+                    </a:xfrm>
+                    <a:prstGeom prst="rect">
+                      <a:avLst/>
+                    </a:prstGeom>
+                  </pic:spPr>
+                </pic:pic>
+              </a:graphicData>
+            </a:graphic>
+          </wp:inline>
+        </w:drawing>
+      </w:r>
+    </w:p>
+    <w:p>
+      <w:pPr>
+        <w:rPr>
+          <w:b/>
+          <w:bCs/>
+        </w:rPr>
+      </w:pPr>
+      <w:r>
+        <w:rPr>
+          <w:b/>
+          <w:bCs/>
+        </w:rPr>
+        <w:t xml:space="preserve">2. </w:t>
+      </w:r>
+      <w:r>
+        <w:rPr>
+          <w:b/>
+          <w:bCs/>
+        </w:rPr>
+        <w:t>模块导入</w:t>
+      </w:r>
+    </w:p>
+    <w:p>
+      <w:pPr>
+        <w:rPr>
+          <w:rFonts w:hint="eastAsia"/>
+          <w:b/>
+          <w:bCs/>
+        </w:rPr>
+      </w:pPr>
+      <w:r>
+        <w:rPr>
+          <w:noProof/>
+        </w:rPr>
+        <w:drawing>
+          <wp:inline distT="0" distB="0" distL="0" distR="0" wp14:anchorId="71E29549" wp14:editId="2985D00D">
+            <wp:extent cx="5274310" cy="868045"/>
+            <wp:effectExtent l="0" t="0" r="2540" b="8255"/>
+            <wp:docPr id="635601926" name="图片 1"/>
+            <wp:cNvGraphicFramePr>
+              <a:graphicFrameLocks xmlns:a="http://schemas.openxmlformats.org/drawingml/2006/main" noChangeAspect="1"/>
+            </wp:cNvGraphicFramePr>
+            <a:graphic xmlns:a="http://schemas.openxmlformats.org/drawingml/2006/main">
+              <a:graphicData uri="http://schemas.openxmlformats.org/drawingml/2006/picture">
+                <pic:pic xmlns:pic="http://schemas.openxmlformats.org/drawingml/2006/picture">
+                  <pic:nvPicPr>
+                    <pic:cNvPr id="635601926" name=""/>
+                    <pic:cNvPicPr/>
+                  </pic:nvPicPr>
+                  <pic:blipFill>
+                    <a:blip r:embed="rId9"/>
+                    <a:stretch>
+                      <a:fillRect/>
+                    </a:stretch>
+                  </pic:blipFill>
+                  <pic:spPr>
+                    <a:xfrm>
+                      <a:off x="0" y="0"/>
+                      <a:ext cx="5274310" cy="868045"/>
+                    </a:xfrm>
+                    <a:prstGeom prst="rect">
+                      <a:avLst/>
+                    </a:prstGeom>
+                  </pic:spPr>
+                </pic:pic>
+              </a:graphicData>
+            </a:graphic>
+          </wp:inline>
+        </w:drawing>
+      </w:r>
+    </w:p>
+    <w:p>
+      <w:pPr>
+        <w:numPr>
+          <w:ilvl w:val="0"/>
+          <w:numId w:val="8"/>
+        </w:numPr>
+      </w:pPr>
+      <w:r>
+        <w:t>blind_watermark</w:t>
+      </w:r>
+      <w:r>
+        <w:t>：实现盲水印的核心算法</w:t>
+      </w:r>
+    </w:p>
+    <w:p>
+      <w:pPr>
+        <w:numPr>
+          <w:ilvl w:val="0"/>
+          <w:numId w:val="8"/>
+        </w:numPr>
+      </w:pPr>
+      <w:r>
+        <w:t>PIL</w:t>
+      </w:r>
+      <w:r>
+        <w:t>（</w:t>
+      </w:r>
+      <w:r>
+        <w:t>Pillow</w:t>
+      </w:r>
+      <w:r>
+        <w:t>）：图像处理（翻转、裁剪、色彩调整等）</w:t>
+      </w:r>
+    </w:p>
+    <w:p>
+      <w:pPr>
+        <w:numPr>
+          <w:ilvl w:val="0"/>
+          <w:numId w:val="8"/>
+        </w:numPr>
+      </w:pPr>
+      <w:r>
+        <w:t>numpy</w:t>
+      </w:r>
+      <w:r>
+        <w:t>：高效数组运算（用于图像平移）</w:t>
+      </w:r>
+    </w:p>
+    <w:p>
+      <w:pPr>
+        <w:numPr>
+          <w:ilvl w:val="0"/>
+          <w:numId w:val="8"/>
+        </w:numPr>
+      </w:pPr>
+      <w:r>
+        <w:t>os</w:t>
+      </w:r>
+      <w:r>
+        <w:t>：创建目录和文件操作</w:t>
+      </w:r>
+    </w:p>
+    <w:p>
+      <w:pPr>
+        <w:rPr>
+          <w:b/>
+          <w:bCs/>
+        </w:rPr>
+      </w:pPr>
+      <w:r>
+        <w:rPr>
+          <w:b/>
+          <w:bCs/>
+        </w:rPr>
+        <w:t xml:space="preserve">3. </w:t>
+      </w:r>
+      <w:r>
+        <w:rPr>
+          <w:b/>
+          <w:bCs/>
+        </w:rPr>
+        <w:t>水印嵌入函数</w:t>
+      </w:r>
+    </w:p>
+    <w:p>
+      <w:pPr>
+        <w:rPr>
+          <w:rFonts w:hint="eastAsia"/>
+          <w:b/>
+          <w:bCs/>
+        </w:rPr>
+      </w:pPr>
+      <w:r>
+        <w:rPr>
+          <w:noProof/>
+        </w:rPr>
+        <w:lastRenderedPageBreak/>
+        <w:drawing>
+          <wp:inline distT="0" distB="0" distL="0" distR="0" wp14:anchorId="23CE3242" wp14:editId="5683210C">
+            <wp:extent cx="5274310" cy="2896235"/>
+            <wp:effectExtent l="0" t="0" r="2540" b="0"/>
+            <wp:docPr id="1162177528" name="图片 1"/>
+            <wp:cNvGraphicFramePr>
+              <a:graphicFrameLocks xmlns:a="http://schemas.openxmlformats.org/drawingml/2006/main" noChangeAspect="1"/>
+            </wp:cNvGraphicFramePr>
+            <a:graphic xmlns:a="http://schemas.openxmlformats.org/drawingml/2006/main">
+              <a:graphicData uri="http://schemas.openxmlformats.org/drawingml/2006/picture">
+                <pic:pic xmlns:pic="http://schemas.openxmlformats.org/drawingml/2006/picture">
+                  <pic:nvPicPr>
+                    <pic:cNvPr id="1162177528" name=""/>
+                    <pic:cNvPicPr/>
+                  </pic:nvPicPr>
+                  <pic:blipFill>
+                    <a:blip r:embed="rId10"/>
+                    <a:stretch>
+                      <a:fillRect/>
+                    </a:stretch>
+                  </pic:blipFill>
+                  <pic:spPr>
+                    <a:xfrm>
+                      <a:off x="0" y="0"/>
+                      <a:ext cx="5274310" cy="2896235"/>
+                    </a:xfrm>
+                    <a:prstGeom prst="rect">
+                      <a:avLst/>
+                    </a:prstGeom>
+                  </pic:spPr>
+                </pic:pic>
+              </a:graphicData>
+            </a:graphic>
+          </wp:inline>
+        </w:drawing>
+      </w:r>
+    </w:p>
+    <w:p>
+      <w:r>
+        <w:t>​</w:t>
+      </w:r>
+      <w:r>
+        <w:rPr>
+          <w:b/>
+          <w:bCs/>
+        </w:rPr>
+        <w:t>​</w:t>
+      </w:r>
+      <w:r>
+        <w:rPr>
+          <w:b/>
+          <w:bCs/>
+        </w:rPr>
+        <w:t>关键点：</w:t>
+      </w:r>
+      <w:r>
+        <w:rPr>
+          <w:b/>
+          <w:bCs/>
+        </w:rPr>
+        <w:t>​</w:t>
+      </w:r>
+      <w:r>
+        <w:t>​</w:t>
+      </w:r>
+    </w:p>
+    <w:p>
+      <w:pPr>
+        <w:numPr>
+          <w:ilvl w:val="0"/>
+          <w:numId w:val="9"/>
+        </w:numPr>
+      </w:pPr>
+      <w:r>
+        <w:t>使用双密码系统（</w:t>
+      </w:r>
+      <w:r>
+        <w:t>password_img</w:t>
+      </w:r>
+      <w:r>
+        <w:t>和</w:t>
+      </w:r>
+      <w:r>
+        <w:t>password_wm</w:t>
+      </w:r>
+      <w:r>
+        <w:t>）增强安全性</w:t>
+      </w:r>
+    </w:p>
+    <w:p>
+      <w:pPr>
+        <w:numPr>
+          <w:ilvl w:val="0"/>
+          <w:numId w:val="9"/>
+        </w:numPr>
+      </w:pPr>
+      <w:r>
+        <w:t>水印文本自动转换为二进制序列</w:t>
+      </w:r>
+    </w:p>
+    <w:p>
+      <w:pPr>
+        <w:numPr>
+          <w:ilvl w:val="0"/>
+          <w:numId w:val="9"/>
+        </w:numPr>
+      </w:pPr>
+      <w:r>
+        <w:t>返回水印长度用于后续提取</w:t>
+      </w:r>
+    </w:p>
+    <w:p>
+      <w:pPr>
+        <w:rPr>
+          <w:b/>
+          <w:bCs/>
+        </w:rPr>
+      </w:pPr>
+      <w:r>
+        <w:rPr>
+          <w:b/>
+          <w:bCs/>
+        </w:rPr>
+        <w:t xml:space="preserve">4. </w:t>
+      </w:r>
+      <w:r>
+        <w:rPr>
+          <w:b/>
+          <w:bCs/>
+        </w:rPr>
+        <w:t>水印提取函数</w:t>
+      </w:r>
+    </w:p>
+    <w:p>
+      <w:pPr>
+        <w:rPr>
+          <w:rFonts w:hint="eastAsia"/>
+          <w:b/>
+          <w:bCs/>
+        </w:rPr>
+      </w:pPr>
+      <w:r>
+        <w:rPr>
+          <w:noProof/>
+        </w:rPr>
+        <w:drawing>
+          <wp:inline distT="0" distB="0" distL="0" distR="0" wp14:anchorId="223F0963" wp14:editId="2117EA24">
+            <wp:extent cx="5274310" cy="1136650"/>
+            <wp:effectExtent l="0" t="0" r="2540" b="6350"/>
+            <wp:docPr id="353596337" name="图片 1"/>
+            <wp:cNvGraphicFramePr>
+              <a:graphicFrameLocks xmlns:a="http://schemas.openxmlformats.org/drawingml/2006/main" noChangeAspect="1"/>
+            </wp:cNvGraphicFramePr>
+            <a:graphic xmlns:a="http://schemas.openxmlformats.org/drawingml/2006/main">
+              <a:graphicData uri="http://schemas.openxmlformats.org/drawingml/2006/picture">
+                <pic:pic xmlns:pic="http://schemas.openxmlformats.org/drawingml/2006/picture">
+                  <pic:nvPicPr>
+                    <pic:cNvPr id="353596337" name=""/>
+                    <pic:cNvPicPr/>
+                  </pic:nvPicPr>
+                  <pic:blipFill>
+                    <a:blip r:embed="rId11"/>
+                    <a:stretch>
+                      <a:fillRect/>
+                    </a:stretch>
+                  </pic:blipFill>
+                  <pic:spPr>
+                    <a:xfrm>
+                      <a:off x="0" y="0"/>
+                      <a:ext cx="5274310" cy="1136650"/>
+                    </a:xfrm>
+                    <a:prstGeom prst="rect">
+                      <a:avLst/>
+                    </a:prstGeom>
+                  </pic:spPr>
+                </pic:pic>
+              </a:graphicData>
+            </a:graphic>
+          </wp:inline>
+        </w:drawing>
+      </w:r>
+    </w:p>
+    <w:p>
+      <w:r>
+        <w:t>​</w:t>
+      </w:r>
+      <w:r>
+        <w:rPr>
+          <w:b/>
+          <w:bCs/>
+        </w:rPr>
+        <w:t>​</w:t>
+      </w:r>
+      <w:r>
+        <w:rPr>
+          <w:b/>
+          <w:bCs/>
+        </w:rPr>
+        <w:t>关键点：</w:t>
+      </w:r>
+      <w:r>
+        <w:rPr>
+          <w:b/>
+          <w:bCs/>
+        </w:rPr>
+        <w:t>​</w:t>
+      </w:r>
+      <w:r>
+        <w:t>​</w:t>
+      </w:r>
+    </w:p>
+    <w:p>
+      <w:pPr>
+        <w:numPr>
+          <w:ilvl w:val="0"/>
+          <w:numId w:val="10"/>
+        </w:numPr>
+      </w:pPr>
+      <w:r>
+        <w:t>必须使用相同的密码才能正确提取</w:t>
+      </w:r>
+    </w:p>
+    <w:p>
+      <w:pPr>
+        <w:numPr>
+          <w:ilvl w:val="0"/>
+          <w:numId w:val="10"/>
+        </w:numPr>
+      </w:pPr>
+      <w:r>
+        <w:t>需要知道水印的二进制长度（</w:t>
+      </w:r>
+      <w:r>
+        <w:t>wm_length</w:t>
+      </w:r>
+      <w:r>
+        <w:t>）</w:t>
+      </w:r>
+    </w:p>
+    <w:p>
+      <w:pPr>
+        <w:numPr>
+          <w:ilvl w:val="0"/>
+          <w:numId w:val="10"/>
+        </w:numPr>
+      </w:pPr>
+      <w:r>
+        <w:t>支持返回字符串格式（</w:t>
+      </w:r>
+      <w:r>
+        <w:t>mode='str'</w:t>
+      </w:r>
+      <w:r>
+        <w:t>）</w:t>
+      </w:r>
+    </w:p>
+    <w:p>
+      <w:pPr>
+        <w:rPr>
+          <w:b/>
+          <w:bCs/>
+        </w:rPr>
+      </w:pPr>
+      <w:r>
+        <w:rPr>
+          <w:b/>
+          <w:bCs/>
+        </w:rPr>
+        <w:t xml:space="preserve">5. </w:t>
+      </w:r>
+      <w:r>
+        <w:rPr>
+          <w:b/>
+          <w:bCs/>
+        </w:rPr>
+        <w:t>鲁棒性测试框架</w:t>
+      </w:r>
+    </w:p>
+    <w:p>
+      <w:pPr>
+        <w:rPr>
+          <w:rFonts w:hint="eastAsia"/>
+          <w:b/>
+          <w:bCs/>
+        </w:rPr>
+      </w:pPr>
+      <w:r>
+        <w:rPr>
+          <w:noProof/>
+        </w:rPr>
+        <w:lastRenderedPageBreak/>
+        <w:drawing>
+          <wp:inline distT="0" distB="0" distL="0" distR="0" wp14:anchorId="1FF6E30A" wp14:editId="54950C36">
+            <wp:extent cx="5274310" cy="2852058"/>
+            <wp:effectExtent l="0" t="0" r="2540" b="5715"/>
+            <wp:docPr id="286811613" name="图片 1"/>
+            <wp:cNvGraphicFramePr>
+              <a:graphicFrameLocks xmlns:a="http://schemas.openxmlformats.org/drawingml/2006/main" noChangeAspect="1"/>
+            </wp:cNvGraphicFramePr>
+            <a:graphic xmlns:a="http://schemas.openxmlformats.org/drawingml/2006/main">
+              <a:graphicData uri="http://schemas.openxmlformats.org/drawingml/2006/picture">
+                <pic:pic xmlns:pic="http://schemas.openxmlformats.org/drawingml/2006/picture">
+                  <pic:nvPicPr>
+                    <pic:cNvPr id="286811613" name=""/>
+                    <pic:cNvPicPr/>
+                  </pic:nvPicPr>
+                  <pic:blipFill rotWithShape="1">
+                    <a:blip r:embed="rId12"/>
+                    <a:srcRect t="2783"/>
+                    <a:stretch>
+                      <a:fillRect/>
+                    </a:stretch>
+                  </pic:blipFill>
+                  <pic:spPr bwMode="auto">
+                    <a:xfrm>
+                      <a:off x="0" y="0"/>
+                      <a:ext cx="5274310" cy="2852058"/>
+                    </a:xfrm>
+                    <a:prstGeom prst="rect">
+                      <a:avLst/>
+                    </a:prstGeom>
+                    <a:ln>
+                      <a:noFill/>
+                    </a:ln>
+                    <a:extLst>
+                      <a:ext uri="{53640926-AAD7-44D8-BBD7-CCE9431645EC}">
+                        <a14:shadowObscured xmlns:a14="http://schemas.microsoft.com/office/drawing/2010/main"/>
+                      </a:ext>
+                    </a:extLst>
+                  </pic:spPr>
+                </pic:pic>
+              </a:graphicData>
+            </a:graphic>
+          </wp:inline>
+        </w:drawing>
+      </w:r>
+    </w:p>
+    <w:p>
+      <w:pPr>
+        <w:rPr>
+          <w:b/>
+          <w:bCs/>
+        </w:rPr>
+      </w:pPr>
+      <w:r>
+        <w:rPr>
+          <w:b/>
+          <w:bCs/>
+        </w:rPr>
+        <w:t xml:space="preserve">6. </w:t>
+      </w:r>
+      <w:r>
+        <w:rPr>
+          <w:b/>
+          <w:bCs/>
+        </w:rPr>
+        <w:t>图像攻击类型详解</w:t>
+      </w:r>
+    </w:p>
+    <w:p>
+      <w:pPr>
+        <w:rPr>
+          <w:b/>
+          <w:bCs/>
+        </w:rPr>
+      </w:pPr>
+      <w:r>
+        <w:rPr>
+          <w:b/>
+          <w:bCs/>
+        </w:rPr>
+        <w:t xml:space="preserve">(1) </w:t>
+      </w:r>
+      <w:r>
+        <w:rPr>
+          <w:b/>
+          <w:bCs/>
+        </w:rPr>
+        <w:t>水平翻转</w:t>
+      </w:r>
+    </w:p>
+    <w:p>
+      <w:r>
+        <w:rPr>
+          <w:noProof/>
+        </w:rPr>
+        <w:drawing>
+          <wp:inline distT="0" distB="0" distL="0" distR="0" wp14:anchorId="16767A25" wp14:editId="5A3896FC">
+            <wp:extent cx="5274310" cy="931545"/>
+            <wp:effectExtent l="0" t="0" r="2540" b="1905"/>
+            <wp:docPr id="1736430229" name="图片 1"/>
+            <wp:cNvGraphicFramePr>
+              <a:graphicFrameLocks xmlns:a="http://schemas.openxmlformats.org/drawingml/2006/main" noChangeAspect="1"/>
+            </wp:cNvGraphicFramePr>
+            <a:graphic xmlns:a="http://schemas.openxmlformats.org/drawingml/2006/main">
+              <a:graphicData uri="http://schemas.openxmlformats.org/drawingml/2006/picture">
+                <pic:pic xmlns:pic="http://schemas.openxmlformats.org/drawingml/2006/picture">
+                  <pic:nvPicPr>
+                    <pic:cNvPr id="1736430229" name=""/>
+                    <pic:cNvPicPr/>
+                  </pic:nvPicPr>
+                  <pic:blipFill>
+                    <a:blip r:embed="rId13"/>
+                    <a:stretch>
+                      <a:fillRect/>
+                    </a:stretch>
+                  </pic:blipFill>
+                  <pic:spPr>
+                    <a:xfrm>
+                      <a:off x="0" y="0"/>
+                      <a:ext cx="5274310" cy="931545"/>
+                    </a:xfrm>
+                    <a:prstGeom prst="rect">
+                      <a:avLst/>
+                    </a:prstGeom>
+                  </pic:spPr>
+                </pic:pic>
+              </a:graphicData>
+            </a:graphic>
+          </wp:inline>
+        </w:drawing>
+      </w:r>
+      <w:r>
+        <w:t xml:space="preserve"> </w:t>
+      </w:r>
+      <w:r>
+        <w:t>​</w:t>
+      </w:r>
+      <w:r>
+        <w:rPr>
+          <w:b/>
+          <w:bCs/>
+        </w:rPr>
+        <w:t>​</w:t>
+      </w:r>
+      <w:r>
+        <w:rPr>
+          <w:b/>
+          <w:bCs/>
+        </w:rPr>
+        <w:t>作用：</w:t>
+      </w:r>
+      <w:r>
+        <w:rPr>
+          <w:b/>
+          <w:bCs/>
+        </w:rPr>
+        <w:t>​</w:t>
+      </w:r>
+      <w:r>
+        <w:t xml:space="preserve">​ </w:t>
+      </w:r>
+      <w:r>
+        <w:t>测试水印对镜像变换的抵抗能力</w:t>
+      </w:r>
+    </w:p>
+    <w:p>
+      <w:pPr>
+        <w:rPr>
+          <w:b/>
+          <w:bCs/>
+        </w:rPr>
+      </w:pPr>
+      <w:r>
+        <w:rPr>
+          <w:b/>
+          <w:bCs/>
+        </w:rPr>
+        <w:t xml:space="preserve">(2) </w:t>
+      </w:r>
+      <w:r>
+        <w:rPr>
+          <w:b/>
+          <w:bCs/>
+        </w:rPr>
+        <w:t>垂直翻转</w:t>
+      </w:r>
+    </w:p>
+    <w:p>
+      <w:pPr>
+        <w:rPr>
+          <w:b/>
+          <w:bCs/>
+        </w:rPr>
+      </w:pPr>
+      <w:r>
+        <w:rPr>
+          <w:noProof/>
+        </w:rPr>
+        <w:drawing>
+          <wp:inline distT="0" distB="0" distL="0" distR="0" wp14:anchorId="743D56C5" wp14:editId="7036A9FE">
+            <wp:extent cx="5274310" cy="1066165"/>
+            <wp:effectExtent l="0" t="0" r="2540" b="635"/>
+            <wp:docPr id="2120457235" name="图片 1"/>
+            <wp:cNvGraphicFramePr>
+              <a:graphicFrameLocks xmlns:a="http://schemas.openxmlformats.org/drawingml/2006/main" noChangeAspect="1"/>
+            </wp:cNvGraphicFramePr>
+            <a:graphic xmlns:a="http://schemas.openxmlformats.org/drawingml/2006/main">
+              <a:graphicData uri="http://schemas.openxmlformats.org/drawingml/2006/picture">
+                <pic:pic xmlns:pic="http://schemas.openxmlformats.org/drawingml/2006/picture">
+                  <pic:nvPicPr>
+                    <pic:cNvPr id="2120457235" name=""/>
+                    <pic:cNvPicPr/>
+                  </pic:nvPicPr>
+                  <pic:blipFill>
+                    <a:blip r:embed="rId14"/>
+                    <a:stretch>
+                      <a:fillRect/>
+                    </a:stretch>
+                  </pic:blipFill>
+                  <pic:spPr>
+                    <a:xfrm>
+                      <a:off x="0" y="0"/>
+                      <a:ext cx="5274310" cy="1066165"/>
+                    </a:xfrm>
+                    <a:prstGeom prst="rect">
+                      <a:avLst/>
+                    </a:prstGeom>
+                  </pic:spPr>
+                </pic:pic>
+              </a:graphicData>
+            </a:graphic>
+          </wp:inline>
+        </w:drawing>
+      </w:r>
+      <w:r>
+        <w:rPr>
+          <w:b/>
+          <w:bCs/>
+        </w:rPr>
+        <w:t xml:space="preserve"> </w:t>
+      </w:r>
+      <w:r>
+        <w:rPr>
+          <w:b/>
+          <w:bCs/>
+        </w:rPr>
+        <w:t xml:space="preserve">(3) </w:t>
+      </w:r>
+      <w:r>
+        <w:rPr>
+          <w:b/>
+          <w:bCs/>
+        </w:rPr>
+        <w:t>平移攻击</w:t>
+      </w:r>
+    </w:p>
+    <w:p>
+      <w:r>
+        <w:rPr>
+          <w:noProof/>
+        </w:rPr>
+        <w:drawing>
+          <wp:inline distT="0" distB="0" distL="0" distR="0" wp14:anchorId="76A2708B" wp14:editId="50C47590">
+            <wp:extent cx="5274310" cy="1221105"/>
+            <wp:effectExtent l="0" t="0" r="2540" b="0"/>
+            <wp:docPr id="1897014845" name="图片 1"/>
+            <wp:cNvGraphicFramePr>
+              <a:graphicFrameLocks xmlns:a="http://schemas.openxmlformats.org/drawingml/2006/main" noChangeAspect="1"/>
+            </wp:cNvGraphicFramePr>
+            <a:graphic xmlns:a="http://schemas.openxmlformats.org/drawingml/2006/main">
+              <a:graphicData uri="http://schemas.openxmlformats.org/drawingml/2006/picture">
+                <pic:pic xmlns:pic="http://schemas.openxmlformats.org/drawingml/2006/picture">
+                  <pic:nvPicPr>
+                    <pic:cNvPr id="1897014845" name=""/>
+                    <pic:cNvPicPr/>
+                  </pic:nvPicPr>
+                  <pic:blipFill>
+                    <a:blip r:embed="rId15"/>
+                    <a:stretch>
+                      <a:fillRect/>
+                    </a:stretch>
+                  </pic:blipFill>
+                  <pic:spPr>
+                    <a:xfrm>
+                      <a:off x="0" y="0"/>
+                      <a:ext cx="5274310" cy="1221105"/>
+                    </a:xfrm>
+                    <a:prstGeom prst="rect">
+                      <a:avLst/>
+                    </a:prstGeom>
+                  </pic:spPr>
+                </pic:pic>
+              </a:graphicData>
+            </a:graphic>
+          </wp:inline>
+        </w:drawing>
+      </w:r>
+      <w:r>
+        <w:t xml:space="preserve"> </w:t>
+      </w:r>
+      <w:r>
+        <w:t>​</w:t>
+      </w:r>
+      <w:r>
+        <w:rPr>
+          <w:b/>
+          <w:bCs/>
+        </w:rPr>
+        <w:t>​</w:t>
+      </w:r>
+      <w:r>
+        <w:rPr>
+          <w:b/>
+          <w:bCs/>
+        </w:rPr>
+        <w:t>作用：</w:t>
+      </w:r>
+      <w:r>
+        <w:rPr>
+          <w:b/>
+          <w:bCs/>
+        </w:rPr>
+        <w:t>​</w:t>
+      </w:r>
+      <w:r>
+        <w:t xml:space="preserve">​ </w:t>
+      </w:r>
+      <w:r>
+        <w:t>测试空间位移对水印的影响</w:t>
+      </w:r>
+    </w:p>
+    <w:p>
+      <w:pPr>
+        <w:rPr>
+          <w:b/>
+          <w:bCs/>
+        </w:rPr>
+      </w:pPr>
+      <w:r>
+        <w:rPr>
+          <w:b/>
+          <w:bCs/>
+        </w:rPr>
+        <w:lastRenderedPageBreak/>
+        <w:t xml:space="preserve">(4) </w:t>
+      </w:r>
+      <w:r>
+        <w:rPr>
+          <w:b/>
+          <w:bCs/>
+        </w:rPr>
+        <w:t>裁剪攻击</w:t>
+      </w:r>
+    </w:p>
+    <w:p>
+      <w:r>
+        <w:rPr>
+          <w:noProof/>
+        </w:rPr>
+        <w:drawing>
+          <wp:inline distT="0" distB="0" distL="0" distR="0" wp14:anchorId="4481CCD7" wp14:editId="429C2780">
+            <wp:extent cx="5274310" cy="1976120"/>
+            <wp:effectExtent l="0" t="0" r="2540" b="5080"/>
+            <wp:docPr id="1194733446" name="图片 1"/>
+            <wp:cNvGraphicFramePr>
+              <a:graphicFrameLocks xmlns:a="http://schemas.openxmlformats.org/drawingml/2006/main" noChangeAspect="1"/>
+            </wp:cNvGraphicFramePr>
+            <a:graphic xmlns:a="http://schemas.openxmlformats.org/drawingml/2006/main">
+              <a:graphicData uri="http://schemas.openxmlformats.org/drawingml/2006/picture">
+                <pic:pic xmlns:pic="http://schemas.openxmlformats.org/drawingml/2006/picture">
+                  <pic:nvPicPr>
+                    <pic:cNvPr id="1194733446" name=""/>
+                    <pic:cNvPicPr/>
+                  </pic:nvPicPr>
+                  <pic:blipFill>
+                    <a:blip r:embed="rId16"/>
+                    <a:stretch>
+                      <a:fillRect/>
+                    </a:stretch>
+                  </pic:blipFill>
+                  <pic:spPr>
+                    <a:xfrm>
+                      <a:off x="0" y="0"/>
+                      <a:ext cx="5274310" cy="1976120"/>
+                    </a:xfrm>
+                    <a:prstGeom prst="rect">
+                      <a:avLst/>
+                    </a:prstGeom>
+                  </pic:spPr>
+                </pic:pic>
+              </a:graphicData>
+            </a:graphic>
+          </wp:inline>
+        </w:drawing>
+      </w:r>
+      <w:r>
+        <w:t xml:space="preserve"> </w:t>
+      </w:r>
+      <w:r>
+        <w:t>​</w:t>
+      </w:r>
+      <w:r>
+        <w:rPr>
+          <w:b/>
+          <w:bCs/>
+        </w:rPr>
+        <w:t>​</w:t>
+      </w:r>
+      <w:r>
+        <w:rPr>
+          <w:b/>
+          <w:bCs/>
+        </w:rPr>
+        <w:t>作用：</w:t>
+      </w:r>
+      <w:r>
+        <w:rPr>
+          <w:b/>
+          <w:bCs/>
+        </w:rPr>
+        <w:t>​</w:t>
+      </w:r>
+      <w:r>
+        <w:t xml:space="preserve">​ </w:t>
+      </w:r>
+      <w:r>
+        <w:t>模拟图像部分内容丢失的场景</w:t>
+      </w:r>
+    </w:p>
+    <w:p>
+      <w:pPr>
+        <w:rPr>
+          <w:b/>
+          <w:bCs/>
+        </w:rPr>
+      </w:pPr>
+      <w:r>
+        <w:rPr>
+          <w:b/>
+          <w:bCs/>
+        </w:rPr>
+        <w:t xml:space="preserve">(5) </w:t>
+      </w:r>
+      <w:r>
+        <w:rPr>
+          <w:b/>
+          <w:bCs/>
+        </w:rPr>
+        <w:t>对比度增强</w:t>
+      </w:r>
+    </w:p>
+    <w:p>
+      <w:pPr>
+        <w:rPr>
+          <w:b/>
+          <w:bCs/>
+        </w:rPr>
+      </w:pPr>
+      <w:r>
+        <w:rPr>
+          <w:noProof/>
+        </w:rPr>
+        <w:drawing>
+          <wp:inline distT="0" distB="0" distL="0" distR="0" wp14:anchorId="7E4EF5DF" wp14:editId="363B762E">
+            <wp:extent cx="5274310" cy="1384300"/>
+            <wp:effectExtent l="0" t="0" r="2540" b="6350"/>
+            <wp:docPr id="578093033" name="图片 1"/>
+            <wp:cNvGraphicFramePr>
+              <a:graphicFrameLocks xmlns:a="http://schemas.openxmlformats.org/drawingml/2006/main" noChangeAspect="1"/>
+            </wp:cNvGraphicFramePr>
+            <a:graphic xmlns:a="http://schemas.openxmlformats.org/drawingml/2006/main">
+              <a:graphicData uri="http://schemas.openxmlformats.org/drawingml/2006/picture">
+                <pic:pic xmlns:pic="http://schemas.openxmlformats.org/drawingml/2006/picture">
+                  <pic:nvPicPr>
+                    <pic:cNvPr id="578093033" name=""/>
+                    <pic:cNvPicPr/>
+                  </pic:nvPicPr>
+                  <pic:blipFill>
+                    <a:blip r:embed="rId17"/>
+                    <a:stretch>
+                      <a:fillRect/>
+                    </a:stretch>
+                  </pic:blipFill>
+                  <pic:spPr>
+                    <a:xfrm>
+                      <a:off x="0" y="0"/>
+                      <a:ext cx="5274310" cy="1384300"/>
+                    </a:xfrm>
+                    <a:prstGeom prst="rect">
+                      <a:avLst/>
+                    </a:prstGeom>
+                  </pic:spPr>
+                </pic:pic>
+              </a:graphicData>
+            </a:graphic>
+          </wp:inline>
+        </w:drawing>
+      </w:r>
+      <w:r>
+        <w:rPr>
+          <w:b/>
+          <w:bCs/>
+        </w:rPr>
+        <w:t xml:space="preserve"> </w:t>
+      </w:r>
+      <w:r>
+        <w:rPr>
+          <w:b/>
+          <w:bCs/>
+        </w:rPr>
+        <w:t xml:space="preserve">(6) </w:t>
+      </w:r>
+      <w:r>
+        <w:rPr>
+          <w:b/>
+          <w:bCs/>
+        </w:rPr>
+        <w:t>对比度减弱</w:t>
+      </w:r>
+    </w:p>
+    <w:p>
+      <w:pPr>
+        <w:rPr>
+          <w:b/>
+          <w:bCs/>
+        </w:rPr>
+      </w:pPr>
+      <w:r>
+        <w:rPr>
+          <w:noProof/>
+        </w:rPr>
+        <w:drawing>
+          <wp:inline distT="0" distB="0" distL="0" distR="0" wp14:anchorId="20CD0081" wp14:editId="73990A0F">
+            <wp:extent cx="5274310" cy="1191895"/>
+            <wp:effectExtent l="0" t="0" r="2540" b="8255"/>
+            <wp:docPr id="181785868" name="图片 1"/>
+            <wp:cNvGraphicFramePr>
+              <a:graphicFrameLocks xmlns:a="http://schemas.openxmlformats.org/drawingml/2006/main" noChangeAspect="1"/>
+            </wp:cNvGraphicFramePr>
+            <a:graphic xmlns:a="http://schemas.openxmlformats.org/drawingml/2006/main">
+              <a:graphicData uri="http://schemas.openxmlformats.org/drawingml/2006/picture">
+                <pic:pic xmlns:pic="http://schemas.openxmlformats.org/drawingml/2006/picture">
+                  <pic:nvPicPr>
+                    <pic:cNvPr id="181785868" name=""/>
+                    <pic:cNvPicPr/>
+                  </pic:nvPicPr>
+                  <pic:blipFill>
+                    <a:blip r:embed="rId18"/>
+                    <a:stretch>
+                      <a:fillRect/>
+                    </a:stretch>
+                  </pic:blipFill>
+                  <pic:spPr>
+                    <a:xfrm>
+                      <a:off x="0" y="0"/>
+                      <a:ext cx="5274310" cy="1191895"/>
+                    </a:xfrm>
+                    <a:prstGeom prst="rect">
+                      <a:avLst/>
+                    </a:prstGeom>
+                  </pic:spPr>
+                </pic:pic>
+              </a:graphicData>
+            </a:graphic>
+          </wp:inline>
+        </w:drawing>
+      </w:r>
+      <w:r>
+        <w:rPr>
+          <w:b/>
+          <w:bCs/>
+        </w:rPr>
+        <w:t xml:space="preserve"> </w:t>
+      </w:r>
+      <w:r>
+        <w:rPr>
+          <w:b/>
+          <w:bCs/>
+        </w:rPr>
+        <w:t xml:space="preserve">(7) </w:t>
+      </w:r>
+      <w:r>
+        <w:rPr>
+          <w:b/>
+          <w:bCs/>
+        </w:rPr>
+        <w:t>亮度调整</w:t>
+      </w:r>
+    </w:p>
+    <w:p>
+      <w:pPr>
+        <w:rPr>
+          <w:b/>
+          <w:bCs/>
+        </w:rPr>
+      </w:pPr>
+      <w:r>
+        <w:rPr>
+          <w:noProof/>
+        </w:rPr>
+        <w:drawing>
+          <wp:inline distT="0" distB="0" distL="0" distR="0" wp14:anchorId="062AE046" wp14:editId="35EA8525">
+            <wp:extent cx="5274310" cy="1519555"/>
+            <wp:effectExtent l="0" t="0" r="2540" b="4445"/>
+            <wp:docPr id="222560609" name="图片 1"/>
+            <wp:cNvGraphicFramePr>
+              <a:graphicFrameLocks xmlns:a="http://schemas.openxmlformats.org/drawingml/2006/main" noChangeAspect="1"/>
+            </wp:cNvGraphicFramePr>
+            <a:graphic xmlns:a="http://schemas.openxmlformats.org/drawingml/2006/main">
+              <a:graphicData uri="http://schemas.openxmlformats.org/drawingml/2006/picture">
+                <pic:pic xmlns:pic="http://schemas.openxmlformats.org/drawingml/2006/picture">
+                  <pic:nvPicPr>
+                    <pic:cNvPr id="222560609" name=""/>
+                    <pic:cNvPicPr/>
+                  </pic:nvPicPr>
+                  <pic:blipFill>
+                    <a:blip r:embed="rId19"/>
+                    <a:stretch>
+                      <a:fillRect/>
+                    </a:stretch>
+                  </pic:blipFill>
+                  <pic:spPr>
+                    <a:xfrm>
+                      <a:off x="0" y="0"/>
+                      <a:ext cx="5274310" cy="1519555"/>
+                    </a:xfrm>
+                    <a:prstGeom prst="rect">
+                      <a:avLst/>
+                    </a:prstGeom>
+                  </pic:spPr>
+                </pic:pic>
+              </a:graphicData>
+            </a:graphic>
+          </wp:inline>
+        </w:drawing>
+      </w:r>
+      <w:r>
+        <w:rPr>
+          <w:b/>
+          <w:bCs/>
+        </w:rPr>
+        <w:t xml:space="preserve"> </w:t>
+      </w:r>
+      <w:r>
+        <w:rPr>
+          <w:b/>
+          <w:bCs/>
+        </w:rPr>
+        <w:t xml:space="preserve">(8) </w:t>
+      </w:r>
+      <w:r>
+        <w:rPr>
+          <w:b/>
+          <w:bCs/>
+        </w:rPr>
+        <w:t>颜色偏移</w:t>
+      </w:r>
+    </w:p>
+    <w:p>
+      <w:r>
+        <w:rPr>
+          <w:noProof/>
+        </w:rPr>
+        <w:lastRenderedPageBreak/>
+        <w:drawing>
+          <wp:inline distT="0" distB="0" distL="0" distR="0" wp14:anchorId="28121581" wp14:editId="58CFBBD8">
+            <wp:extent cx="5274310" cy="1685925"/>
+            <wp:effectExtent l="0" t="0" r="2540" b="9525"/>
+            <wp:docPr id="922421168" name="图片 1"/>
+            <wp:cNvGraphicFramePr>
+              <a:graphicFrameLocks xmlns:a="http://schemas.openxmlformats.org/drawingml/2006/main" noChangeAspect="1"/>
+            </wp:cNvGraphicFramePr>
+            <a:graphic xmlns:a="http://schemas.openxmlformats.org/drawingml/2006/main">
+              <a:graphicData uri="http://schemas.openxmlformats.org/drawingml/2006/picture">
+                <pic:pic xmlns:pic="http://schemas.openxmlformats.org/drawingml/2006/picture">
+                  <pic:nvPicPr>
+                    <pic:cNvPr id="922421168" name=""/>
+                    <pic:cNvPicPr/>
+                  </pic:nvPicPr>
+                  <pic:blipFill>
+                    <a:blip r:embed="rId20"/>
+                    <a:stretch>
+                      <a:fillRect/>
+                    </a:stretch>
+                  </pic:blipFill>
+                  <pic:spPr>
+                    <a:xfrm>
+                      <a:off x="0" y="0"/>
+                      <a:ext cx="5274310" cy="1685925"/>
+                    </a:xfrm>
+                    <a:prstGeom prst="rect">
+                      <a:avLst/>
+                    </a:prstGeom>
+                  </pic:spPr>
+                </pic:pic>
+              </a:graphicData>
+            </a:graphic>
+          </wp:inline>
+        </w:drawing>
+      </w:r>
+      <w:r>
+        <w:t xml:space="preserve"> </w:t>
+      </w:r>
+      <w:r>
+        <w:t>​</w:t>
+      </w:r>
+      <w:r>
+        <w:rPr>
+          <w:b/>
+          <w:bCs/>
+        </w:rPr>
+        <w:t>​</w:t>
+      </w:r>
+      <w:r>
+        <w:rPr>
+          <w:b/>
+          <w:bCs/>
+        </w:rPr>
+        <w:t>作用：</w:t>
+      </w:r>
+      <w:r>
+        <w:rPr>
+          <w:b/>
+          <w:bCs/>
+        </w:rPr>
+        <w:t>​</w:t>
+      </w:r>
+      <w:r>
+        <w:t xml:space="preserve">​ </w:t>
+      </w:r>
+      <w:r>
+        <w:t>测试颜色平衡改变对频域水印的影响</w:t>
+      </w:r>
+    </w:p>
+    <w:p>
+      <w:pPr>
+        <w:rPr>
+          <w:b/>
+          <w:bCs/>
+        </w:rPr>
+      </w:pPr>
+      <w:r>
+        <w:rPr>
+          <w:b/>
+          <w:bCs/>
+        </w:rPr>
+        <w:t xml:space="preserve">7. </w:t>
+      </w:r>
+      <w:r>
+        <w:rPr>
+          <w:b/>
+          <w:bCs/>
+        </w:rPr>
+        <w:t>主程序流程</w:t>
+      </w:r>
+    </w:p>
+    <w:p>
+      <w:pPr>
+        <w:rPr>
+          <w:b/>
+          <w:bCs/>
+        </w:rPr>
+      </w:pPr>
+      <w:r>
+        <w:rPr>
+          <w:noProof/>
+        </w:rPr>
+        <w:drawing>
+          <wp:inline distT="0" distB="0" distL="0" distR="0" wp14:anchorId="0B252EC3" wp14:editId="24A69A94">
+            <wp:extent cx="5274310" cy="2696845"/>
+            <wp:effectExtent l="0" t="0" r="2540" b="8255"/>
+            <wp:docPr id="775933780" name="图片 1"/>
+            <wp:cNvGraphicFramePr>
+              <a:graphicFrameLocks xmlns:a="http://schemas.openxmlformats.org/drawingml/2006/main" noChangeAspect="1"/>
+            </wp:cNvGraphicFramePr>
+            <a:graphic xmlns:a="http://schemas.openxmlformats.org/drawingml/2006/main">
+              <a:graphicData uri="http://schemas.openxmlformats.org/drawingml/2006/picture">
+                <pic:pic xmlns:pic="http://schemas.openxmlformats.org/drawingml/2006/picture">
+                  <pic:nvPicPr>
+                    <pic:cNvPr id="775933780" name=""/>
+                    <pic:cNvPicPr/>
+                  </pic:nvPicPr>
+                  <pic:blipFill>
+                    <a:blip r:embed="rId21"/>
+                    <a:stretch>
+                      <a:fillRect/>
+                    </a:stretch>
+                  </pic:blipFill>
+                  <pic:spPr>
+                    <a:xfrm>
+                      <a:off x="0" y="0"/>
+                      <a:ext cx="5274310" cy="2696845"/>
+                    </a:xfrm>
+                    <a:prstGeom prst="rect">
+                      <a:avLst/>
+                    </a:prstGeom>
+                  </pic:spPr>
+                </pic:pic>
+              </a:graphicData>
+            </a:graphic>
+          </wp:inline>
+        </w:drawing>
+      </w:r>
+      <w:r>
+        <w:rPr>
+          <w:b/>
+          <w:bCs/>
+        </w:rPr>
+        <w:t>执行流程详解</w:t>
+      </w:r>
+    </w:p>
+    <w:p>
+      <w:pPr>
+        <w:numPr>
+          <w:ilvl w:val="0"/>
+          <w:numId w:val="11"/>
+        </w:numPr>
+      </w:pPr>
+      <w:r>
+        <w:t>​</w:t>
+      </w:r>
+      <w:r>
+        <w:rPr>
+          <w:b/>
+          <w:bCs/>
+        </w:rPr>
+        <w:t>​</w:t>
+      </w:r>
+      <w:r>
+        <w:rPr>
+          <w:b/>
+          <w:bCs/>
+        </w:rPr>
+        <w:t>嵌入阶段</w:t>
+      </w:r>
+      <w:r>
+        <w:rPr>
+          <w:b/>
+          <w:bCs/>
+        </w:rPr>
+        <w:t>​</w:t>
+      </w:r>
+      <w:r>
+        <w:t>​</w:t>
+      </w:r>
+    </w:p>
+    <w:p>
+      <w:pPr>
+        <w:numPr>
+          <w:ilvl w:val="1"/>
+          <w:numId w:val="11"/>
+        </w:numPr>
+      </w:pPr>
+      <w:r>
+        <w:t>读取原始图像</w:t>
+      </w:r>
+      <w:r>
+        <w:t>test_image.jpg</w:t>
+      </w:r>
+    </w:p>
+    <w:p>
+      <w:pPr>
+        <w:numPr>
+          <w:ilvl w:val="1"/>
+          <w:numId w:val="11"/>
+        </w:numPr>
+      </w:pPr>
+      <w:r>
+        <w:t>将文本</w:t>
+      </w:r>
+      <w:r>
+        <w:t>"SECRET"</w:t>
+      </w:r>
+      <w:r>
+        <w:t>转换为二进制水印</w:t>
+      </w:r>
+    </w:p>
+    <w:p>
+      <w:pPr>
+        <w:numPr>
+          <w:ilvl w:val="1"/>
+          <w:numId w:val="11"/>
+        </w:numPr>
+      </w:pPr>
+      <w:r>
+        <w:t>使用频域变换（</w:t>
+      </w:r>
+      <w:r>
+        <w:t>DCT/DWT</w:t>
+      </w:r>
+      <w:r>
+        <w:t>）嵌入水印</w:t>
+      </w:r>
+    </w:p>
+    <w:p>
+      <w:pPr>
+        <w:numPr>
+          <w:ilvl w:val="1"/>
+          <w:numId w:val="11"/>
+        </w:numPr>
+      </w:pPr>
+      <w:r>
+        <w:t>保存含水印图像</w:t>
+      </w:r>
+      <w:r>
+        <w:t>embedded.png</w:t>
+      </w:r>
+    </w:p>
+    <w:p>
+      <w:pPr>
+        <w:numPr>
+          <w:ilvl w:val="1"/>
+          <w:numId w:val="11"/>
+        </w:numPr>
+      </w:pPr>
+      <w:r>
+        <w:t>记录水印长度（如</w:t>
+      </w:r>
+      <w:r>
+        <w:t>48</w:t>
+      </w:r>
+      <w:r>
+        <w:t>位）</w:t>
+      </w:r>
+    </w:p>
+    <w:p>
+      <w:pPr>
+        <w:numPr>
+          <w:ilvl w:val="0"/>
+          <w:numId w:val="11"/>
+        </w:numPr>
+      </w:pPr>
+      <w:r>
+        <w:t>​</w:t>
+      </w:r>
+      <w:r>
+        <w:rPr>
+          <w:b/>
+          <w:bCs/>
+        </w:rPr>
+        <w:t>​</w:t>
+      </w:r>
+      <w:r>
+        <w:rPr>
+          <w:b/>
+          <w:bCs/>
+        </w:rPr>
+        <w:t>基本测试</w:t>
+      </w:r>
+      <w:r>
+        <w:rPr>
+          <w:b/>
+          <w:bCs/>
+        </w:rPr>
+        <w:t>​</w:t>
+      </w:r>
+      <w:r>
+        <w:t>​</w:t>
+      </w:r>
+    </w:p>
+    <w:p>
+      <w:pPr>
+        <w:numPr>
+          <w:ilvl w:val="1"/>
+          <w:numId w:val="11"/>
+        </w:numPr>
+      </w:pPr>
+      <w:r>
+        <w:t>从</w:t>
+      </w:r>
+      <w:r>
+        <w:t>embedded.png</w:t>
+      </w:r>
+      <w:r>
+        <w:t>直接提取水印</w:t>
+      </w:r>
+    </w:p>
+    <w:p>
+      <w:pPr>
+        <w:numPr>
+          <w:ilvl w:val="1"/>
+          <w:numId w:val="11"/>
+        </w:numPr>
+      </w:pPr>
+      <w:r>
+        <w:t>验证提取结果与原始文本一致</w:t>
+      </w:r>
+    </w:p>
+    <w:p>
+      <w:pPr>
+        <w:numPr>
+          <w:ilvl w:val="0"/>
+          <w:numId w:val="11"/>
+        </w:numPr>
+      </w:pPr>
+      <w:r>
+        <w:lastRenderedPageBreak/>
+        <w:t>​</w:t>
+      </w:r>
+      <w:r>
+        <w:rPr>
+          <w:b/>
+          <w:bCs/>
+        </w:rPr>
+        <w:t>​</w:t>
+      </w:r>
+      <w:r>
+        <w:rPr>
+          <w:b/>
+          <w:bCs/>
+        </w:rPr>
+        <w:t>鲁棒性测试</w:t>
+      </w:r>
+      <w:r>
+        <w:rPr>
+          <w:b/>
+          <w:bCs/>
+        </w:rPr>
+        <w:t>​</w:t>
+      </w:r>
+      <w:r>
+        <w:t>​</w:t>
+      </w:r>
+      <w:r>
+        <w:t>（核心）</w:t>
+      </w:r>
+    </w:p>
+    <w:p>
+      <w:pPr>
+        <w:numPr>
+          <w:ilvl w:val="1"/>
+          <w:numId w:val="11"/>
+        </w:numPr>
+      </w:pPr>
+      <w:r>
+        <w:t>对含水印图像进行</w:t>
+      </w:r>
+      <w:r>
+        <w:t>8</w:t>
+      </w:r>
+      <w:r>
+        <w:t>种攻击</w:t>
+      </w:r>
+    </w:p>
+    <w:p>
+      <w:pPr>
+        <w:numPr>
+          <w:ilvl w:val="1"/>
+          <w:numId w:val="11"/>
+        </w:numPr>
+      </w:pPr>
+      <w:r>
+        <w:t>每种攻击保存修改后的图像</w:t>
+      </w:r>
+    </w:p>
+    <w:p>
+      <w:pPr>
+        <w:numPr>
+          <w:ilvl w:val="1"/>
+          <w:numId w:val="11"/>
+        </w:numPr>
+      </w:pPr>
+      <w:r>
+        <w:t>尝试从被攻击图像中提取水印</w:t>
+      </w:r>
+    </w:p>
+    <w:p>
+      <w:pPr>
+        <w:numPr>
+          <w:ilvl w:val="1"/>
+          <w:numId w:val="11"/>
+        </w:numPr>
+      </w:pPr>
+      <w:r>
+        <w:t>记录每种攻击的提取结果</w:t>
+      </w:r>
+    </w:p>
+    <w:p>
+      <w:pPr>
+        <w:numPr>
+          <w:ilvl w:val="0"/>
+          <w:numId w:val="11"/>
+        </w:numPr>
+      </w:pPr>
+      <w:r>
+        <w:t>​</w:t>
+      </w:r>
+      <w:r>
+        <w:rPr>
+          <w:b/>
+          <w:bCs/>
+        </w:rPr>
+        <w:t>​</w:t>
+      </w:r>
+      <w:r>
+        <w:rPr>
+          <w:b/>
+          <w:bCs/>
+        </w:rPr>
+        <w:t>结果分析</w:t>
+      </w:r>
+      <w:r>
+        <w:rPr>
+          <w:b/>
+          <w:bCs/>
+        </w:rPr>
+        <w:t>​</w:t>
+      </w:r>
+      <w:r>
+        <w:t>​</w:t>
+      </w:r>
+    </w:p>
+    <w:p>
+      <w:pPr>
+        <w:numPr>
+          <w:ilvl w:val="1"/>
+          <w:numId w:val="11"/>
+        </w:numPr>
+      </w:pPr>
+      <w:r>
+        <w:t>水平打印所有测试结果</w:t>
+      </w:r>
+    </w:p>
+    <w:p>
+      <w:pPr>
+        <w:numPr>
+          <w:ilvl w:val="1"/>
+          <w:numId w:val="11"/>
+        </w:numPr>
+      </w:pPr>
+      <w:r>
+        <w:t>格式：攻击类型</w:t>
+      </w:r>
+      <w:r>
+        <w:t xml:space="preserve"> -&gt; </w:t>
+      </w:r>
+      <w:r>
+        <w:t>提取结果</w:t>
+      </w:r>
+      <w:r>
+        <w:t>/</w:t>
+      </w:r>
+      <w:r>
+        <w:t>失败原因</w:t>
+      </w:r>
+    </w:p>
+    <w:p>
+      <w:pPr>
+        <w:pStyle w:val="2"/>
+      </w:pPr>
+      <w:r>
+        <w:rPr>
+          <w:rFonts w:hint="eastAsia"/>
+        </w:rPr>
+        <w:t>运行结果</w:t>
+      </w:r>
+    </w:p>
+    <w:p>
+      <w:r>
+        <w:rPr>
+          <w:noProof/>
+        </w:rPr>
+        <w:drawing>
+          <wp:inline distT="0" distB="0" distL="0" distR="0" wp14:anchorId="484A81C8" wp14:editId="059F9B34">
+            <wp:extent cx="5274310" cy="3359785"/>
+            <wp:effectExtent l="0" t="0" r="2540" b="0"/>
+            <wp:docPr id="1938154428" name="图片 1"/>
+            <wp:cNvGraphicFramePr>
+              <a:graphicFrameLocks xmlns:a="http://schemas.openxmlformats.org/drawingml/2006/main" noChangeAspect="1"/>
+            </wp:cNvGraphicFramePr>
+            <a:graphic xmlns:a="http://schemas.openxmlformats.org/drawingml/2006/main">
+              <a:graphicData uri="http://schemas.openxmlformats.org/drawingml/2006/picture">
+                <pic:pic xmlns:pic="http://schemas.openxmlformats.org/drawingml/2006/picture">
+                  <pic:nvPicPr>
+                    <pic:cNvPr id="1938154428" name=""/>
+                    <pic:cNvPicPr/>
+                  </pic:nvPicPr>
+                  <pic:blipFill>
+                    <a:blip r:embed="rId8"/>
+                    <a:stretch>
+                      <a:fillRect/>
+                    </a:stretch>
+                  </pic:blipFill>
+                  <pic:spPr>
+                    <a:xfrm>
+                      <a:off x="0" y="0"/>
+                      <a:ext cx="5274310" cy="3359785"/>
+                    </a:xfrm>
+                    <a:prstGeom prst="rect">
+                      <a:avLst/>
+                    </a:prstGeom>
+                  </pic:spPr>
+                </pic:pic>
+              </a:graphicData>
+            </a:graphic>
+          </wp:inline>
+        </w:drawing>
+      </w:r>
+    </w:p>
+    <w:p>
+      <w:pPr>
+        <w:rPr>
+          <w:rFonts w:hint="eastAsia"/>
+        </w:rPr>
+      </w:pPr>
+      <w:r>
+        <w:rPr>
+          <w:rFonts w:hint="eastAsia"/>
+        </w:rPr>
+        <w:t>可以看到，该代码具有一定的鲁棒性。</w:t>
+      </w:r>
+    </w:p>
     <w:sectPr>
-      <w:footerReference w:type="default" r:id="rId8"/>
+      <w:footerReference w:type="default" r:id="rId22"/>
       <w:pgSz w:w="11906" w:h="16838"/>
       <w:pgMar w:top="1440" w:right="1800" w:bottom="1440" w:left="1800" w:header="851" w:footer="992" w:gutter="0"/>
       <w:cols w:space="425"/>
@@ -112,6 +3601,123 @@
 <file path=word/numbering.xml><?xml version="1.0" encoding="utf-8"?>
 <w:numbering xmlns:wpc="http://schemas.microsoft.com/office/word/2010/wordprocessingCanvas" xmlns:cx="http://schemas.microsoft.com/office/drawing/2014/chartex" xmlns:cx1="http://schemas.microsoft.com/office/drawing/2015/9/8/chartex" xmlns:cx2="http://schemas.microsoft.com/office/drawing/2015/10/21/chartex" xmlns:cx3="http://schemas.microsoft.com/office/drawing/2016/5/9/chartex" xmlns:cx4="http://schemas.microsoft.com/office/drawing/2016/5/10/chartex" xmlns:cx5="http://schemas.microsoft.com/office/drawing/2016/5/11/chartex" xmlns:cx6="http://schemas.microsoft.com/office/drawing/2016/5/12/chartex" xmlns:cx7="http://schemas.microsoft.com/office/drawing/2016/5/13/chartex" xmlns:cx8="http://schemas.microsoft.com/office/drawing/2016/5/14/chartex" xmlns:mc="http://schemas.openxmlformats.org/markup-compatibility/2006" xmlns:aink="http://schemas.microsoft.com/office/drawing/2016/ink" xmlns:am3d="http://schemas.microsoft.com/office/drawing/2017/model3d" xmlns:o="urn:schemas-microsoft-com:office:office" xmlns:oel="http://schemas.microsoft.com/office/2019/extlst" xmlns:r="http://schemas.openxmlformats.org/officeDocument/2006/relationships" xmlns:m="http://schemas.openxmlformats.org/officeDocument/2006/math" xmlns:v="urn:schemas-microsoft-com:vml" xmlns:wp14="http://schemas.microsoft.com/office/word/2010/wordprocessingDrawing" xmlns:wp="http://schemas.openxmlformats.org/drawingml/2006/wordprocessingDrawing" xmlns:w10="urn:schemas-microsoft-com:office:word" xmlns:w="http://schemas.openxmlformats.org/wordprocessingml/2006/main" xmlns:w14="http://schemas.microsoft.com/office/word/2010/wordml" xmlns:w15="http://schemas.microsoft.com/office/word/2012/wordml" xmlns:w16cex="http://schemas.microsoft.com/office/word/2018/wordml/cex" xmlns:w16cid="http://schemas.microsoft.com/office/word/2016/wordml/cid" xmlns:w16="http://schemas.microsoft.com/office/word/2018/wordml" xmlns:w16du="http://schemas.microsoft.com/office/word/2023/wordml/word16du" xmlns:w16sdtdh="http://schemas.microsoft.com/office/word/2020/wordml/sdtdatahash" xmlns:w16sdtfl="http://schemas.microsoft.com/office/word/2024/wordml/sdtformatlock" xmlns:w16se="http://schemas.microsoft.com/office/word/2015/wordml/symex" xmlns:wpg="http://schemas.microsoft.com/office/word/2010/wordprocessingGroup" xmlns:wpi="http://schemas.microsoft.com/office/word/2010/wordprocessingInk" xmlns:wne="http://schemas.microsoft.com/office/word/2006/wordml" xmlns:wps="http://schemas.microsoft.com/office/word/2010/wordprocessingShape" mc:Ignorable="w14 w15 w16se w16cid w16 w16cex w16sdtdh w16sdtfl w16du wp14">
   <w:abstractNum w:abstractNumId="0" w15:restartNumberingAfterBreak="0">
+    <w:nsid w:val="20365D67"/>
+    <w:multiLevelType w:val="multilevel"/>
+    <w:tmpl w:val="1268A54A"/>
+    <w:lvl w:ilvl="0">
+      <w:start w:val="1"/>
+      <w:numFmt w:val="decimal"/>
+      <w:lvlText w:val="%1."/>
+      <w:lvlJc w:val="left"/>
+      <w:pPr>
+        <w:tabs>
+          <w:tab w:val="num" w:pos="720"/>
+        </w:tabs>
+        <w:ind w:left="720" w:hanging="360"/>
+      </w:pPr>
+    </w:lvl>
+    <w:lvl w:ilvl="1">
+      <w:start w:val="1"/>
+      <w:numFmt w:val="bullet"/>
+      <w:lvlText w:val=""/>
+      <w:lvlJc w:val="left"/>
+      <w:pPr>
+        <w:tabs>
+          <w:tab w:val="num" w:pos="1440"/>
+        </w:tabs>
+        <w:ind w:left="1440" w:hanging="360"/>
+      </w:pPr>
+      <w:rPr>
+        <w:rFonts w:ascii="Symbol" w:hAnsi="Symbol" w:hint="default"/>
+        <w:sz w:val="20"/>
+      </w:rPr>
+    </w:lvl>
+    <w:lvl w:ilvl="2" w:tentative="1">
+      <w:start w:val="1"/>
+      <w:numFmt w:val="decimal"/>
+      <w:lvlText w:val="%3."/>
+      <w:lvlJc w:val="left"/>
+      <w:pPr>
+        <w:tabs>
+          <w:tab w:val="num" w:pos="2160"/>
+        </w:tabs>
+        <w:ind w:left="2160" w:hanging="360"/>
+      </w:pPr>
+    </w:lvl>
+    <w:lvl w:ilvl="3" w:tentative="1">
+      <w:start w:val="1"/>
+      <w:numFmt w:val="decimal"/>
+      <w:lvlText w:val="%4."/>
+      <w:lvlJc w:val="left"/>
+      <w:pPr>
+        <w:tabs>
+          <w:tab w:val="num" w:pos="2880"/>
+        </w:tabs>
+        <w:ind w:left="2880" w:hanging="360"/>
+      </w:pPr>
+    </w:lvl>
+    <w:lvl w:ilvl="4" w:tentative="1">
+      <w:start w:val="1"/>
+      <w:numFmt w:val="decimal"/>
+      <w:lvlText w:val="%5."/>
+      <w:lvlJc w:val="left"/>
+      <w:pPr>
+        <w:tabs>
+          <w:tab w:val="num" w:pos="3600"/>
+        </w:tabs>
+        <w:ind w:left="3600" w:hanging="360"/>
+      </w:pPr>
+    </w:lvl>
+    <w:lvl w:ilvl="5" w:tentative="1">
+      <w:start w:val="1"/>
+      <w:numFmt w:val="decimal"/>
+      <w:lvlText w:val="%6."/>
+      <w:lvlJc w:val="left"/>
+      <w:pPr>
+        <w:tabs>
+          <w:tab w:val="num" w:pos="4320"/>
+        </w:tabs>
+        <w:ind w:left="4320" w:hanging="360"/>
+      </w:pPr>
+    </w:lvl>
+    <w:lvl w:ilvl="6" w:tentative="1">
+      <w:start w:val="1"/>
+      <w:numFmt w:val="decimal"/>
+      <w:lvlText w:val="%7."/>
+      <w:lvlJc w:val="left"/>
+      <w:pPr>
+        <w:tabs>
+          <w:tab w:val="num" w:pos="5040"/>
+        </w:tabs>
+        <w:ind w:left="5040" w:hanging="360"/>
+      </w:pPr>
+    </w:lvl>
+    <w:lvl w:ilvl="7" w:tentative="1">
+      <w:start w:val="1"/>
+      <w:numFmt w:val="decimal"/>
+      <w:lvlText w:val="%8."/>
+      <w:lvlJc w:val="left"/>
+      <w:pPr>
+        <w:tabs>
+          <w:tab w:val="num" w:pos="5760"/>
+        </w:tabs>
+        <w:ind w:left="5760" w:hanging="360"/>
+      </w:pPr>
+    </w:lvl>
+    <w:lvl w:ilvl="8" w:tentative="1">
+      <w:start w:val="1"/>
+      <w:numFmt w:val="decimal"/>
+      <w:lvlText w:val="%9."/>
+      <w:lvlJc w:val="left"/>
+      <w:pPr>
+        <w:tabs>
+          <w:tab w:val="num" w:pos="6480"/>
+        </w:tabs>
+        <w:ind w:left="6480" w:hanging="360"/>
+      </w:pPr>
+    </w:lvl>
+  </w:abstractNum>
+  <w:abstractNum w:abstractNumId="1" w15:restartNumberingAfterBreak="0">
     <w:nsid w:val="25FE4A3D"/>
     <w:multiLevelType w:val="hybridMultilevel"/>
     <w:tmpl w:val="3E72120E"/>
@@ -200,7 +3806,7 @@
       </w:pPr>
     </w:lvl>
   </w:abstractNum>
-  <w:abstractNum w:abstractNumId="1" w15:restartNumberingAfterBreak="0">
+  <w:abstractNum w:abstractNumId="2" w15:restartNumberingAfterBreak="0">
     <w:nsid w:val="2DF55B80"/>
     <w:multiLevelType w:val="hybridMultilevel"/>
     <w:tmpl w:val="23CA57FE"/>
@@ -313,7 +3919,620 @@
       </w:rPr>
     </w:lvl>
   </w:abstractNum>
-  <w:abstractNum w:abstractNumId="2" w15:restartNumberingAfterBreak="0">
+  <w:abstractNum w:abstractNumId="3" w15:restartNumberingAfterBreak="0">
+    <w:nsid w:val="35B776F2"/>
+    <w:multiLevelType w:val="multilevel"/>
+    <w:tmpl w:val="E00A78A8"/>
+    <w:lvl w:ilvl="0">
+      <w:start w:val="1"/>
+      <w:numFmt w:val="decimal"/>
+      <w:lvlText w:val="%1."/>
+      <w:lvlJc w:val="left"/>
+      <w:pPr>
+        <w:tabs>
+          <w:tab w:val="num" w:pos="720"/>
+        </w:tabs>
+        <w:ind w:left="720" w:hanging="360"/>
+      </w:pPr>
+    </w:lvl>
+    <w:lvl w:ilvl="1">
+      <w:start w:val="1"/>
+      <w:numFmt w:val="bullet"/>
+      <w:lvlText w:val=""/>
+      <w:lvlJc w:val="left"/>
+      <w:pPr>
+        <w:tabs>
+          <w:tab w:val="num" w:pos="1440"/>
+        </w:tabs>
+        <w:ind w:left="1440" w:hanging="360"/>
+      </w:pPr>
+      <w:rPr>
+        <w:rFonts w:ascii="Symbol" w:hAnsi="Symbol" w:hint="default"/>
+        <w:sz w:val="20"/>
+      </w:rPr>
+    </w:lvl>
+    <w:lvl w:ilvl="2" w:tentative="1">
+      <w:start w:val="1"/>
+      <w:numFmt w:val="decimal"/>
+      <w:lvlText w:val="%3."/>
+      <w:lvlJc w:val="left"/>
+      <w:pPr>
+        <w:tabs>
+          <w:tab w:val="num" w:pos="2160"/>
+        </w:tabs>
+        <w:ind w:left="2160" w:hanging="360"/>
+      </w:pPr>
+    </w:lvl>
+    <w:lvl w:ilvl="3" w:tentative="1">
+      <w:start w:val="1"/>
+      <w:numFmt w:val="decimal"/>
+      <w:lvlText w:val="%4."/>
+      <w:lvlJc w:val="left"/>
+      <w:pPr>
+        <w:tabs>
+          <w:tab w:val="num" w:pos="2880"/>
+        </w:tabs>
+        <w:ind w:left="2880" w:hanging="360"/>
+      </w:pPr>
+    </w:lvl>
+    <w:lvl w:ilvl="4" w:tentative="1">
+      <w:start w:val="1"/>
+      <w:numFmt w:val="decimal"/>
+      <w:lvlText w:val="%5."/>
+      <w:lvlJc w:val="left"/>
+      <w:pPr>
+        <w:tabs>
+          <w:tab w:val="num" w:pos="3600"/>
+        </w:tabs>
+        <w:ind w:left="3600" w:hanging="360"/>
+      </w:pPr>
+    </w:lvl>
+    <w:lvl w:ilvl="5" w:tentative="1">
+      <w:start w:val="1"/>
+      <w:numFmt w:val="decimal"/>
+      <w:lvlText w:val="%6."/>
+      <w:lvlJc w:val="left"/>
+      <w:pPr>
+        <w:tabs>
+          <w:tab w:val="num" w:pos="4320"/>
+        </w:tabs>
+        <w:ind w:left="4320" w:hanging="360"/>
+      </w:pPr>
+    </w:lvl>
+    <w:lvl w:ilvl="6" w:tentative="1">
+      <w:start w:val="1"/>
+      <w:numFmt w:val="decimal"/>
+      <w:lvlText w:val="%7."/>
+      <w:lvlJc w:val="left"/>
+      <w:pPr>
+        <w:tabs>
+          <w:tab w:val="num" w:pos="5040"/>
+        </w:tabs>
+        <w:ind w:left="5040" w:hanging="360"/>
+      </w:pPr>
+    </w:lvl>
+    <w:lvl w:ilvl="7" w:tentative="1">
+      <w:start w:val="1"/>
+      <w:numFmt w:val="decimal"/>
+      <w:lvlText w:val="%8."/>
+      <w:lvlJc w:val="left"/>
+      <w:pPr>
+        <w:tabs>
+          <w:tab w:val="num" w:pos="5760"/>
+        </w:tabs>
+        <w:ind w:left="5760" w:hanging="360"/>
+      </w:pPr>
+    </w:lvl>
+    <w:lvl w:ilvl="8" w:tentative="1">
+      <w:start w:val="1"/>
+      <w:numFmt w:val="decimal"/>
+      <w:lvlText w:val="%9."/>
+      <w:lvlJc w:val="left"/>
+      <w:pPr>
+        <w:tabs>
+          <w:tab w:val="num" w:pos="6480"/>
+        </w:tabs>
+        <w:ind w:left="6480" w:hanging="360"/>
+      </w:pPr>
+    </w:lvl>
+  </w:abstractNum>
+  <w:abstractNum w:abstractNumId="4" w15:restartNumberingAfterBreak="0">
+    <w:nsid w:val="36E36249"/>
+    <w:multiLevelType w:val="multilevel"/>
+    <w:tmpl w:val="C7E41FF8"/>
+    <w:lvl w:ilvl="0">
+      <w:start w:val="1"/>
+      <w:numFmt w:val="decimal"/>
+      <w:lvlText w:val="%1."/>
+      <w:lvlJc w:val="left"/>
+      <w:pPr>
+        <w:tabs>
+          <w:tab w:val="num" w:pos="720"/>
+        </w:tabs>
+        <w:ind w:left="720" w:hanging="360"/>
+      </w:pPr>
+    </w:lvl>
+    <w:lvl w:ilvl="1">
+      <w:start w:val="1"/>
+      <w:numFmt w:val="bullet"/>
+      <w:lvlText w:val=""/>
+      <w:lvlJc w:val="left"/>
+      <w:pPr>
+        <w:tabs>
+          <w:tab w:val="num" w:pos="1440"/>
+        </w:tabs>
+        <w:ind w:left="1440" w:hanging="360"/>
+      </w:pPr>
+      <w:rPr>
+        <w:rFonts w:ascii="Symbol" w:hAnsi="Symbol" w:hint="default"/>
+        <w:sz w:val="20"/>
+      </w:rPr>
+    </w:lvl>
+    <w:lvl w:ilvl="2" w:tentative="1">
+      <w:start w:val="1"/>
+      <w:numFmt w:val="decimal"/>
+      <w:lvlText w:val="%3."/>
+      <w:lvlJc w:val="left"/>
+      <w:pPr>
+        <w:tabs>
+          <w:tab w:val="num" w:pos="2160"/>
+        </w:tabs>
+        <w:ind w:left="2160" w:hanging="360"/>
+      </w:pPr>
+    </w:lvl>
+    <w:lvl w:ilvl="3" w:tentative="1">
+      <w:start w:val="1"/>
+      <w:numFmt w:val="decimal"/>
+      <w:lvlText w:val="%4."/>
+      <w:lvlJc w:val="left"/>
+      <w:pPr>
+        <w:tabs>
+          <w:tab w:val="num" w:pos="2880"/>
+        </w:tabs>
+        <w:ind w:left="2880" w:hanging="360"/>
+      </w:pPr>
+    </w:lvl>
+    <w:lvl w:ilvl="4" w:tentative="1">
+      <w:start w:val="1"/>
+      <w:numFmt w:val="decimal"/>
+      <w:lvlText w:val="%5."/>
+      <w:lvlJc w:val="left"/>
+      <w:pPr>
+        <w:tabs>
+          <w:tab w:val="num" w:pos="3600"/>
+        </w:tabs>
+        <w:ind w:left="3600" w:hanging="360"/>
+      </w:pPr>
+    </w:lvl>
+    <w:lvl w:ilvl="5" w:tentative="1">
+      <w:start w:val="1"/>
+      <w:numFmt w:val="decimal"/>
+      <w:lvlText w:val="%6."/>
+      <w:lvlJc w:val="left"/>
+      <w:pPr>
+        <w:tabs>
+          <w:tab w:val="num" w:pos="4320"/>
+        </w:tabs>
+        <w:ind w:left="4320" w:hanging="360"/>
+      </w:pPr>
+    </w:lvl>
+    <w:lvl w:ilvl="6" w:tentative="1">
+      <w:start w:val="1"/>
+      <w:numFmt w:val="decimal"/>
+      <w:lvlText w:val="%7."/>
+      <w:lvlJc w:val="left"/>
+      <w:pPr>
+        <w:tabs>
+          <w:tab w:val="num" w:pos="5040"/>
+        </w:tabs>
+        <w:ind w:left="5040" w:hanging="360"/>
+      </w:pPr>
+    </w:lvl>
+    <w:lvl w:ilvl="7" w:tentative="1">
+      <w:start w:val="1"/>
+      <w:numFmt w:val="decimal"/>
+      <w:lvlText w:val="%8."/>
+      <w:lvlJc w:val="left"/>
+      <w:pPr>
+        <w:tabs>
+          <w:tab w:val="num" w:pos="5760"/>
+        </w:tabs>
+        <w:ind w:left="5760" w:hanging="360"/>
+      </w:pPr>
+    </w:lvl>
+    <w:lvl w:ilvl="8" w:tentative="1">
+      <w:start w:val="1"/>
+      <w:numFmt w:val="decimal"/>
+      <w:lvlText w:val="%9."/>
+      <w:lvlJc w:val="left"/>
+      <w:pPr>
+        <w:tabs>
+          <w:tab w:val="num" w:pos="6480"/>
+        </w:tabs>
+        <w:ind w:left="6480" w:hanging="360"/>
+      </w:pPr>
+    </w:lvl>
+  </w:abstractNum>
+  <w:abstractNum w:abstractNumId="5" w15:restartNumberingAfterBreak="0">
+    <w:nsid w:val="3A173E3C"/>
+    <w:multiLevelType w:val="multilevel"/>
+    <w:tmpl w:val="70864A84"/>
+    <w:lvl w:ilvl="0">
+      <w:start w:val="1"/>
+      <w:numFmt w:val="decimal"/>
+      <w:lvlText w:val="%1."/>
+      <w:lvlJc w:val="left"/>
+      <w:pPr>
+        <w:tabs>
+          <w:tab w:val="num" w:pos="720"/>
+        </w:tabs>
+        <w:ind w:left="720" w:hanging="360"/>
+      </w:pPr>
+    </w:lvl>
+    <w:lvl w:ilvl="1">
+      <w:start w:val="1"/>
+      <w:numFmt w:val="bullet"/>
+      <w:lvlText w:val=""/>
+      <w:lvlJc w:val="left"/>
+      <w:pPr>
+        <w:tabs>
+          <w:tab w:val="num" w:pos="1440"/>
+        </w:tabs>
+        <w:ind w:left="1440" w:hanging="360"/>
+      </w:pPr>
+      <w:rPr>
+        <w:rFonts w:ascii="Symbol" w:hAnsi="Symbol" w:hint="default"/>
+        <w:sz w:val="20"/>
+      </w:rPr>
+    </w:lvl>
+    <w:lvl w:ilvl="2" w:tentative="1">
+      <w:start w:val="1"/>
+      <w:numFmt w:val="decimal"/>
+      <w:lvlText w:val="%3."/>
+      <w:lvlJc w:val="left"/>
+      <w:pPr>
+        <w:tabs>
+          <w:tab w:val="num" w:pos="2160"/>
+        </w:tabs>
+        <w:ind w:left="2160" w:hanging="360"/>
+      </w:pPr>
+    </w:lvl>
+    <w:lvl w:ilvl="3" w:tentative="1">
+      <w:start w:val="1"/>
+      <w:numFmt w:val="decimal"/>
+      <w:lvlText w:val="%4."/>
+      <w:lvlJc w:val="left"/>
+      <w:pPr>
+        <w:tabs>
+          <w:tab w:val="num" w:pos="2880"/>
+        </w:tabs>
+        <w:ind w:left="2880" w:hanging="360"/>
+      </w:pPr>
+    </w:lvl>
+    <w:lvl w:ilvl="4" w:tentative="1">
+      <w:start w:val="1"/>
+      <w:numFmt w:val="decimal"/>
+      <w:lvlText w:val="%5."/>
+      <w:lvlJc w:val="left"/>
+      <w:pPr>
+        <w:tabs>
+          <w:tab w:val="num" w:pos="3600"/>
+        </w:tabs>
+        <w:ind w:left="3600" w:hanging="360"/>
+      </w:pPr>
+    </w:lvl>
+    <w:lvl w:ilvl="5" w:tentative="1">
+      <w:start w:val="1"/>
+      <w:numFmt w:val="decimal"/>
+      <w:lvlText w:val="%6."/>
+      <w:lvlJc w:val="left"/>
+      <w:pPr>
+        <w:tabs>
+          <w:tab w:val="num" w:pos="4320"/>
+        </w:tabs>
+        <w:ind w:left="4320" w:hanging="360"/>
+      </w:pPr>
+    </w:lvl>
+    <w:lvl w:ilvl="6" w:tentative="1">
+      <w:start w:val="1"/>
+      <w:numFmt w:val="decimal"/>
+      <w:lvlText w:val="%7."/>
+      <w:lvlJc w:val="left"/>
+      <w:pPr>
+        <w:tabs>
+          <w:tab w:val="num" w:pos="5040"/>
+        </w:tabs>
+        <w:ind w:left="5040" w:hanging="360"/>
+      </w:pPr>
+    </w:lvl>
+    <w:lvl w:ilvl="7" w:tentative="1">
+      <w:start w:val="1"/>
+      <w:numFmt w:val="decimal"/>
+      <w:lvlText w:val="%8."/>
+      <w:lvlJc w:val="left"/>
+      <w:pPr>
+        <w:tabs>
+          <w:tab w:val="num" w:pos="5760"/>
+        </w:tabs>
+        <w:ind w:left="5760" w:hanging="360"/>
+      </w:pPr>
+    </w:lvl>
+    <w:lvl w:ilvl="8" w:tentative="1">
+      <w:start w:val="1"/>
+      <w:numFmt w:val="decimal"/>
+      <w:lvlText w:val="%9."/>
+      <w:lvlJc w:val="left"/>
+      <w:pPr>
+        <w:tabs>
+          <w:tab w:val="num" w:pos="6480"/>
+        </w:tabs>
+        <w:ind w:left="6480" w:hanging="360"/>
+      </w:pPr>
+    </w:lvl>
+  </w:abstractNum>
+  <w:abstractNum w:abstractNumId="6" w15:restartNumberingAfterBreak="0">
+    <w:nsid w:val="3A9E730C"/>
+    <w:multiLevelType w:val="multilevel"/>
+    <w:tmpl w:val="CCF8C8B6"/>
+    <w:lvl w:ilvl="0">
+      <w:start w:val="1"/>
+      <w:numFmt w:val="bullet"/>
+      <w:lvlText w:val=""/>
+      <w:lvlJc w:val="left"/>
+      <w:pPr>
+        <w:tabs>
+          <w:tab w:val="num" w:pos="720"/>
+        </w:tabs>
+        <w:ind w:left="720" w:hanging="360"/>
+      </w:pPr>
+      <w:rPr>
+        <w:rFonts w:ascii="Symbol" w:hAnsi="Symbol" w:hint="default"/>
+        <w:sz w:val="20"/>
+      </w:rPr>
+    </w:lvl>
+    <w:lvl w:ilvl="1" w:tentative="1">
+      <w:start w:val="1"/>
+      <w:numFmt w:val="bullet"/>
+      <w:lvlText w:val=""/>
+      <w:lvlJc w:val="left"/>
+      <w:pPr>
+        <w:tabs>
+          <w:tab w:val="num" w:pos="1440"/>
+        </w:tabs>
+        <w:ind w:left="1440" w:hanging="360"/>
+      </w:pPr>
+      <w:rPr>
+        <w:rFonts w:ascii="Symbol" w:hAnsi="Symbol" w:hint="default"/>
+        <w:sz w:val="20"/>
+      </w:rPr>
+    </w:lvl>
+    <w:lvl w:ilvl="2" w:tentative="1">
+      <w:start w:val="1"/>
+      <w:numFmt w:val="bullet"/>
+      <w:lvlText w:val=""/>
+      <w:lvlJc w:val="left"/>
+      <w:pPr>
+        <w:tabs>
+          <w:tab w:val="num" w:pos="2160"/>
+        </w:tabs>
+        <w:ind w:left="2160" w:hanging="360"/>
+      </w:pPr>
+      <w:rPr>
+        <w:rFonts w:ascii="Symbol" w:hAnsi="Symbol" w:hint="default"/>
+        <w:sz w:val="20"/>
+      </w:rPr>
+    </w:lvl>
+    <w:lvl w:ilvl="3" w:tentative="1">
+      <w:start w:val="1"/>
+      <w:numFmt w:val="bullet"/>
+      <w:lvlText w:val=""/>
+      <w:lvlJc w:val="left"/>
+      <w:pPr>
+        <w:tabs>
+          <w:tab w:val="num" w:pos="2880"/>
+        </w:tabs>
+        <w:ind w:left="2880" w:hanging="360"/>
+      </w:pPr>
+      <w:rPr>
+        <w:rFonts w:ascii="Symbol" w:hAnsi="Symbol" w:hint="default"/>
+        <w:sz w:val="20"/>
+      </w:rPr>
+    </w:lvl>
+    <w:lvl w:ilvl="4" w:tentative="1">
+      <w:start w:val="1"/>
+      <w:numFmt w:val="bullet"/>
+      <w:lvlText w:val=""/>
+      <w:lvlJc w:val="left"/>
+      <w:pPr>
+        <w:tabs>
+          <w:tab w:val="num" w:pos="3600"/>
+        </w:tabs>
+        <w:ind w:left="3600" w:hanging="360"/>
+      </w:pPr>
+      <w:rPr>
+        <w:rFonts w:ascii="Symbol" w:hAnsi="Symbol" w:hint="default"/>
+        <w:sz w:val="20"/>
+      </w:rPr>
+    </w:lvl>
+    <w:lvl w:ilvl="5" w:tentative="1">
+      <w:start w:val="1"/>
+      <w:numFmt w:val="bullet"/>
+      <w:lvlText w:val=""/>
+      <w:lvlJc w:val="left"/>
+      <w:pPr>
+        <w:tabs>
+          <w:tab w:val="num" w:pos="4320"/>
+        </w:tabs>
+        <w:ind w:left="4320" w:hanging="360"/>
+      </w:pPr>
+      <w:rPr>
+        <w:rFonts w:ascii="Symbol" w:hAnsi="Symbol" w:hint="default"/>
+        <w:sz w:val="20"/>
+      </w:rPr>
+    </w:lvl>
+    <w:lvl w:ilvl="6" w:tentative="1">
+      <w:start w:val="1"/>
+      <w:numFmt w:val="bullet"/>
+      <w:lvlText w:val=""/>
+      <w:lvlJc w:val="left"/>
+      <w:pPr>
+        <w:tabs>
+          <w:tab w:val="num" w:pos="5040"/>
+        </w:tabs>
+        <w:ind w:left="5040" w:hanging="360"/>
+      </w:pPr>
+      <w:rPr>
+        <w:rFonts w:ascii="Symbol" w:hAnsi="Symbol" w:hint="default"/>
+        <w:sz w:val="20"/>
+      </w:rPr>
+    </w:lvl>
+    <w:lvl w:ilvl="7" w:tentative="1">
+      <w:start w:val="1"/>
+      <w:numFmt w:val="bullet"/>
+      <w:lvlText w:val=""/>
+      <w:lvlJc w:val="left"/>
+      <w:pPr>
+        <w:tabs>
+          <w:tab w:val="num" w:pos="5760"/>
+        </w:tabs>
+        <w:ind w:left="5760" w:hanging="360"/>
+      </w:pPr>
+      <w:rPr>
+        <w:rFonts w:ascii="Symbol" w:hAnsi="Symbol" w:hint="default"/>
+        <w:sz w:val="20"/>
+      </w:rPr>
+    </w:lvl>
+    <w:lvl w:ilvl="8" w:tentative="1">
+      <w:start w:val="1"/>
+      <w:numFmt w:val="bullet"/>
+      <w:lvlText w:val=""/>
+      <w:lvlJc w:val="left"/>
+      <w:pPr>
+        <w:tabs>
+          <w:tab w:val="num" w:pos="6480"/>
+        </w:tabs>
+        <w:ind w:left="6480" w:hanging="360"/>
+      </w:pPr>
+      <w:rPr>
+        <w:rFonts w:ascii="Symbol" w:hAnsi="Symbol" w:hint="default"/>
+        <w:sz w:val="20"/>
+      </w:rPr>
+    </w:lvl>
+  </w:abstractNum>
+  <w:abstractNum w:abstractNumId="7" w15:restartNumberingAfterBreak="0">
+    <w:nsid w:val="48C617D6"/>
+    <w:multiLevelType w:val="multilevel"/>
+    <w:tmpl w:val="472CF366"/>
+    <w:lvl w:ilvl="0">
+      <w:start w:val="1"/>
+      <w:numFmt w:val="decimal"/>
+      <w:lvlText w:val="%1."/>
+      <w:lvlJc w:val="left"/>
+      <w:pPr>
+        <w:tabs>
+          <w:tab w:val="num" w:pos="720"/>
+        </w:tabs>
+        <w:ind w:left="720" w:hanging="360"/>
+      </w:pPr>
+    </w:lvl>
+    <w:lvl w:ilvl="1" w:tentative="1">
+      <w:start w:val="1"/>
+      <w:numFmt w:val="decimal"/>
+      <w:lvlText w:val="%2."/>
+      <w:lvlJc w:val="left"/>
+      <w:pPr>
+        <w:tabs>
+          <w:tab w:val="num" w:pos="1440"/>
+        </w:tabs>
+        <w:ind w:left="1440" w:hanging="360"/>
+      </w:pPr>
+    </w:lvl>
+    <w:lvl w:ilvl="2" w:tentative="1">
+      <w:start w:val="1"/>
+      <w:numFmt w:val="decimal"/>
+      <w:lvlText w:val="%3."/>
+      <w:lvlJc w:val="left"/>
+      <w:pPr>
+        <w:tabs>
+          <w:tab w:val="num" w:pos="2160"/>
+        </w:tabs>
+        <w:ind w:left="2160" w:hanging="360"/>
+      </w:pPr>
+    </w:lvl>
+    <w:lvl w:ilvl="3" w:tentative="1">
+      <w:start w:val="1"/>
+      <w:numFmt w:val="decimal"/>
+      <w:lvlText w:val="%4."/>
+      <w:lvlJc w:val="left"/>
+      <w:pPr>
+        <w:tabs>
+          <w:tab w:val="num" w:pos="2880"/>
+        </w:tabs>
+        <w:ind w:left="2880" w:hanging="360"/>
+      </w:pPr>
+    </w:lvl>
+    <w:lvl w:ilvl="4" w:tentative="1">
+      <w:start w:val="1"/>
+      <w:numFmt w:val="decimal"/>
+      <w:lvlText w:val="%5."/>
+      <w:lvlJc w:val="left"/>
+      <w:pPr>
+        <w:tabs>
+          <w:tab w:val="num" w:pos="3600"/>
+        </w:tabs>
+        <w:ind w:left="3600" w:hanging="360"/>
+      </w:pPr>
+    </w:lvl>
+    <w:lvl w:ilvl="5" w:tentative="1">
+      <w:start w:val="1"/>
+      <w:numFmt w:val="decimal"/>
+      <w:lvlText w:val="%6."/>
+      <w:lvlJc w:val="left"/>
+      <w:pPr>
+        <w:tabs>
+          <w:tab w:val="num" w:pos="4320"/>
+        </w:tabs>
+        <w:ind w:left="4320" w:hanging="360"/>
+      </w:pPr>
+    </w:lvl>
+    <w:lvl w:ilvl="6" w:tentative="1">
+      <w:start w:val="1"/>
+      <w:numFmt w:val="decimal"/>
+      <w:lvlText w:val="%7."/>
+      <w:lvlJc w:val="left"/>
+      <w:pPr>
+        <w:tabs>
+          <w:tab w:val="num" w:pos="5040"/>
+        </w:tabs>
+        <w:ind w:left="5040" w:hanging="360"/>
+      </w:pPr>
+    </w:lvl>
+    <w:lvl w:ilvl="7" w:tentative="1">
+      <w:start w:val="1"/>
+      <w:numFmt w:val="decimal"/>
+      <w:lvlText w:val="%8."/>
+      <w:lvlJc w:val="left"/>
+      <w:pPr>
+        <w:tabs>
+          <w:tab w:val="num" w:pos="5760"/>
+        </w:tabs>
+        <w:ind w:left="5760" w:hanging="360"/>
+      </w:pPr>
+    </w:lvl>
+    <w:lvl w:ilvl="8" w:tentative="1">
+      <w:start w:val="1"/>
+      <w:numFmt w:val="decimal"/>
+      <w:lvlText w:val="%9."/>
+      <w:lvlJc w:val="left"/>
+      <w:pPr>
+        <w:tabs>
+          <w:tab w:val="num" w:pos="6480"/>
+        </w:tabs>
+        <w:ind w:left="6480" w:hanging="360"/>
+      </w:pPr>
+    </w:lvl>
+  </w:abstractNum>
+  <w:abstractNum w:abstractNumId="8" w15:restartNumberingAfterBreak="0">
     <w:nsid w:val="5AEF5A8F"/>
     <w:multiLevelType w:val="hybridMultilevel"/>
     <w:tmpl w:val="861ED1B6"/>
@@ -402,7 +4621,305 @@
       </w:pPr>
     </w:lvl>
   </w:abstractNum>
-  <w:abstractNum w:abstractNumId="3" w15:restartNumberingAfterBreak="0">
+  <w:abstractNum w:abstractNumId="9" w15:restartNumberingAfterBreak="0">
+    <w:nsid w:val="70775082"/>
+    <w:multiLevelType w:val="multilevel"/>
+    <w:tmpl w:val="BFF24A46"/>
+    <w:lvl w:ilvl="0">
+      <w:start w:val="1"/>
+      <w:numFmt w:val="bullet"/>
+      <w:lvlText w:val=""/>
+      <w:lvlJc w:val="left"/>
+      <w:pPr>
+        <w:tabs>
+          <w:tab w:val="num" w:pos="720"/>
+        </w:tabs>
+        <w:ind w:left="720" w:hanging="360"/>
+      </w:pPr>
+      <w:rPr>
+        <w:rFonts w:ascii="Symbol" w:hAnsi="Symbol" w:hint="default"/>
+        <w:sz w:val="20"/>
+      </w:rPr>
+    </w:lvl>
+    <w:lvl w:ilvl="1" w:tentative="1">
+      <w:start w:val="1"/>
+      <w:numFmt w:val="bullet"/>
+      <w:lvlText w:val=""/>
+      <w:lvlJc w:val="left"/>
+      <w:pPr>
+        <w:tabs>
+          <w:tab w:val="num" w:pos="1440"/>
+        </w:tabs>
+        <w:ind w:left="1440" w:hanging="360"/>
+      </w:pPr>
+      <w:rPr>
+        <w:rFonts w:ascii="Symbol" w:hAnsi="Symbol" w:hint="default"/>
+        <w:sz w:val="20"/>
+      </w:rPr>
+    </w:lvl>
+    <w:lvl w:ilvl="2" w:tentative="1">
+      <w:start w:val="1"/>
+      <w:numFmt w:val="bullet"/>
+      <w:lvlText w:val=""/>
+      <w:lvlJc w:val="left"/>
+      <w:pPr>
+        <w:tabs>
+          <w:tab w:val="num" w:pos="2160"/>
+        </w:tabs>
+        <w:ind w:left="2160" w:hanging="360"/>
+      </w:pPr>
+      <w:rPr>
+        <w:rFonts w:ascii="Symbol" w:hAnsi="Symbol" w:hint="default"/>
+        <w:sz w:val="20"/>
+      </w:rPr>
+    </w:lvl>
+    <w:lvl w:ilvl="3" w:tentative="1">
+      <w:start w:val="1"/>
+      <w:numFmt w:val="bullet"/>
+      <w:lvlText w:val=""/>
+      <w:lvlJc w:val="left"/>
+      <w:pPr>
+        <w:tabs>
+          <w:tab w:val="num" w:pos="2880"/>
+        </w:tabs>
+        <w:ind w:left="2880" w:hanging="360"/>
+      </w:pPr>
+      <w:rPr>
+        <w:rFonts w:ascii="Symbol" w:hAnsi="Symbol" w:hint="default"/>
+        <w:sz w:val="20"/>
+      </w:rPr>
+    </w:lvl>
+    <w:lvl w:ilvl="4" w:tentative="1">
+      <w:start w:val="1"/>
+      <w:numFmt w:val="bullet"/>
+      <w:lvlText w:val=""/>
+      <w:lvlJc w:val="left"/>
+      <w:pPr>
+        <w:tabs>
+          <w:tab w:val="num" w:pos="3600"/>
+        </w:tabs>
+        <w:ind w:left="3600" w:hanging="360"/>
+      </w:pPr>
+      <w:rPr>
+        <w:rFonts w:ascii="Symbol" w:hAnsi="Symbol" w:hint="default"/>
+        <w:sz w:val="20"/>
+      </w:rPr>
+    </w:lvl>
+    <w:lvl w:ilvl="5" w:tentative="1">
+      <w:start w:val="1"/>
+      <w:numFmt w:val="bullet"/>
+      <w:lvlText w:val=""/>
+      <w:lvlJc w:val="left"/>
+      <w:pPr>
+        <w:tabs>
+          <w:tab w:val="num" w:pos="4320"/>
+        </w:tabs>
+        <w:ind w:left="4320" w:hanging="360"/>
+      </w:pPr>
+      <w:rPr>
+        <w:rFonts w:ascii="Symbol" w:hAnsi="Symbol" w:hint="default"/>
+        <w:sz w:val="20"/>
+      </w:rPr>
+    </w:lvl>
+    <w:lvl w:ilvl="6" w:tentative="1">
+      <w:start w:val="1"/>
+      <w:numFmt w:val="bullet"/>
+      <w:lvlText w:val=""/>
+      <w:lvlJc w:val="left"/>
+      <w:pPr>
+        <w:tabs>
+          <w:tab w:val="num" w:pos="5040"/>
+        </w:tabs>
+        <w:ind w:left="5040" w:hanging="360"/>
+      </w:pPr>
+      <w:rPr>
+        <w:rFonts w:ascii="Symbol" w:hAnsi="Symbol" w:hint="default"/>
+        <w:sz w:val="20"/>
+      </w:rPr>
+    </w:lvl>
+    <w:lvl w:ilvl="7" w:tentative="1">
+      <w:start w:val="1"/>
+      <w:numFmt w:val="bullet"/>
+      <w:lvlText w:val=""/>
+      <w:lvlJc w:val="left"/>
+      <w:pPr>
+        <w:tabs>
+          <w:tab w:val="num" w:pos="5760"/>
+        </w:tabs>
+        <w:ind w:left="5760" w:hanging="360"/>
+      </w:pPr>
+      <w:rPr>
+        <w:rFonts w:ascii="Symbol" w:hAnsi="Symbol" w:hint="default"/>
+        <w:sz w:val="20"/>
+      </w:rPr>
+    </w:lvl>
+    <w:lvl w:ilvl="8" w:tentative="1">
+      <w:start w:val="1"/>
+      <w:numFmt w:val="bullet"/>
+      <w:lvlText w:val=""/>
+      <w:lvlJc w:val="left"/>
+      <w:pPr>
+        <w:tabs>
+          <w:tab w:val="num" w:pos="6480"/>
+        </w:tabs>
+        <w:ind w:left="6480" w:hanging="360"/>
+      </w:pPr>
+      <w:rPr>
+        <w:rFonts w:ascii="Symbol" w:hAnsi="Symbol" w:hint="default"/>
+        <w:sz w:val="20"/>
+      </w:rPr>
+    </w:lvl>
+  </w:abstractNum>
+  <w:abstractNum w:abstractNumId="10" w15:restartNumberingAfterBreak="0">
+    <w:nsid w:val="710C2552"/>
+    <w:multiLevelType w:val="multilevel"/>
+    <w:tmpl w:val="F15E549C"/>
+    <w:lvl w:ilvl="0">
+      <w:start w:val="1"/>
+      <w:numFmt w:val="bullet"/>
+      <w:lvlText w:val=""/>
+      <w:lvlJc w:val="left"/>
+      <w:pPr>
+        <w:tabs>
+          <w:tab w:val="num" w:pos="720"/>
+        </w:tabs>
+        <w:ind w:left="720" w:hanging="360"/>
+      </w:pPr>
+      <w:rPr>
+        <w:rFonts w:ascii="Symbol" w:hAnsi="Symbol" w:hint="default"/>
+        <w:sz w:val="20"/>
+      </w:rPr>
+    </w:lvl>
+    <w:lvl w:ilvl="1" w:tentative="1">
+      <w:start w:val="1"/>
+      <w:numFmt w:val="bullet"/>
+      <w:lvlText w:val=""/>
+      <w:lvlJc w:val="left"/>
+      <w:pPr>
+        <w:tabs>
+          <w:tab w:val="num" w:pos="1440"/>
+        </w:tabs>
+        <w:ind w:left="1440" w:hanging="360"/>
+      </w:pPr>
+      <w:rPr>
+        <w:rFonts w:ascii="Symbol" w:hAnsi="Symbol" w:hint="default"/>
+        <w:sz w:val="20"/>
+      </w:rPr>
+    </w:lvl>
+    <w:lvl w:ilvl="2" w:tentative="1">
+      <w:start w:val="1"/>
+      <w:numFmt w:val="bullet"/>
+      <w:lvlText w:val=""/>
+      <w:lvlJc w:val="left"/>
+      <w:pPr>
+        <w:tabs>
+          <w:tab w:val="num" w:pos="2160"/>
+        </w:tabs>
+        <w:ind w:left="2160" w:hanging="360"/>
+      </w:pPr>
+      <w:rPr>
+        <w:rFonts w:ascii="Symbol" w:hAnsi="Symbol" w:hint="default"/>
+        <w:sz w:val="20"/>
+      </w:rPr>
+    </w:lvl>
+    <w:lvl w:ilvl="3" w:tentative="1">
+      <w:start w:val="1"/>
+      <w:numFmt w:val="bullet"/>
+      <w:lvlText w:val=""/>
+      <w:lvlJc w:val="left"/>
+      <w:pPr>
+        <w:tabs>
+          <w:tab w:val="num" w:pos="2880"/>
+        </w:tabs>
+        <w:ind w:left="2880" w:hanging="360"/>
+      </w:pPr>
+      <w:rPr>
+        <w:rFonts w:ascii="Symbol" w:hAnsi="Symbol" w:hint="default"/>
+        <w:sz w:val="20"/>
+      </w:rPr>
+    </w:lvl>
+    <w:lvl w:ilvl="4" w:tentative="1">
+      <w:start w:val="1"/>
+      <w:numFmt w:val="bullet"/>
+      <w:lvlText w:val=""/>
+      <w:lvlJc w:val="left"/>
+      <w:pPr>
+        <w:tabs>
+          <w:tab w:val="num" w:pos="3600"/>
+        </w:tabs>
+        <w:ind w:left="3600" w:hanging="360"/>
+      </w:pPr>
+      <w:rPr>
+        <w:rFonts w:ascii="Symbol" w:hAnsi="Symbol" w:hint="default"/>
+        <w:sz w:val="20"/>
+      </w:rPr>
+    </w:lvl>
+    <w:lvl w:ilvl="5" w:tentative="1">
+      <w:start w:val="1"/>
+      <w:numFmt w:val="bullet"/>
+      <w:lvlText w:val=""/>
+      <w:lvlJc w:val="left"/>
+      <w:pPr>
+        <w:tabs>
+          <w:tab w:val="num" w:pos="4320"/>
+        </w:tabs>
+        <w:ind w:left="4320" w:hanging="360"/>
+      </w:pPr>
+      <w:rPr>
+        <w:rFonts w:ascii="Symbol" w:hAnsi="Symbol" w:hint="default"/>
+        <w:sz w:val="20"/>
+      </w:rPr>
+    </w:lvl>
+    <w:lvl w:ilvl="6" w:tentative="1">
+      <w:start w:val="1"/>
+      <w:numFmt w:val="bullet"/>
+      <w:lvlText w:val=""/>
+      <w:lvlJc w:val="left"/>
+      <w:pPr>
+        <w:tabs>
+          <w:tab w:val="num" w:pos="5040"/>
+        </w:tabs>
+        <w:ind w:left="5040" w:hanging="360"/>
+      </w:pPr>
+      <w:rPr>
+        <w:rFonts w:ascii="Symbol" w:hAnsi="Symbol" w:hint="default"/>
+        <w:sz w:val="20"/>
+      </w:rPr>
+    </w:lvl>
+    <w:lvl w:ilvl="7" w:tentative="1">
+      <w:start w:val="1"/>
+      <w:numFmt w:val="bullet"/>
+      <w:lvlText w:val=""/>
+      <w:lvlJc w:val="left"/>
+      <w:pPr>
+        <w:tabs>
+          <w:tab w:val="num" w:pos="5760"/>
+        </w:tabs>
+        <w:ind w:left="5760" w:hanging="360"/>
+      </w:pPr>
+      <w:rPr>
+        <w:rFonts w:ascii="Symbol" w:hAnsi="Symbol" w:hint="default"/>
+        <w:sz w:val="20"/>
+      </w:rPr>
+    </w:lvl>
+    <w:lvl w:ilvl="8" w:tentative="1">
+      <w:start w:val="1"/>
+      <w:numFmt w:val="bullet"/>
+      <w:lvlText w:val=""/>
+      <w:lvlJc w:val="left"/>
+      <w:pPr>
+        <w:tabs>
+          <w:tab w:val="num" w:pos="6480"/>
+        </w:tabs>
+        <w:ind w:left="6480" w:hanging="360"/>
+      </w:pPr>
+      <w:rPr>
+        <w:rFonts w:ascii="Symbol" w:hAnsi="Symbol" w:hint="default"/>
+        <w:sz w:val="20"/>
+      </w:rPr>
+    </w:lvl>
+  </w:abstractNum>
+  <w:abstractNum w:abstractNumId="11" w15:restartNumberingAfterBreak="0">
     <w:nsid w:val="762133D7"/>
     <w:multiLevelType w:val="hybridMultilevel"/>
     <w:tmpl w:val="53A675B4"/>
@@ -491,17 +5008,193 @@
       </w:pPr>
     </w:lvl>
   </w:abstractNum>
+  <w:abstractNum w:abstractNumId="12" w15:restartNumberingAfterBreak="0">
+    <w:nsid w:val="7BA36FB5"/>
+    <w:multiLevelType w:val="multilevel"/>
+    <w:tmpl w:val="62085920"/>
+    <w:lvl w:ilvl="0">
+      <w:start w:val="1"/>
+      <w:numFmt w:val="bullet"/>
+      <w:lvlText w:val=""/>
+      <w:lvlJc w:val="left"/>
+      <w:pPr>
+        <w:tabs>
+          <w:tab w:val="num" w:pos="720"/>
+        </w:tabs>
+        <w:ind w:left="720" w:hanging="360"/>
+      </w:pPr>
+      <w:rPr>
+        <w:rFonts w:ascii="Symbol" w:hAnsi="Symbol" w:hint="default"/>
+        <w:sz w:val="20"/>
+      </w:rPr>
+    </w:lvl>
+    <w:lvl w:ilvl="1" w:tentative="1">
+      <w:start w:val="1"/>
+      <w:numFmt w:val="bullet"/>
+      <w:lvlText w:val=""/>
+      <w:lvlJc w:val="left"/>
+      <w:pPr>
+        <w:tabs>
+          <w:tab w:val="num" w:pos="1440"/>
+        </w:tabs>
+        <w:ind w:left="1440" w:hanging="360"/>
+      </w:pPr>
+      <w:rPr>
+        <w:rFonts w:ascii="Symbol" w:hAnsi="Symbol" w:hint="default"/>
+        <w:sz w:val="20"/>
+      </w:rPr>
+    </w:lvl>
+    <w:lvl w:ilvl="2" w:tentative="1">
+      <w:start w:val="1"/>
+      <w:numFmt w:val="bullet"/>
+      <w:lvlText w:val=""/>
+      <w:lvlJc w:val="left"/>
+      <w:pPr>
+        <w:tabs>
+          <w:tab w:val="num" w:pos="2160"/>
+        </w:tabs>
+        <w:ind w:left="2160" w:hanging="360"/>
+      </w:pPr>
+      <w:rPr>
+        <w:rFonts w:ascii="Symbol" w:hAnsi="Symbol" w:hint="default"/>
+        <w:sz w:val="20"/>
+      </w:rPr>
+    </w:lvl>
+    <w:lvl w:ilvl="3" w:tentative="1">
+      <w:start w:val="1"/>
+      <w:numFmt w:val="bullet"/>
+      <w:lvlText w:val=""/>
+      <w:lvlJc w:val="left"/>
+      <w:pPr>
+        <w:tabs>
+          <w:tab w:val="num" w:pos="2880"/>
+        </w:tabs>
+        <w:ind w:left="2880" w:hanging="360"/>
+      </w:pPr>
+      <w:rPr>
+        <w:rFonts w:ascii="Symbol" w:hAnsi="Symbol" w:hint="default"/>
+        <w:sz w:val="20"/>
+      </w:rPr>
+    </w:lvl>
+    <w:lvl w:ilvl="4" w:tentative="1">
+      <w:start w:val="1"/>
+      <w:numFmt w:val="bullet"/>
+      <w:lvlText w:val=""/>
+      <w:lvlJc w:val="left"/>
+      <w:pPr>
+        <w:tabs>
+          <w:tab w:val="num" w:pos="3600"/>
+        </w:tabs>
+        <w:ind w:left="3600" w:hanging="360"/>
+      </w:pPr>
+      <w:rPr>
+        <w:rFonts w:ascii="Symbol" w:hAnsi="Symbol" w:hint="default"/>
+        <w:sz w:val="20"/>
+      </w:rPr>
+    </w:lvl>
+    <w:lvl w:ilvl="5" w:tentative="1">
+      <w:start w:val="1"/>
+      <w:numFmt w:val="bullet"/>
+      <w:lvlText w:val=""/>
+      <w:lvlJc w:val="left"/>
+      <w:pPr>
+        <w:tabs>
+          <w:tab w:val="num" w:pos="4320"/>
+        </w:tabs>
+        <w:ind w:left="4320" w:hanging="360"/>
+      </w:pPr>
+      <w:rPr>
+        <w:rFonts w:ascii="Symbol" w:hAnsi="Symbol" w:hint="default"/>
+        <w:sz w:val="20"/>
+      </w:rPr>
+    </w:lvl>
+    <w:lvl w:ilvl="6" w:tentative="1">
+      <w:start w:val="1"/>
+      <w:numFmt w:val="bullet"/>
+      <w:lvlText w:val=""/>
+      <w:lvlJc w:val="left"/>
+      <w:pPr>
+        <w:tabs>
+          <w:tab w:val="num" w:pos="5040"/>
+        </w:tabs>
+        <w:ind w:left="5040" w:hanging="360"/>
+      </w:pPr>
+      <w:rPr>
+        <w:rFonts w:ascii="Symbol" w:hAnsi="Symbol" w:hint="default"/>
+        <w:sz w:val="20"/>
+      </w:rPr>
+    </w:lvl>
+    <w:lvl w:ilvl="7" w:tentative="1">
+      <w:start w:val="1"/>
+      <w:numFmt w:val="bullet"/>
+      <w:lvlText w:val=""/>
+      <w:lvlJc w:val="left"/>
+      <w:pPr>
+        <w:tabs>
+          <w:tab w:val="num" w:pos="5760"/>
+        </w:tabs>
+        <w:ind w:left="5760" w:hanging="360"/>
+      </w:pPr>
+      <w:rPr>
+        <w:rFonts w:ascii="Symbol" w:hAnsi="Symbol" w:hint="default"/>
+        <w:sz w:val="20"/>
+      </w:rPr>
+    </w:lvl>
+    <w:lvl w:ilvl="8" w:tentative="1">
+      <w:start w:val="1"/>
+      <w:numFmt w:val="bullet"/>
+      <w:lvlText w:val=""/>
+      <w:lvlJc w:val="left"/>
+      <w:pPr>
+        <w:tabs>
+          <w:tab w:val="num" w:pos="6480"/>
+        </w:tabs>
+        <w:ind w:left="6480" w:hanging="360"/>
+      </w:pPr>
+      <w:rPr>
+        <w:rFonts w:ascii="Symbol" w:hAnsi="Symbol" w:hint="default"/>
+        <w:sz w:val="20"/>
+      </w:rPr>
+    </w:lvl>
+  </w:abstractNum>
   <w:num w:numId="1" w16cid:durableId="1257902912">
+    <w:abstractNumId w:val="2"/>
+  </w:num>
+  <w:num w:numId="2" w16cid:durableId="549607882">
+    <w:abstractNumId w:val="8"/>
+  </w:num>
+  <w:num w:numId="3" w16cid:durableId="126247614">
     <w:abstractNumId w:val="1"/>
   </w:num>
-  <w:num w:numId="2" w16cid:durableId="549607882">
-    <w:abstractNumId w:val="2"/>
+  <w:num w:numId="4" w16cid:durableId="786849434">
+    <w:abstractNumId w:val="11"/>
   </w:num>
-  <w:num w:numId="3" w16cid:durableId="126247614">
+  <w:num w:numId="5" w16cid:durableId="1175415335">
+    <w:abstractNumId w:val="6"/>
+  </w:num>
+  <w:num w:numId="6" w16cid:durableId="1648432481">
+    <w:abstractNumId w:val="4"/>
+  </w:num>
+  <w:num w:numId="7" w16cid:durableId="640619587">
+    <w:abstractNumId w:val="7"/>
+  </w:num>
+  <w:num w:numId="8" w16cid:durableId="1405835727">
+    <w:abstractNumId w:val="12"/>
+  </w:num>
+  <w:num w:numId="9" w16cid:durableId="1002972813">
+    <w:abstractNumId w:val="10"/>
+  </w:num>
+  <w:num w:numId="10" w16cid:durableId="1868369811">
+    <w:abstractNumId w:val="9"/>
+  </w:num>
+  <w:num w:numId="11" w16cid:durableId="283385141">
+    <w:abstractNumId w:val="3"/>
+  </w:num>
+  <w:num w:numId="12" w16cid:durableId="1185947661">
     <w:abstractNumId w:val="0"/>
   </w:num>
-  <w:num w:numId="4" w16cid:durableId="786849434">
-    <w:abstractNumId w:val="3"/>
+  <w:num w:numId="13" w16cid:durableId="210580219">
+    <w:abstractNumId w:val="5"/>
   </w:num>
 </w:numbering>
 </file>
@@ -1116,7 +5809,6 @@
   <w:style w:type="character" w:default="1" w:styleId="a0">
     <w:name w:val="Default Paragraph Font"/>
     <w:uiPriority w:val="1"/>
-    <w:semiHidden/>
     <w:unhideWhenUsed/>
   </w:style>
   <w:style w:type="table" w:default="1" w:styleId="a1">

--- a/Project2/说明文档.docx
+++ b/Project2/说明文档.docx
@@ -33,13 +33,7 @@
           <w:rPr>
             <w:rFonts w:ascii="Cambria Math" w:hAnsi="Cambria Math"/>
           </w:rPr>
-          <m:t>I</m:t>
-        </m:r>
-        <m:r>
-          <w:rPr>
-            <w:rFonts w:ascii="Cambria Math" w:hAnsi="Cambria Math"/>
-          </w:rPr>
-          <m:t> </m:t>
+          <m:t>I </m:t>
         </m:r>
       </m:oMath>
       <w:r>
@@ -79,25 +73,7 @@
             <w:rPr>
               <w:rFonts w:ascii="Cambria Math" w:hAnsi="Cambria Math"/>
             </w:rPr>
-            <m:t>F</m:t>
-          </m:r>
-          <m:r>
-            <w:rPr>
-              <w:rFonts w:ascii="Cambria Math" w:hAnsi="Cambria Math"/>
-            </w:rPr>
-            <m:t>=T(</m:t>
-          </m:r>
-          <m:r>
-            <w:rPr>
-              <w:rFonts w:ascii="Cambria Math" w:hAnsi="Cambria Math"/>
-            </w:rPr>
-            <m:t>I</m:t>
-          </m:r>
-          <m:r>
-            <w:rPr>
-              <w:rFonts w:ascii="Cambria Math" w:hAnsi="Cambria Math"/>
-            </w:rPr>
-            <m:t>)</m:t>
+            <m:t>F=T(I)</m:t>
           </m:r>
         </m:oMath>
       </m:oMathPara>
@@ -114,13 +90,7 @@
           <w:rPr>
             <w:rFonts w:ascii="Cambria Math" w:hAnsi="Cambria Math"/>
           </w:rPr>
-          <m:t>W</m:t>
-        </m:r>
-        <m:r>
-          <w:rPr>
-            <w:rFonts w:ascii="Cambria Math" w:hAnsi="Cambria Math"/>
-          </w:rPr>
-          <m:t> </m:t>
+          <m:t>W </m:t>
         </m:r>
       </m:oMath>
       <w:r>
@@ -131,19 +101,7 @@
           <w:rPr>
             <w:rFonts w:ascii="Cambria Math" w:hAnsi="Cambria Math"/>
           </w:rPr>
-          <m:t> </m:t>
-        </m:r>
-        <m:r>
-          <w:rPr>
-            <w:rFonts w:ascii="Cambria Math" w:hAnsi="Cambria Math"/>
-          </w:rPr>
-          <m:t>b</m:t>
-        </m:r>
-        <m:r>
-          <w:rPr>
-            <w:rFonts w:ascii="Cambria Math" w:hAnsi="Cambria Math"/>
-          </w:rPr>
-          <m:t>={</m:t>
+          <m:t> b={</m:t>
         </m:r>
         <m:sSub>
           <m:sSubPr>
@@ -287,11 +245,6 @@
       </w:r>
     </w:p>
     <w:p>
-      <w:pPr>
-        <w:rPr>
-          <w:rFonts w:hint="eastAsia"/>
-        </w:rPr>
-      </w:pPr>
       <m:oMathPara>
         <m:oMath>
           <m:sSubSup>
@@ -366,13 +319,7 @@
             <w:rPr>
               <w:rFonts w:ascii="Cambria Math" w:hAnsi="Cambria Math"/>
             </w:rPr>
-            <m:t>​+</m:t>
-          </m:r>
-          <m:r>
-            <w:rPr>
-              <w:rFonts w:ascii="Cambria Math" w:hAnsi="Cambria Math"/>
-            </w:rPr>
-            <m:t>α</m:t>
+            <m:t>​+α</m:t>
           </m:r>
           <m:r>
             <w:rPr>
@@ -547,13 +494,7 @@
           <w:rPr>
             <w:rFonts w:ascii="Cambria Math" w:hAnsi="Cambria Math"/>
           </w:rPr>
-          <m:t>E</m:t>
-        </m:r>
-        <m:r>
-          <w:rPr>
-            <w:rFonts w:ascii="Cambria Math" w:hAnsi="Cambria Math"/>
-          </w:rPr>
-          <m:t>[</m:t>
+          <m:t>E[</m:t>
         </m:r>
         <m:sSub>
           <m:sSubPr>
@@ -611,13 +552,7 @@
             <w:rPr>
               <w:rFonts w:ascii="Cambria Math" w:hAnsi="Cambria Math"/>
             </w:rPr>
-            <m:t>I</m:t>
-          </m:r>
-          <m:r>
-            <w:rPr>
-              <w:rFonts w:ascii="Cambria Math" w:hAnsi="Cambria Math"/>
-            </w:rPr>
-            <m:t>'=</m:t>
+            <m:t>I'=</m:t>
           </m:r>
           <m:sSup>
             <m:sSupPr>
@@ -649,19 +584,7 @@
             <w:rPr>
               <w:rFonts w:ascii="Cambria Math" w:hAnsi="Cambria Math"/>
             </w:rPr>
-            <m:t>(</m:t>
-          </m:r>
-          <m:r>
-            <w:rPr>
-              <w:rFonts w:ascii="Cambria Math" w:hAnsi="Cambria Math"/>
-            </w:rPr>
-            <m:t>F</m:t>
-          </m:r>
-          <m:r>
-            <w:rPr>
-              <w:rFonts w:ascii="Cambria Math" w:hAnsi="Cambria Math"/>
-            </w:rPr>
-            <m:t>')</m:t>
+            <m:t>(F')</m:t>
           </m:r>
         </m:oMath>
       </m:oMathPara>
@@ -725,19 +648,7 @@
             <w:rPr>
               <w:rFonts w:ascii="Cambria Math" w:hAnsi="Cambria Math"/>
             </w:rPr>
-            <m:t>=T(</m:t>
-          </m:r>
-          <m:r>
-            <w:rPr>
-              <w:rFonts w:ascii="Cambria Math" w:hAnsi="Cambria Math"/>
-            </w:rPr>
-            <m:t>I</m:t>
-          </m:r>
-          <m:r>
-            <w:rPr>
-              <w:rFonts w:ascii="Cambria Math" w:hAnsi="Cambria Math"/>
-            </w:rPr>
-            <m:t>')</m:t>
+            <m:t>=T(I')</m:t>
           </m:r>
         </m:oMath>
       </m:oMathPara>
@@ -999,11 +910,6 @@
       </w:r>
     </w:p>
     <w:p>
-      <w:pPr>
-        <w:rPr>
-          <w:rFonts w:hint="eastAsia"/>
-        </w:rPr>
-      </w:pPr>
       <m:oMathPara>
         <m:oMath>
           <m:sSub>
@@ -1108,25 +1014,7 @@
                     <w:rPr>
                       <w:rFonts w:ascii="Cambria Math" w:hAnsi="Cambria Math"/>
                     </w:rPr>
-                    <m:t>&gt;</m:t>
-                  </m:r>
-                  <m:r>
-                    <w:rPr>
-                      <w:rFonts w:ascii="Cambria Math" w:hAnsi="Cambria Math"/>
-                    </w:rPr>
-                    <m:t>τ</m:t>
-                  </m:r>
-                  <m:r>
-                    <w:rPr>
-                      <w:rFonts w:ascii="Cambria Math" w:hAnsi="Cambria Math"/>
-                    </w:rPr>
-                    <m:t> </m:t>
-                  </m:r>
-                  <m:r>
-                    <w:rPr>
-                      <w:rFonts w:ascii="Cambria Math" w:hAnsi="Cambria Math"/>
-                    </w:rPr>
-                    <m:t xml:space="preserve">    </m:t>
+                    <m:t xml:space="preserve">&gt;τ     </m:t>
                   </m:r>
                 </m:e>
                 <m:e>
@@ -1144,11 +1032,6 @@
       </m:oMathPara>
     </w:p>
     <w:p>
-      <w:pPr>
-        <w:rPr>
-          <w:rFonts w:hint="eastAsia"/>
-        </w:rPr>
-      </w:pPr>
       <w:r>
         <w:t>阈值</w:t>
       </w:r>
@@ -1160,13 +1043,7 @@
           <w:rPr>
             <w:rFonts w:ascii="Cambria Math" w:hAnsi="Cambria Math"/>
           </w:rPr>
-          <m:t>τ</m:t>
-        </m:r>
-        <m:r>
-          <w:rPr>
-            <w:rFonts w:ascii="Cambria Math" w:hAnsi="Cambria Math"/>
-          </w:rPr>
-          <m:t> </m:t>
+          <m:t>τ </m:t>
         </m:r>
       </m:oMath>
       <w:r>
@@ -1268,19 +1145,7 @@
           <w:rPr>
             <w:rFonts w:ascii="Cambria Math" w:hAnsi="Cambria Math"/>
           </w:rPr>
-          <m:t>I</m:t>
-        </m:r>
-        <m:r>
-          <w:rPr>
-            <w:rFonts w:ascii="Cambria Math" w:hAnsi="Cambria Math"/>
-          </w:rPr>
-          <m:t>'-</m:t>
-        </m:r>
-        <m:r>
-          <w:rPr>
-            <w:rFonts w:ascii="Cambria Math" w:hAnsi="Cambria Math"/>
-          </w:rPr>
-          <m:t>I</m:t>
+          <m:t>I'-I</m:t>
         </m:r>
         <m:r>
           <w:rPr>
@@ -1292,13 +1157,7 @@
           <w:rPr>
             <w:rFonts w:ascii="Cambria Math" w:hAnsi="Cambria Math"/>
           </w:rPr>
-          <m:t>∞​&lt;</m:t>
-        </m:r>
-        <m:r>
-          <w:rPr>
-            <w:rFonts w:ascii="Cambria Math" w:hAnsi="Cambria Math"/>
-          </w:rPr>
-          <m:t>ϵ</m:t>
+          <m:t>∞​&lt;ϵ</m:t>
         </m:r>
       </m:oMath>
       <w:r>
@@ -1466,19 +1325,7 @@
           <w:rPr>
             <w:rFonts w:ascii="Cambria Math" w:hAnsi="Cambria Math"/>
           </w:rPr>
-          <m:t>I</m:t>
-        </m:r>
-        <m:r>
-          <w:rPr>
-            <w:rFonts w:ascii="Cambria Math" w:hAnsi="Cambria Math"/>
-          </w:rPr>
-          <m:t>''=</m:t>
-        </m:r>
-        <m:r>
-          <w:rPr>
-            <w:rFonts w:ascii="Cambria Math" w:hAnsi="Cambria Math"/>
-          </w:rPr>
-          <m:t>a</m:t>
+          <m:t>I''=a</m:t>
         </m:r>
         <m:r>
           <w:rPr>
@@ -1490,19 +1337,7 @@
           <w:rPr>
             <w:rFonts w:ascii="Cambria Math" w:hAnsi="Cambria Math"/>
           </w:rPr>
-          <m:t>I</m:t>
-        </m:r>
-        <m:r>
-          <w:rPr>
-            <w:rFonts w:ascii="Cambria Math" w:hAnsi="Cambria Math"/>
-          </w:rPr>
-          <m:t>'+</m:t>
-        </m:r>
-        <m:r>
-          <w:rPr>
-            <w:rFonts w:ascii="Cambria Math" w:hAnsi="Cambria Math"/>
-          </w:rPr>
-          <m:t>b</m:t>
+          <m:t>I'+b</m:t>
         </m:r>
       </m:oMath>
       <w:r>
@@ -1541,13 +1376,7 @@
               <w:rPr>
                 <w:rFonts w:ascii="Cambria Math" w:hAnsi="Cambria Math"/>
               </w:rPr>
-              <m:t>i</m:t>
-            </m:r>
-            <m:r>
-              <w:rPr>
-                <w:rFonts w:ascii="Cambria Math" w:hAnsi="Cambria Math"/>
-              </w:rPr>
-              <m:t>​</m:t>
+              <m:t>i​</m:t>
             </m:r>
           </m:sup>
         </m:sSup>
@@ -1555,13 +1384,7 @@
           <w:rPr>
             <w:rFonts w:ascii="Cambria Math" w:hAnsi="Cambria Math"/>
           </w:rPr>
-          <m:t>≈</m:t>
-        </m:r>
-        <m:r>
-          <w:rPr>
-            <w:rFonts w:ascii="Cambria Math" w:hAnsi="Cambria Math"/>
-          </w:rPr>
-          <m:t>a</m:t>
+          <m:t>≈a</m:t>
         </m:r>
         <m:r>
           <w:rPr>
@@ -1693,13 +1516,8 @@
       </w:r>
     </w:p>
     <w:p>
-      <w:pPr>
-        <w:rPr>
-          <w:rFonts w:hint="eastAsia"/>
-        </w:rPr>
-      </w:pPr>
-      <w:r>
-        <w:t>该代码实现了一个完整的数字水印测试框架，包括</w:t>
+      <w:r>
+        <w:t>代码实现了一个完整的数字水印测试框架，包括</w:t>
       </w:r>
       <w:r>
         <w:rPr>
@@ -1756,11 +1574,6 @@
       </w:r>
     </w:p>
     <w:p>
-      <w:pPr>
-        <w:rPr>
-          <w:rFonts w:hint="eastAsia"/>
-        </w:rPr>
-      </w:pPr>
       <w:r>
         <w:rPr>
           <w:rFonts w:hint="eastAsia"/>
@@ -1846,7 +1659,6 @@
     <w:p>
       <w:pPr>
         <w:rPr>
-          <w:rFonts w:hint="eastAsia"/>
           <w:b/>
           <w:bCs/>
         </w:rPr>
@@ -1979,7 +1791,6 @@
     <w:p>
       <w:pPr>
         <w:rPr>
-          <w:rFonts w:hint="eastAsia"/>
           <w:b/>
           <w:bCs/>
         </w:rPr>
@@ -2125,7 +1936,6 @@
     <w:p>
       <w:pPr>
         <w:rPr>
-          <w:rFonts w:hint="eastAsia"/>
           <w:b/>
           <w:bCs/>
         </w:rPr>
@@ -2270,7 +2080,6 @@
     <w:p>
       <w:pPr>
         <w:rPr>
-          <w:rFonts w:hint="eastAsia"/>
           <w:b/>
           <w:bCs/>
         </w:rPr>
@@ -2412,10 +2221,7 @@
         </w:drawing>
       </w:r>
       <w:r>
-        <w:t xml:space="preserve"> </w:t>
-      </w:r>
-      <w:r>
-        <w:t>​</w:t>
+        <w:t xml:space="preserve"> ​</w:t>
       </w:r>
       <w:r>
         <w:rPr>
@@ -2519,14 +2325,7 @@
           <w:b/>
           <w:bCs/>
         </w:rPr>
-        <w:t xml:space="preserve"> </w:t>
-      </w:r>
-      <w:r>
-        <w:rPr>
-          <w:b/>
-          <w:bCs/>
-        </w:rPr>
-        <w:t xml:space="preserve">(3) </w:t>
+        <w:t xml:space="preserve"> (3) </w:t>
       </w:r>
       <w:r>
         <w:rPr>
@@ -2578,10 +2377,7 @@
         </w:drawing>
       </w:r>
       <w:r>
-        <w:t xml:space="preserve"> </w:t>
-      </w:r>
-      <w:r>
-        <w:t>​</w:t>
+        <w:t xml:space="preserve"> ​</w:t>
       </w:r>
       <w:r>
         <w:rPr>
@@ -2676,10 +2472,7 @@
         </w:drawing>
       </w:r>
       <w:r>
-        <w:t xml:space="preserve"> </w:t>
-      </w:r>
-      <w:r>
-        <w:t>​</w:t>
+        <w:t xml:space="preserve"> ​</w:t>
       </w:r>
       <w:r>
         <w:rPr>
@@ -2783,14 +2576,7 @@
           <w:b/>
           <w:bCs/>
         </w:rPr>
-        <w:t xml:space="preserve"> </w:t>
-      </w:r>
-      <w:r>
-        <w:rPr>
-          <w:b/>
-          <w:bCs/>
-        </w:rPr>
-        <w:t xml:space="preserve">(6) </w:t>
+        <w:t xml:space="preserve"> (6) </w:t>
       </w:r>
       <w:r>
         <w:rPr>
@@ -2852,14 +2638,7 @@
           <w:b/>
           <w:bCs/>
         </w:rPr>
-        <w:t xml:space="preserve"> </w:t>
-      </w:r>
-      <w:r>
-        <w:rPr>
-          <w:b/>
-          <w:bCs/>
-        </w:rPr>
-        <w:t xml:space="preserve">(7) </w:t>
+        <w:t xml:space="preserve"> (7) </w:t>
       </w:r>
       <w:r>
         <w:rPr>
@@ -2921,14 +2700,7 @@
           <w:b/>
           <w:bCs/>
         </w:rPr>
-        <w:t xml:space="preserve"> </w:t>
-      </w:r>
-      <w:r>
-        <w:rPr>
-          <w:b/>
-          <w:bCs/>
-        </w:rPr>
-        <w:t xml:space="preserve">(8) </w:t>
+        <w:t xml:space="preserve"> (8) </w:t>
       </w:r>
       <w:r>
         <w:rPr>
@@ -3480,16 +3252,17 @@
       </w:r>
     </w:p>
     <w:p>
-      <w:pPr>
+      <w:r>
         <w:rPr>
           <w:rFonts w:hint="eastAsia"/>
         </w:rPr>
-      </w:pPr>
+        <w:t>可以看到，该代码具有一定的鲁棒性</w:t>
+      </w:r>
       <w:r>
         <w:rPr>
           <w:rFonts w:hint="eastAsia"/>
         </w:rPr>
-        <w:t>可以看到，该代码具有一定的鲁棒性。</w:t>
+        <w:t>；该图片水印能够抵御一定的裁剪、对比度、颜色偏移等攻击。</w:t>
       </w:r>
     </w:p>
     <w:sectPr>
@@ -5809,6 +5582,7 @@
   <w:style w:type="character" w:default="1" w:styleId="a0">
     <w:name w:val="Default Paragraph Font"/>
     <w:uiPriority w:val="1"/>
+    <w:semiHidden/>
     <w:unhideWhenUsed/>
   </w:style>
   <w:style w:type="table" w:default="1" w:styleId="a1">

--- a/Project2/说明文档.docx
+++ b/Project2/说明文档.docx
@@ -4,9 +4,192 @@
   <w:body>
     <w:p>
       <w:pPr>
+        <w:jc w:val="center"/>
+      </w:pPr>
+      <w:r>
+        <w:rPr>
+          <w:rFonts w:hint="eastAsia"/>
+        </w:rPr>
+        <w:t xml:space="preserve">   </w:t>
+      </w:r>
+      <w:r>
+        <w:rPr>
+          <w:noProof/>
+        </w:rPr>
+        <w:drawing>
+          <wp:inline distT="0" distB="0" distL="0" distR="0" wp14:anchorId="6E1032BB" wp14:editId="7E7716CF">
+            <wp:extent cx="3250194" cy="3765550"/>
+            <wp:effectExtent l="0" t="0" r="7620" b="6350"/>
+            <wp:docPr id="1231555210" name="图片 1"/>
+            <wp:cNvGraphicFramePr>
+              <a:graphicFrameLocks xmlns:a="http://schemas.openxmlformats.org/drawingml/2006/main" noChangeAspect="1"/>
+            </wp:cNvGraphicFramePr>
+            <a:graphic xmlns:a="http://schemas.openxmlformats.org/drawingml/2006/main">
+              <a:graphicData uri="http://schemas.openxmlformats.org/drawingml/2006/picture">
+                <pic:pic xmlns:pic="http://schemas.openxmlformats.org/drawingml/2006/picture">
+                  <pic:nvPicPr>
+                    <pic:cNvPr id="0" name="Picture 1"/>
+                    <pic:cNvPicPr>
+                      <a:picLocks noChangeAspect="1" noChangeArrowheads="1"/>
+                    </pic:cNvPicPr>
+                  </pic:nvPicPr>
+                  <pic:blipFill rotWithShape="1">
+                    <a:blip r:embed="rId8" cstate="print">
+                      <a:extLst>
+                        <a:ext uri="{28A0092B-C50C-407E-A947-70E740481C1C}">
+                          <a14:useLocalDpi xmlns:a14="http://schemas.microsoft.com/office/drawing/2010/main" val="0"/>
+                        </a:ext>
+                      </a:extLst>
+                    </a:blip>
+                    <a:srcRect l="12188" r="7816"/>
+                    <a:stretch/>
+                  </pic:blipFill>
+                  <pic:spPr bwMode="auto">
+                    <a:xfrm>
+                      <a:off x="0" y="0"/>
+                      <a:ext cx="3250518" cy="3765925"/>
+                    </a:xfrm>
+                    <a:prstGeom prst="rect">
+                      <a:avLst/>
+                    </a:prstGeom>
+                    <a:noFill/>
+                    <a:ln>
+                      <a:noFill/>
+                    </a:ln>
+                    <a:extLst>
+                      <a:ext uri="{53640926-AAD7-44D8-BBD7-CCE9431645EC}">
+                        <a14:shadowObscured xmlns:a14="http://schemas.microsoft.com/office/drawing/2010/main"/>
+                      </a:ext>
+                    </a:extLst>
+                  </pic:spPr>
+                </pic:pic>
+              </a:graphicData>
+            </a:graphic>
+          </wp:inline>
+        </w:drawing>
+      </w:r>
+    </w:p>
+    <w:p>
+      <w:pPr>
+        <w:jc w:val="center"/>
+        <w:rPr>
+          <w:b/>
+          <w:bCs/>
+          <w:sz w:val="56"/>
+          <w:szCs w:val="56"/>
+        </w:rPr>
+      </w:pPr>
+      <w:r>
+        <w:rPr>
+          <w:rFonts w:hint="eastAsia"/>
+          <w:b/>
+          <w:bCs/>
+          <w:sz w:val="56"/>
+          <w:szCs w:val="56"/>
+        </w:rPr>
+        <w:t>Project2</w:t>
+      </w:r>
+    </w:p>
+    <w:p>
+      <w:pPr>
+        <w:jc w:val="center"/>
+        <w:rPr>
+          <w:b/>
+          <w:bCs/>
+          <w:sz w:val="56"/>
+          <w:szCs w:val="56"/>
+        </w:rPr>
+      </w:pPr>
+      <w:r>
+        <w:rPr>
+          <w:rFonts w:hint="eastAsia"/>
+          <w:b/>
+          <w:bCs/>
+          <w:sz w:val="56"/>
+          <w:szCs w:val="56"/>
+        </w:rPr>
+        <w:t>说明文档</w:t>
+      </w:r>
+    </w:p>
+    <w:p>
+      <w:pPr>
+        <w:jc w:val="center"/>
+      </w:pPr>
+    </w:p>
+    <w:p>
+      <w:pPr>
+        <w:jc w:val="center"/>
+        <w:rPr>
+          <w:b/>
+          <w:bCs/>
+          <w:sz w:val="48"/>
+          <w:szCs w:val="48"/>
+        </w:rPr>
+      </w:pPr>
+    </w:p>
+    <w:p>
+      <w:pPr>
+        <w:jc w:val="center"/>
+        <w:rPr>
+          <w:b/>
+          <w:bCs/>
+          <w:sz w:val="48"/>
+          <w:szCs w:val="48"/>
+        </w:rPr>
+      </w:pPr>
+    </w:p>
+    <w:p>
+      <w:pPr>
+        <w:jc w:val="center"/>
+        <w:rPr>
+          <w:b/>
+          <w:bCs/>
+          <w:sz w:val="48"/>
+          <w:szCs w:val="48"/>
+        </w:rPr>
+      </w:pPr>
+    </w:p>
+    <w:p>
+      <w:pPr>
+        <w:jc w:val="center"/>
+        <w:rPr>
+          <w:sz w:val="44"/>
+          <w:szCs w:val="44"/>
+        </w:rPr>
+      </w:pPr>
+      <w:r>
+        <w:rPr>
+          <w:rFonts w:hint="eastAsia"/>
+          <w:sz w:val="44"/>
+          <w:szCs w:val="44"/>
+        </w:rPr>
+        <w:t>郎泓森</w:t>
+      </w:r>
+    </w:p>
+    <w:p>
+      <w:pPr>
+        <w:jc w:val="center"/>
+        <w:rPr>
+          <w:sz w:val="44"/>
+          <w:szCs w:val="44"/>
+        </w:rPr>
+      </w:pPr>
+      <w:r>
+        <w:rPr>
+          <w:rFonts w:hint="eastAsia"/>
+          <w:sz w:val="44"/>
+          <w:szCs w:val="44"/>
+        </w:rPr>
+        <w:t>202200460010</w:t>
+      </w:r>
+    </w:p>
+    <w:p/>
+    <w:p>
+      <w:pPr>
         <w:pStyle w:val="1"/>
       </w:pPr>
       <w:r>
+        <w:lastRenderedPageBreak/>
         <w:t>核心算法数学原理（基于频域水印）</w:t>
       </w:r>
     </w:p>
@@ -421,10 +604,7 @@
     </w:p>
     <w:p>
       <w:pPr>
-        <w:numPr>
-          <w:ilvl w:val="0"/>
-          <w:numId w:val="5"/>
-        </w:numPr>
+        <w:ind w:left="720"/>
       </w:pPr>
       <m:oMath>
         <m:r>
@@ -440,10 +620,7 @@
     </w:p>
     <w:p>
       <w:pPr>
-        <w:numPr>
-          <w:ilvl w:val="0"/>
-          <w:numId w:val="5"/>
-        </w:numPr>
+        <w:ind w:left="720"/>
       </w:pPr>
       <m:oMath>
         <m:sSub>
@@ -1138,7 +1315,6 @@
           <w:rPr>
             <w:rFonts w:ascii="Cambria Math" w:hAnsi="Cambria Math" w:cs="Cambria Math"/>
           </w:rPr>
-          <w:lastRenderedPageBreak/>
           <m:t>∥</m:t>
         </m:r>
         <m:r>
@@ -1188,6 +1364,7 @@
         </w:numPr>
       </w:pPr>
       <w:r>
+        <w:lastRenderedPageBreak/>
         <w:t>​</w:t>
       </w:r>
       <w:r>
@@ -1223,39 +1400,26 @@
     </w:p>
     <w:p>
       <w:pPr>
-        <w:numPr>
-          <w:ilvl w:val="1"/>
-          <w:numId w:val="6"/>
-        </w:numPr>
-      </w:pPr>
-      <w:r>
+        <w:ind w:left="1440"/>
+      </w:pPr>
+      <w:r>
+        <w:rPr>
+          <w:b/>
+          <w:bCs/>
+        </w:rPr>
+        <w:t>几何攻击</w:t>
+      </w:r>
+      <w:r>
+        <w:rPr>
+          <w:b/>
+          <w:bCs/>
+        </w:rPr>
         <w:t>​</w:t>
       </w:r>
       <w:r>
-        <w:rPr>
-          <w:b/>
-          <w:bCs/>
-        </w:rPr>
         <w:t>​</w:t>
       </w:r>
       <w:r>
-        <w:rPr>
-          <w:b/>
-          <w:bCs/>
-        </w:rPr>
-        <w:t>几何攻击</w:t>
-      </w:r>
-      <w:r>
-        <w:rPr>
-          <w:b/>
-          <w:bCs/>
-        </w:rPr>
-        <w:t>​</w:t>
-      </w:r>
-      <w:r>
-        <w:t>​</w:t>
-      </w:r>
-      <w:r>
         <w:t>（翻转</w:t>
       </w:r>
       <w:r>
@@ -1273,21 +1437,8 @@
     </w:p>
     <w:p>
       <w:pPr>
-        <w:numPr>
-          <w:ilvl w:val="1"/>
-          <w:numId w:val="6"/>
-        </w:numPr>
-      </w:pPr>
-      <w:r>
-        <w:t>​</w:t>
-      </w:r>
-      <w:r>
-        <w:rPr>
-          <w:b/>
-          <w:bCs/>
-        </w:rPr>
-        <w:t>​</w:t>
-      </w:r>
+        <w:ind w:left="1440"/>
+      </w:pPr>
       <w:r>
         <w:rPr>
           <w:b/>
@@ -1435,39 +1586,26 @@
     </w:p>
     <w:p>
       <w:pPr>
-        <w:numPr>
-          <w:ilvl w:val="1"/>
-          <w:numId w:val="6"/>
-        </w:numPr>
-      </w:pPr>
-      <w:r>
+        <w:ind w:left="1440"/>
+      </w:pPr>
+      <w:r>
+        <w:rPr>
+          <w:b/>
+          <w:bCs/>
+        </w:rPr>
+        <w:t>裁剪攻击</w:t>
+      </w:r>
+      <w:r>
+        <w:rPr>
+          <w:b/>
+          <w:bCs/>
+        </w:rPr>
         <w:t>​</w:t>
       </w:r>
       <w:r>
-        <w:rPr>
-          <w:b/>
-          <w:bCs/>
-        </w:rPr>
         <w:t>​</w:t>
       </w:r>
       <w:r>
-        <w:rPr>
-          <w:b/>
-          <w:bCs/>
-        </w:rPr>
-        <w:t>裁剪攻击</w:t>
-      </w:r>
-      <w:r>
-        <w:rPr>
-          <w:b/>
-          <w:bCs/>
-        </w:rPr>
-        <w:t>​</w:t>
-      </w:r>
-      <w:r>
-        <w:t>​</w:t>
-      </w:r>
-      <w:r>
         <w:br/>
       </w:r>
       <w:r>
@@ -1527,48 +1665,36 @@
       </w:r>
     </w:p>
     <w:p>
-      <w:pPr>
-        <w:numPr>
-          <w:ilvl w:val="0"/>
-          <w:numId w:val="7"/>
-        </w:numPr>
-      </w:pPr>
       <w:r>
         <w:t>水印嵌入功能</w:t>
       </w:r>
-    </w:p>
-    <w:p>
-      <w:pPr>
-        <w:numPr>
-          <w:ilvl w:val="0"/>
-          <w:numId w:val="7"/>
-        </w:numPr>
-      </w:pPr>
+      <w:r>
+        <w:rPr>
+          <w:rFonts w:hint="eastAsia"/>
+        </w:rPr>
+        <w:t>、</w:t>
+      </w:r>
       <w:r>
         <w:t>水印提取功能</w:t>
       </w:r>
-    </w:p>
-    <w:p>
-      <w:pPr>
-        <w:numPr>
-          <w:ilvl w:val="0"/>
-          <w:numId w:val="7"/>
-        </w:numPr>
-      </w:pPr>
+      <w:r>
+        <w:rPr>
+          <w:rFonts w:hint="eastAsia"/>
+        </w:rPr>
+        <w:t>、</w:t>
+      </w:r>
       <w:r>
         <w:t>8</w:t>
       </w:r>
       <w:r>
         <w:t>种图像攻击的鲁棒性测试</w:t>
       </w:r>
-    </w:p>
-    <w:p>
-      <w:pPr>
-        <w:numPr>
-          <w:ilvl w:val="0"/>
-          <w:numId w:val="7"/>
-        </w:numPr>
-      </w:pPr>
+      <w:r>
+        <w:rPr>
+          <w:rFonts w:hint="eastAsia"/>
+        </w:rPr>
+        <w:t>以及</w:t>
+      </w:r>
       <w:r>
         <w:t>测试结果分析</w:t>
       </w:r>
@@ -1591,47 +1717,6 @@
           <w:rFonts w:hint="eastAsia"/>
         </w:rPr>
         <w:t>水印库进行编程。</w:t>
-      </w:r>
-      <w:r>
-        <w:rPr>
-          <w:noProof/>
-        </w:rPr>
-        <w:lastRenderedPageBreak/>
-        <w:drawing>
-          <wp:inline distT="0" distB="0" distL="0" distR="0" wp14:anchorId="41A819D6" wp14:editId="09C1930A">
-            <wp:extent cx="5274310" cy="3359785"/>
-            <wp:effectExtent l="0" t="0" r="2540" b="0"/>
-            <wp:docPr id="929051977" name="图片 1"/>
-            <wp:cNvGraphicFramePr>
-              <a:graphicFrameLocks xmlns:a="http://schemas.openxmlformats.org/drawingml/2006/main" noChangeAspect="1"/>
-            </wp:cNvGraphicFramePr>
-            <a:graphic xmlns:a="http://schemas.openxmlformats.org/drawingml/2006/main">
-              <a:graphicData uri="http://schemas.openxmlformats.org/drawingml/2006/picture">
-                <pic:pic xmlns:pic="http://schemas.openxmlformats.org/drawingml/2006/picture">
-                  <pic:nvPicPr>
-                    <pic:cNvPr id="929051977" name=""/>
-                    <pic:cNvPicPr/>
-                  </pic:nvPicPr>
-                  <pic:blipFill>
-                    <a:blip r:embed="rId8"/>
-                    <a:stretch>
-                      <a:fillRect/>
-                    </a:stretch>
-                  </pic:blipFill>
-                  <pic:spPr>
-                    <a:xfrm>
-                      <a:off x="0" y="0"/>
-                      <a:ext cx="5274310" cy="3359785"/>
-                    </a:xfrm>
-                    <a:prstGeom prst="rect">
-                      <a:avLst/>
-                    </a:prstGeom>
-                  </pic:spPr>
-                </pic:pic>
-              </a:graphicData>
-            </a:graphic>
-          </wp:inline>
-        </w:drawing>
       </w:r>
     </w:p>
     <w:p>
@@ -1705,26 +1790,20 @@
       </w:r>
     </w:p>
     <w:p>
-      <w:pPr>
-        <w:numPr>
-          <w:ilvl w:val="0"/>
-          <w:numId w:val="8"/>
-        </w:numPr>
-      </w:pPr>
       <w:r>
         <w:t>blind_watermark</w:t>
       </w:r>
       <w:r>
-        <w:t>：实现盲水印的核心算法</w:t>
-      </w:r>
-    </w:p>
-    <w:p>
-      <w:pPr>
-        <w:numPr>
-          <w:ilvl w:val="0"/>
-          <w:numId w:val="8"/>
-        </w:numPr>
-      </w:pPr>
+        <w:rPr>
+          <w:rFonts w:hint="eastAsia"/>
+        </w:rPr>
+        <w:t>是核心水印库，包括</w:t>
+      </w:r>
+      <w:r>
+        <w:t>实现盲水印的核心算法</w:t>
+      </w:r>
+    </w:p>
+    <w:p>
       <w:r>
         <w:t>PIL</w:t>
       </w:r>
@@ -1735,35 +1814,55 @@
         <w:t>Pillow</w:t>
       </w:r>
       <w:r>
-        <w:t>）：图像处理（翻转、裁剪、色彩调整等）</w:t>
-      </w:r>
-    </w:p>
-    <w:p>
-      <w:pPr>
-        <w:numPr>
-          <w:ilvl w:val="0"/>
-          <w:numId w:val="8"/>
-        </w:numPr>
-      </w:pPr>
+        <w:t>）</w:t>
+      </w:r>
+      <w:r>
+        <w:rPr>
+          <w:rFonts w:hint="eastAsia"/>
+        </w:rPr>
+        <w:t>库用来</w:t>
+      </w:r>
+      <w:r>
+        <w:t>图像处理（翻转、裁剪、色彩调整等）</w:t>
+      </w:r>
+    </w:p>
+    <w:p>
       <w:r>
         <w:t>numpy</w:t>
       </w:r>
       <w:r>
-        <w:t>：高效数组运算（用于图像平移）</w:t>
-      </w:r>
-    </w:p>
-    <w:p>
-      <w:pPr>
-        <w:numPr>
-          <w:ilvl w:val="0"/>
-          <w:numId w:val="8"/>
-        </w:numPr>
+        <w:rPr>
+          <w:rFonts w:hint="eastAsia"/>
+        </w:rPr>
+        <w:t>库</w:t>
+      </w:r>
+      <w:r>
+        <w:t>高效数组运算（用于图像平移）</w:t>
+      </w:r>
+    </w:p>
+    <w:p>
+      <w:pPr>
+        <w:rPr>
+          <w:rFonts w:hint="eastAsia"/>
+        </w:rPr>
       </w:pPr>
       <w:r>
         <w:t>os</w:t>
       </w:r>
       <w:r>
-        <w:t>：创建目录和文件操作</w:t>
+        <w:rPr>
+          <w:rFonts w:hint="eastAsia"/>
+        </w:rPr>
+        <w:t>库用来</w:t>
+      </w:r>
+      <w:r>
+        <w:t>创建目录和文件操作</w:t>
+      </w:r>
+      <w:r>
+        <w:rPr>
+          <w:rFonts w:hint="eastAsia"/>
+        </w:rPr>
+        <w:t>，生成攻击后的图片</w:t>
       </w:r>
     </w:p>
     <w:p>
@@ -1850,29 +1949,16 @@
       </w:r>
       <w:r>
         <w:rPr>
-          <w:b/>
-          <w:bCs/>
-        </w:rPr>
-        <w:t>关键点：</w:t>
-      </w:r>
-      <w:r>
-        <w:rPr>
-          <w:b/>
-          <w:bCs/>
-        </w:rPr>
-        <w:t>​</w:t>
-      </w:r>
-      <w:r>
-        <w:t>​</w:t>
-      </w:r>
-    </w:p>
-    <w:p>
-      <w:pPr>
-        <w:numPr>
-          <w:ilvl w:val="0"/>
-          <w:numId w:val="9"/>
-        </w:numPr>
-      </w:pPr>
+          <w:rFonts w:hint="eastAsia"/>
+        </w:rPr>
+        <w:t>embed_watermark</w:t>
+      </w:r>
+      <w:r>
+        <w:rPr>
+          <w:rFonts w:hint="eastAsia"/>
+        </w:rPr>
+        <w:t>函数实现了水印嵌入，</w:t>
+      </w:r>
       <w:r>
         <w:t>使用双密码系统（</w:t>
       </w:r>
@@ -1888,27 +1974,29 @@
       <w:r>
         <w:t>）增强安全性</w:t>
       </w:r>
-    </w:p>
-    <w:p>
-      <w:pPr>
-        <w:numPr>
-          <w:ilvl w:val="0"/>
-          <w:numId w:val="9"/>
-        </w:numPr>
-      </w:pPr>
+      <w:r>
+        <w:rPr>
+          <w:rFonts w:hint="eastAsia"/>
+        </w:rPr>
+        <w:t>，将</w:t>
+      </w:r>
       <w:r>
         <w:t>水印文本自动转换为二进制序列</w:t>
       </w:r>
-    </w:p>
-    <w:p>
-      <w:pPr>
-        <w:numPr>
-          <w:ilvl w:val="0"/>
-          <w:numId w:val="9"/>
-        </w:numPr>
-      </w:pPr>
+      <w:r>
+        <w:rPr>
+          <w:rFonts w:hint="eastAsia"/>
+        </w:rPr>
+        <w:t>，并</w:t>
+      </w:r>
       <w:r>
         <w:t>返回水印长度用于后续提取</w:t>
+      </w:r>
+      <w:r>
+        <w:rPr>
+          <w:rFonts w:hint="eastAsia"/>
+        </w:rPr>
+        <w:t>。</w:t>
       </w:r>
     </w:p>
     <w:p>
@@ -1994,40 +2082,25 @@
       </w:r>
       <w:r>
         <w:rPr>
-          <w:b/>
-          <w:bCs/>
-        </w:rPr>
-        <w:t>关键点：</w:t>
-      </w:r>
-      <w:r>
-        <w:rPr>
-          <w:b/>
-          <w:bCs/>
-        </w:rPr>
-        <w:t>​</w:t>
-      </w:r>
-      <w:r>
-        <w:t>​</w:t>
-      </w:r>
-    </w:p>
-    <w:p>
-      <w:pPr>
-        <w:numPr>
-          <w:ilvl w:val="0"/>
-          <w:numId w:val="10"/>
-        </w:numPr>
-      </w:pPr>
+          <w:rFonts w:hint="eastAsia"/>
+        </w:rPr>
+        <w:t>extract_watermark</w:t>
+      </w:r>
+      <w:r>
+        <w:rPr>
+          <w:rFonts w:hint="eastAsia"/>
+        </w:rPr>
+        <w:t>函数用来从图片中提取水印，</w:t>
+      </w:r>
       <w:r>
         <w:t>必须使用相同的密码才能正确提取</w:t>
       </w:r>
-    </w:p>
-    <w:p>
-      <w:pPr>
-        <w:numPr>
-          <w:ilvl w:val="0"/>
-          <w:numId w:val="10"/>
-        </w:numPr>
-      </w:pPr>
+      <w:r>
+        <w:rPr>
+          <w:rFonts w:hint="eastAsia"/>
+        </w:rPr>
+        <w:t>，</w:t>
+      </w:r>
       <w:r>
         <w:t>需要知道水印的二进制长度（</w:t>
       </w:r>
@@ -2037,14 +2110,12 @@
       <w:r>
         <w:t>）</w:t>
       </w:r>
-    </w:p>
-    <w:p>
-      <w:pPr>
-        <w:numPr>
-          <w:ilvl w:val="0"/>
-          <w:numId w:val="10"/>
-        </w:numPr>
-      </w:pPr>
+      <w:r>
+        <w:rPr>
+          <w:rFonts w:hint="eastAsia"/>
+        </w:rPr>
+        <w:t>，</w:t>
+      </w:r>
       <w:r>
         <w:t>支持返回字符串格式（</w:t>
       </w:r>
@@ -2138,6 +2209,25 @@
     <w:p>
       <w:pPr>
         <w:rPr>
+          <w:rFonts w:hint="eastAsia"/>
+        </w:rPr>
+      </w:pPr>
+      <w:r>
+        <w:rPr>
+          <w:rFonts w:hint="eastAsia"/>
+        </w:rPr>
+        <w:t>test_robustness</w:t>
+      </w:r>
+      <w:r>
+        <w:rPr>
+          <w:rFonts w:hint="eastAsia"/>
+        </w:rPr>
+        <w:t>用来测试该水印库嵌入水印对各种攻击的鲁棒性。</w:t>
+      </w:r>
+    </w:p>
+    <w:p>
+      <w:pPr>
+        <w:rPr>
           <w:b/>
           <w:bCs/>
         </w:rPr>
@@ -2231,23 +2321,6 @@
         <w:t>​</w:t>
       </w:r>
       <w:r>
-        <w:rPr>
-          <w:b/>
-          <w:bCs/>
-        </w:rPr>
-        <w:t>作用：</w:t>
-      </w:r>
-      <w:r>
-        <w:rPr>
-          <w:b/>
-          <w:bCs/>
-        </w:rPr>
-        <w:t>​</w:t>
-      </w:r>
-      <w:r>
-        <w:t xml:space="preserve">​ </w:t>
-      </w:r>
-      <w:r>
         <w:t>测试水印对镜像变换的抵抗能力</w:t>
       </w:r>
     </w:p>
@@ -2320,12 +2393,47 @@
           </wp:inline>
         </w:drawing>
       </w:r>
-      <w:r>
-        <w:rPr>
-          <w:b/>
-          <w:bCs/>
-        </w:rPr>
-        <w:t xml:space="preserve"> (3) </w:t>
+    </w:p>
+    <w:p>
+      <w:pPr>
+        <w:rPr>
+          <w:b/>
+          <w:bCs/>
+        </w:rPr>
+      </w:pPr>
+      <w:r>
+        <w:t>测试水印对</w:t>
+      </w:r>
+      <w:r>
+        <w:rPr>
+          <w:rFonts w:hint="eastAsia"/>
+        </w:rPr>
+        <w:t>垂直翻转</w:t>
+      </w:r>
+      <w:r>
+        <w:t>变换的抵抗能力</w:t>
+      </w:r>
+      <w:r>
+        <w:rPr>
+          <w:b/>
+          <w:bCs/>
+        </w:rPr>
+        <w:t xml:space="preserve"> </w:t>
+      </w:r>
+    </w:p>
+    <w:p>
+      <w:pPr>
+        <w:rPr>
+          <w:b/>
+          <w:bCs/>
+        </w:rPr>
+      </w:pPr>
+      <w:r>
+        <w:rPr>
+          <w:b/>
+          <w:bCs/>
+        </w:rPr>
+        <w:t xml:space="preserve">(3) </w:t>
       </w:r>
       <w:r>
         <w:rPr>
@@ -2340,6 +2448,7 @@
         <w:rPr>
           <w:noProof/>
         </w:rPr>
+        <w:lastRenderedPageBreak/>
         <w:drawing>
           <wp:inline distT="0" distB="0" distL="0" distR="0" wp14:anchorId="76A2708B" wp14:editId="50C47590">
             <wp:extent cx="5274310" cy="1221105"/>
@@ -2387,23 +2496,6 @@
         <w:t>​</w:t>
       </w:r>
       <w:r>
-        <w:rPr>
-          <w:b/>
-          <w:bCs/>
-        </w:rPr>
-        <w:t>作用：</w:t>
-      </w:r>
-      <w:r>
-        <w:rPr>
-          <w:b/>
-          <w:bCs/>
-        </w:rPr>
-        <w:t>​</w:t>
-      </w:r>
-      <w:r>
-        <w:t xml:space="preserve">​ </w:t>
-      </w:r>
-      <w:r>
         <w:t>测试空间位移对水印的影响</w:t>
       </w:r>
     </w:p>
@@ -2419,7 +2511,6 @@
           <w:b/>
           <w:bCs/>
         </w:rPr>
-        <w:lastRenderedPageBreak/>
         <w:t xml:space="preserve">(4) </w:t>
       </w:r>
       <w:r>
@@ -2482,23 +2573,6 @@
         <w:t>​</w:t>
       </w:r>
       <w:r>
-        <w:rPr>
-          <w:b/>
-          <w:bCs/>
-        </w:rPr>
-        <w:t>作用：</w:t>
-      </w:r>
-      <w:r>
-        <w:rPr>
-          <w:b/>
-          <w:bCs/>
-        </w:rPr>
-        <w:t>​</w:t>
-      </w:r>
-      <w:r>
-        <w:t xml:space="preserve">​ </w:t>
-      </w:r>
-      <w:r>
         <w:t>模拟图像部分内容丢失的场景</w:t>
       </w:r>
     </w:p>
@@ -2659,6 +2733,7 @@
         <w:rPr>
           <w:noProof/>
         </w:rPr>
+        <w:lastRenderedPageBreak/>
         <w:drawing>
           <wp:inline distT="0" distB="0" distL="0" distR="0" wp14:anchorId="062AE046" wp14:editId="35EA8525">
             <wp:extent cx="5274310" cy="1519555"/>
@@ -2715,7 +2790,6 @@
         <w:rPr>
           <w:noProof/>
         </w:rPr>
-        <w:lastRenderedPageBreak/>
         <w:drawing>
           <wp:inline distT="0" distB="0" distL="0" distR="0" wp14:anchorId="28121581" wp14:editId="58CFBBD8">
             <wp:extent cx="5274310" cy="1685925"/>
@@ -2766,23 +2840,6 @@
         <w:t>​</w:t>
       </w:r>
       <w:r>
-        <w:rPr>
-          <w:b/>
-          <w:bCs/>
-        </w:rPr>
-        <w:t>作用：</w:t>
-      </w:r>
-      <w:r>
-        <w:rPr>
-          <w:b/>
-          <w:bCs/>
-        </w:rPr>
-        <w:t>​</w:t>
-      </w:r>
-      <w:r>
-        <w:t xml:space="preserve">​ </w:t>
-      </w:r>
-      <w:r>
         <w:t>测试颜色平衡改变对频域水印的影响</w:t>
       </w:r>
     </w:p>
@@ -2860,65 +2917,43 @@
           <w:b/>
           <w:bCs/>
         </w:rPr>
-        <w:t>执行流程详解</w:t>
-      </w:r>
-    </w:p>
-    <w:p>
-      <w:pPr>
-        <w:numPr>
-          <w:ilvl w:val="0"/>
-          <w:numId w:val="11"/>
-        </w:numPr>
-      </w:pPr>
-      <w:r>
-        <w:t>​</w:t>
-      </w:r>
-      <w:r>
-        <w:rPr>
-          <w:b/>
-          <w:bCs/>
-        </w:rPr>
-        <w:t>​</w:t>
-      </w:r>
-      <w:r>
-        <w:rPr>
-          <w:b/>
-          <w:bCs/>
-        </w:rPr>
+        <w:t xml:space="preserve"> </w:t>
+      </w:r>
+    </w:p>
+    <w:p>
+      <w:pPr>
+        <w:ind w:firstLine="420"/>
+      </w:pPr>
+      <w:r>
+        <w:rPr>
+          <w:rFonts w:hint="eastAsia"/>
+        </w:rPr>
+        <w:t>首先在</w:t>
+      </w:r>
+      <w:r>
         <w:t>嵌入阶段</w:t>
       </w:r>
       <w:r>
-        <w:rPr>
-          <w:b/>
-          <w:bCs/>
-        </w:rPr>
-        <w:t>​</w:t>
-      </w:r>
-      <w:r>
-        <w:t>​</w:t>
-      </w:r>
-    </w:p>
-    <w:p>
-      <w:pPr>
-        <w:numPr>
-          <w:ilvl w:val="1"/>
-          <w:numId w:val="11"/>
-        </w:numPr>
-      </w:pPr>
+        <w:t>​​</w:t>
+      </w:r>
+      <w:r>
+        <w:rPr>
+          <w:rFonts w:hint="eastAsia"/>
+        </w:rPr>
+        <w:t>，</w:t>
+      </w:r>
       <w:r>
         <w:t>读取原始图像</w:t>
       </w:r>
       <w:r>
         <w:t>test_image.jpg</w:t>
       </w:r>
-    </w:p>
-    <w:p>
-      <w:pPr>
-        <w:numPr>
-          <w:ilvl w:val="1"/>
-          <w:numId w:val="11"/>
-        </w:numPr>
-      </w:pPr>
+      <w:r>
+        <w:rPr>
+          <w:rFonts w:hint="eastAsia"/>
+        </w:rPr>
+        <w:t>，</w:t>
+      </w:r>
       <w:r>
         <w:t>将文本</w:t>
       </w:r>
@@ -2928,14 +2963,12 @@
       <w:r>
         <w:t>转换为二进制水印</w:t>
       </w:r>
-    </w:p>
-    <w:p>
-      <w:pPr>
-        <w:numPr>
-          <w:ilvl w:val="1"/>
-          <w:numId w:val="11"/>
-        </w:numPr>
-      </w:pPr>
+      <w:r>
+        <w:rPr>
+          <w:rFonts w:hint="eastAsia"/>
+        </w:rPr>
+        <w:t>，</w:t>
+      </w:r>
       <w:r>
         <w:t>使用频域变换（</w:t>
       </w:r>
@@ -2945,28 +2978,24 @@
       <w:r>
         <w:t>）嵌入水印</w:t>
       </w:r>
-    </w:p>
-    <w:p>
-      <w:pPr>
-        <w:numPr>
-          <w:ilvl w:val="1"/>
-          <w:numId w:val="11"/>
-        </w:numPr>
-      </w:pPr>
+      <w:r>
+        <w:rPr>
+          <w:rFonts w:hint="eastAsia"/>
+        </w:rPr>
+        <w:t>，</w:t>
+      </w:r>
       <w:r>
         <w:t>保存含水印图像</w:t>
       </w:r>
       <w:r>
         <w:t>embedded.png</w:t>
       </w:r>
-    </w:p>
-    <w:p>
-      <w:pPr>
-        <w:numPr>
-          <w:ilvl w:val="1"/>
-          <w:numId w:val="11"/>
-        </w:numPr>
-      </w:pPr>
+      <w:r>
+        <w:rPr>
+          <w:rFonts w:hint="eastAsia"/>
+        </w:rPr>
+        <w:t>，然后</w:t>
+      </w:r>
       <w:r>
         <w:t>记录水印长度（如</w:t>
       </w:r>
@@ -2979,46 +3008,20 @@
     </w:p>
     <w:p>
       <w:pPr>
-        <w:numPr>
-          <w:ilvl w:val="0"/>
-          <w:numId w:val="11"/>
-        </w:numPr>
-      </w:pPr>
-      <w:r>
-        <w:t>​</w:t>
-      </w:r>
-      <w:r>
-        <w:rPr>
-          <w:b/>
-          <w:bCs/>
-        </w:rPr>
-        <w:t>​</w:t>
-      </w:r>
-      <w:r>
-        <w:rPr>
-          <w:b/>
-          <w:bCs/>
-        </w:rPr>
+        <w:ind w:firstLine="420"/>
+      </w:pPr>
+      <w:r>
         <w:t>基本测试</w:t>
       </w:r>
       <w:r>
-        <w:rPr>
-          <w:b/>
-          <w:bCs/>
-        </w:rPr>
-        <w:t>​</w:t>
-      </w:r>
-      <w:r>
-        <w:t>​</w:t>
-      </w:r>
-    </w:p>
-    <w:p>
-      <w:pPr>
-        <w:numPr>
-          <w:ilvl w:val="1"/>
-          <w:numId w:val="11"/>
-        </w:numPr>
-      </w:pPr>
+        <w:t>​​</w:t>
+      </w:r>
+      <w:r>
+        <w:rPr>
+          <w:rFonts w:hint="eastAsia"/>
+        </w:rPr>
+        <w:t>阶段，</w:t>
+      </w:r>
       <w:r>
         <w:t>从</w:t>
       </w:r>
@@ -3028,160 +3031,116 @@
       <w:r>
         <w:t>直接提取水印</w:t>
       </w:r>
-    </w:p>
-    <w:p>
-      <w:pPr>
-        <w:numPr>
-          <w:ilvl w:val="1"/>
-          <w:numId w:val="11"/>
-        </w:numPr>
-      </w:pPr>
-      <w:r>
-        <w:t>验证提取结果与原始文本一致</w:t>
-      </w:r>
-    </w:p>
-    <w:p>
-      <w:pPr>
-        <w:numPr>
-          <w:ilvl w:val="0"/>
-          <w:numId w:val="11"/>
-        </w:numPr>
-      </w:pPr>
+      <w:r>
+        <w:rPr>
+          <w:rFonts w:hint="eastAsia"/>
+        </w:rPr>
+        <w:t>，然后</w:t>
+      </w:r>
+      <w:r>
+        <w:t>验证提取结果与原始文本</w:t>
+      </w:r>
+      <w:r>
+        <w:rPr>
+          <w:rFonts w:hint="eastAsia"/>
+        </w:rPr>
+        <w:t>是否</w:t>
+      </w:r>
+      <w:r>
+        <w:t>一致</w:t>
+      </w:r>
+      <w:r>
+        <w:rPr>
+          <w:rFonts w:hint="eastAsia"/>
+        </w:rPr>
+        <w:t>。接下来进行</w:t>
+      </w:r>
+      <w:r>
+        <w:t>鲁棒性测试</w:t>
+      </w:r>
+      <w:r>
+        <w:t>​​</w:t>
+      </w:r>
+      <w:r>
+        <w:t>（核心）</w:t>
+      </w:r>
+      <w:r>
+        <w:rPr>
+          <w:rFonts w:hint="eastAsia"/>
+        </w:rPr>
+        <w:t>，</w:t>
+      </w:r>
+      <w:r>
+        <w:t>对含水印图像进行</w:t>
+      </w:r>
+      <w:r>
+        <w:t>8</w:t>
+      </w:r>
+      <w:r>
+        <w:t>种攻击</w:t>
+      </w:r>
+    </w:p>
+    <w:p>
       <w:r>
         <w:lastRenderedPageBreak/>
-        <w:t>​</w:t>
-      </w:r>
-      <w:r>
-        <w:rPr>
-          <w:b/>
-          <w:bCs/>
-        </w:rPr>
-        <w:t>​</w:t>
-      </w:r>
-      <w:r>
-        <w:rPr>
-          <w:b/>
-          <w:bCs/>
-        </w:rPr>
-        <w:t>鲁棒性测试</w:t>
-      </w:r>
-      <w:r>
-        <w:rPr>
-          <w:b/>
-          <w:bCs/>
-        </w:rPr>
-        <w:t>​</w:t>
-      </w:r>
-      <w:r>
-        <w:t>​</w:t>
-      </w:r>
-      <w:r>
-        <w:t>（核心）</w:t>
-      </w:r>
-    </w:p>
-    <w:p>
-      <w:pPr>
-        <w:numPr>
-          <w:ilvl w:val="1"/>
-          <w:numId w:val="11"/>
-        </w:numPr>
-      </w:pPr>
-      <w:r>
-        <w:t>对含水印图像进行</w:t>
-      </w:r>
-      <w:r>
-        <w:t>8</w:t>
-      </w:r>
-      <w:r>
-        <w:t>种攻击</w:t>
-      </w:r>
-    </w:p>
-    <w:p>
-      <w:pPr>
-        <w:numPr>
-          <w:ilvl w:val="1"/>
-          <w:numId w:val="11"/>
-        </w:numPr>
-      </w:pPr>
-      <w:r>
         <w:t>每种攻击保存修改后的图像</w:t>
       </w:r>
-    </w:p>
-    <w:p>
-      <w:pPr>
-        <w:numPr>
-          <w:ilvl w:val="1"/>
-          <w:numId w:val="11"/>
-        </w:numPr>
-      </w:pPr>
+      <w:r>
+        <w:rPr>
+          <w:rFonts w:hint="eastAsia"/>
+        </w:rPr>
+        <w:t>，接下来代码</w:t>
+      </w:r>
       <w:r>
         <w:t>尝试从被攻击图像中提取水印</w:t>
       </w:r>
-    </w:p>
-    <w:p>
-      <w:pPr>
-        <w:numPr>
-          <w:ilvl w:val="1"/>
-          <w:numId w:val="11"/>
-        </w:numPr>
-      </w:pPr>
+      <w:r>
+        <w:rPr>
+          <w:rFonts w:hint="eastAsia"/>
+        </w:rPr>
+        <w:t>，并</w:t>
+      </w:r>
       <w:r>
         <w:t>记录每种攻击的提取结果</w:t>
       </w:r>
-    </w:p>
-    <w:p>
-      <w:pPr>
-        <w:numPr>
-          <w:ilvl w:val="0"/>
-          <w:numId w:val="11"/>
-        </w:numPr>
-      </w:pPr>
-      <w:r>
-        <w:t>​</w:t>
-      </w:r>
-      <w:r>
-        <w:rPr>
-          <w:b/>
-          <w:bCs/>
-        </w:rPr>
-        <w:t>​</w:t>
-      </w:r>
-      <w:r>
-        <w:rPr>
-          <w:b/>
-          <w:bCs/>
-        </w:rPr>
+      <w:r>
+        <w:rPr>
+          <w:rFonts w:hint="eastAsia"/>
+        </w:rPr>
+        <w:t>。</w:t>
+      </w:r>
+    </w:p>
+    <w:p>
+      <w:pPr>
+        <w:ind w:firstLine="420"/>
+      </w:pPr>
+      <w:r>
+        <w:rPr>
+          <w:rFonts w:hint="eastAsia"/>
+        </w:rPr>
+        <w:t>最后在</w:t>
+      </w:r>
+      <w:r>
         <w:t>结果分析</w:t>
       </w:r>
       <w:r>
         <w:rPr>
-          <w:b/>
-          <w:bCs/>
-        </w:rPr>
-        <w:t>​</w:t>
-      </w:r>
-      <w:r>
-        <w:t>​</w:t>
-      </w:r>
-    </w:p>
-    <w:p>
-      <w:pPr>
-        <w:numPr>
-          <w:ilvl w:val="1"/>
-          <w:numId w:val="11"/>
-        </w:numPr>
-      </w:pPr>
+          <w:rFonts w:hint="eastAsia"/>
+        </w:rPr>
+        <w:t>阶段，</w:t>
+      </w:r>
+      <w:r>
+        <w:t>​​</w:t>
+      </w:r>
       <w:r>
         <w:t>水平打印所有测试结果</w:t>
       </w:r>
-    </w:p>
-    <w:p>
-      <w:pPr>
-        <w:numPr>
-          <w:ilvl w:val="1"/>
-          <w:numId w:val="11"/>
-        </w:numPr>
-      </w:pPr>
+      <w:r>
+        <w:rPr>
+          <w:rFonts w:hint="eastAsia"/>
+        </w:rPr>
+        <w:t>，</w:t>
+      </w:r>
       <w:r>
         <w:t>格式：攻击类型</w:t>
       </w:r>
@@ -3196,6 +3155,12 @@
       </w:r>
       <w:r>
         <w:t>失败原因</w:t>
+      </w:r>
+      <w:r>
+        <w:rPr>
+          <w:rFonts w:hint="eastAsia"/>
+        </w:rPr>
+        <w:t>。</w:t>
       </w:r>
     </w:p>
     <w:p>
@@ -3230,7 +3195,7 @@
                     <pic:cNvPicPr/>
                   </pic:nvPicPr>
                   <pic:blipFill>
-                    <a:blip r:embed="rId8"/>
+                    <a:blip r:embed="rId22"/>
                     <a:stretch>
                       <a:fillRect/>
                     </a:stretch>
@@ -3252,6 +3217,9 @@
       </w:r>
     </w:p>
     <w:p>
+      <w:pPr>
+        <w:ind w:firstLine="420"/>
+      </w:pPr>
       <w:r>
         <w:rPr>
           <w:rFonts w:hint="eastAsia"/>
@@ -3262,11 +3230,35 @@
         <w:rPr>
           <w:rFonts w:hint="eastAsia"/>
         </w:rPr>
-        <w:t>；该图片水印能够抵御一定的裁剪、对比度、颜色偏移等攻击。</w:t>
+        <w:t>；该图片水印能够抵御一定的裁剪、对比度</w:t>
+      </w:r>
+      <w:r>
+        <w:rPr>
+          <w:rFonts w:hint="eastAsia"/>
+        </w:rPr>
+        <w:t>增强</w:t>
+      </w:r>
+      <w:r>
+        <w:rPr>
+          <w:rFonts w:hint="eastAsia"/>
+        </w:rPr>
+        <w:t>、</w:t>
+      </w:r>
+      <w:r>
+        <w:rPr>
+          <w:rFonts w:hint="eastAsia"/>
+        </w:rPr>
+        <w:t>对比度减弱、</w:t>
+      </w:r>
+      <w:r>
+        <w:rPr>
+          <w:rFonts w:hint="eastAsia"/>
+        </w:rPr>
+        <w:t>颜色偏移等攻击。</w:t>
       </w:r>
     </w:p>
     <w:sectPr>
-      <w:footerReference w:type="default" r:id="rId22"/>
+      <w:footerReference w:type="default" r:id="rId23"/>
       <w:pgSz w:w="11906" w:h="16838"/>
       <w:pgMar w:top="1440" w:right="1800" w:bottom="1440" w:left="1800" w:header="851" w:footer="992" w:gutter="0"/>
       <w:cols w:space="425"/>

--- a/Project2/说明文档.docx
+++ b/Project2/说明文档.docx
@@ -157,6 +157,7 @@
           <w:szCs w:val="44"/>
         </w:rPr>
       </w:pPr>
+      <w:proofErr w:type="gramStart"/>
       <w:r>
         <w:rPr>
           <w:rFonts w:hint="eastAsia"/>
@@ -165,6 +166,7 @@
         </w:rPr>
         <w:t>郎泓森</w:t>
       </w:r>
+      <w:proofErr w:type="gramEnd"/>
     </w:p>
     <w:p>
       <w:pPr>
@@ -420,9 +422,11 @@
       <w:r>
         <w:t>（由</w:t>
       </w:r>
+      <w:proofErr w:type="spellStart"/>
       <w:r>
         <w:t>password_wm</w:t>
       </w:r>
+      <w:proofErr w:type="spellEnd"/>
       <w:r>
         <w:t>生成）选择嵌入位置：</w:t>
       </w:r>
@@ -615,7 +619,15 @@
         </m:r>
       </m:oMath>
       <w:r>
-        <w:t>：嵌入强度因子（控制不可见性与鲁棒性的平衡）</w:t>
+        <w:t>：嵌入强度因子（控制</w:t>
+      </w:r>
+      <w:proofErr w:type="gramStart"/>
+      <w:r>
+        <w:t>不</w:t>
+      </w:r>
+      <w:proofErr w:type="gramEnd"/>
+      <w:r>
+        <w:t>可见性与鲁棒性的平衡）</w:t>
       </w:r>
     </w:p>
     <w:p>
@@ -1083,7 +1095,15 @@
         <w:t>​ </w:t>
       </w:r>
       <w:r>
-        <w:t>是预设的嵌入位置索引。提取的比特位由相关性符号判定：</w:t>
+        <w:t>是预设的嵌入位置索引。提取的</w:t>
+      </w:r>
+      <w:proofErr w:type="gramStart"/>
+      <w:r>
+        <w:t>比特位</w:t>
+      </w:r>
+      <w:proofErr w:type="gramEnd"/>
+      <w:r>
+        <w:t>由相关性符号判定：</w:t>
       </w:r>
     </w:p>
     <w:p>
@@ -1265,12 +1285,21 @@
         </w:rPr>
         <w:t>​</w:t>
       </w:r>
-      <w:r>
-        <w:rPr>
-          <w:b/>
-          <w:bCs/>
-        </w:rPr>
-        <w:t>不可见性</w:t>
+      <w:proofErr w:type="gramStart"/>
+      <w:r>
+        <w:rPr>
+          <w:b/>
+          <w:bCs/>
+        </w:rPr>
+        <w:t>不</w:t>
+      </w:r>
+      <w:proofErr w:type="gramEnd"/>
+      <w:r>
+        <w:rPr>
+          <w:b/>
+          <w:bCs/>
+        </w:rPr>
+        <w:t>可见性</w:t>
       </w:r>
       <w:r>
         <w:rPr>
@@ -1399,9 +1428,6 @@
       </w:r>
     </w:p>
     <w:p>
-      <w:pPr>
-        <w:ind w:left="1440"/>
-      </w:pPr>
       <w:r>
         <w:rPr>
           <w:b/>
@@ -1436,9 +1462,6 @@
       </w:r>
     </w:p>
     <w:p>
-      <w:pPr>
-        <w:ind w:left="1440"/>
-      </w:pPr>
       <w:r>
         <w:rPr>
           <w:b/>
@@ -1585,9 +1608,6 @@
       </m:oMath>
     </w:p>
     <w:p>
-      <w:pPr>
-        <w:ind w:left="1440"/>
-      </w:pPr>
       <w:r>
         <w:rPr>
           <w:b/>
@@ -1706,12 +1726,14 @@
         </w:rPr>
         <w:t>通过导入</w:t>
       </w:r>
+      <w:proofErr w:type="spellStart"/>
       <w:r>
         <w:rPr>
           <w:rFonts w:hint="eastAsia"/>
         </w:rPr>
         <w:t>blind_watermask</w:t>
       </w:r>
+      <w:proofErr w:type="spellEnd"/>
       <w:r>
         <w:rPr>
           <w:rFonts w:hint="eastAsia"/>
@@ -1753,10 +1775,10 @@
           <w:noProof/>
         </w:rPr>
         <w:drawing>
-          <wp:inline distT="0" distB="0" distL="0" distR="0" wp14:anchorId="71E29549" wp14:editId="2985D00D">
-            <wp:extent cx="5274310" cy="868045"/>
-            <wp:effectExtent l="0" t="0" r="2540" b="8255"/>
-            <wp:docPr id="635601926" name="图片 1"/>
+          <wp:inline distT="0" distB="0" distL="0" distR="0" wp14:anchorId="4561E43D" wp14:editId="6632D3B8">
+            <wp:extent cx="3156857" cy="679184"/>
+            <wp:effectExtent l="0" t="0" r="5715" b="6985"/>
+            <wp:docPr id="44149538" name="图片 1"/>
             <wp:cNvGraphicFramePr>
               <a:graphicFrameLocks xmlns:a="http://schemas.openxmlformats.org/drawingml/2006/main" noChangeAspect="1"/>
             </wp:cNvGraphicFramePr>
@@ -1764,7 +1786,7 @@
               <a:graphicData uri="http://schemas.openxmlformats.org/drawingml/2006/picture">
                 <pic:pic xmlns:pic="http://schemas.openxmlformats.org/drawingml/2006/picture">
                   <pic:nvPicPr>
-                    <pic:cNvPr id="635601926" name=""/>
+                    <pic:cNvPr id="44149538" name=""/>
                     <pic:cNvPicPr/>
                   </pic:nvPicPr>
                   <pic:blipFill>
@@ -1776,7 +1798,7 @@
                   <pic:spPr>
                     <a:xfrm>
                       <a:off x="0" y="0"/>
-                      <a:ext cx="5274310" cy="868045"/>
+                      <a:ext cx="3178738" cy="683892"/>
                     </a:xfrm>
                     <a:prstGeom prst="rect">
                       <a:avLst/>
@@ -1790,9 +1812,14 @@
       </w:r>
     </w:p>
     <w:p>
+      <w:pPr>
+        <w:ind w:firstLine="420"/>
+      </w:pPr>
+      <w:proofErr w:type="spellStart"/>
       <w:r>
         <w:t>blind_watermark</w:t>
       </w:r>
+      <w:proofErr w:type="spellEnd"/>
       <w:r>
         <w:rPr>
           <w:rFonts w:hint="eastAsia"/>
@@ -1800,10 +1827,21 @@
         <w:t>是核心水印库，包括</w:t>
       </w:r>
       <w:r>
-        <w:t>实现盲水印的核心算法</w:t>
-      </w:r>
-    </w:p>
-    <w:p>
+        <w:t>实现</w:t>
+      </w:r>
+      <w:proofErr w:type="gramStart"/>
+      <w:r>
+        <w:t>盲</w:t>
+      </w:r>
+      <w:proofErr w:type="gramEnd"/>
+      <w:r>
+        <w:t>水印的核心算法</w:t>
+      </w:r>
+    </w:p>
+    <w:p>
+      <w:pPr>
+        <w:ind w:firstLine="420"/>
+      </w:pPr>
       <w:r>
         <w:t>PIL</w:t>
       </w:r>
@@ -1827,9 +1865,14 @@
       </w:r>
     </w:p>
     <w:p>
+      <w:pPr>
+        <w:ind w:firstLine="420"/>
+      </w:pPr>
+      <w:proofErr w:type="spellStart"/>
       <w:r>
         <w:t>numpy</w:t>
       </w:r>
+      <w:proofErr w:type="spellEnd"/>
       <w:r>
         <w:rPr>
           <w:rFonts w:hint="eastAsia"/>
@@ -1842,13 +1885,13 @@
     </w:p>
     <w:p>
       <w:pPr>
-        <w:rPr>
-          <w:rFonts w:hint="eastAsia"/>
-        </w:rPr>
-      </w:pPr>
+        <w:ind w:firstLine="420"/>
+      </w:pPr>
+      <w:proofErr w:type="spellStart"/>
       <w:r>
         <w:t>os</w:t>
       </w:r>
+      <w:proofErr w:type="spellEnd"/>
       <w:r>
         <w:rPr>
           <w:rFonts w:hint="eastAsia"/>
@@ -1900,10 +1943,10 @@
         </w:rPr>
         <w:lastRenderedPageBreak/>
         <w:drawing>
-          <wp:inline distT="0" distB="0" distL="0" distR="0" wp14:anchorId="23CE3242" wp14:editId="5683210C">
-            <wp:extent cx="5274310" cy="2896235"/>
-            <wp:effectExtent l="0" t="0" r="2540" b="0"/>
-            <wp:docPr id="1162177528" name="图片 1"/>
+          <wp:inline distT="0" distB="0" distL="0" distR="0" wp14:anchorId="72102856" wp14:editId="47248B5D">
+            <wp:extent cx="5274310" cy="1209675"/>
+            <wp:effectExtent l="0" t="0" r="2540" b="9525"/>
+            <wp:docPr id="1759093273" name="图片 1"/>
             <wp:cNvGraphicFramePr>
               <a:graphicFrameLocks xmlns:a="http://schemas.openxmlformats.org/drawingml/2006/main" noChangeAspect="1"/>
             </wp:cNvGraphicFramePr>
@@ -1911,7 +1954,7 @@
               <a:graphicData uri="http://schemas.openxmlformats.org/drawingml/2006/picture">
                 <pic:pic xmlns:pic="http://schemas.openxmlformats.org/drawingml/2006/picture">
                   <pic:nvPicPr>
-                    <pic:cNvPr id="1162177528" name=""/>
+                    <pic:cNvPr id="1759093273" name=""/>
                     <pic:cNvPicPr/>
                   </pic:nvPicPr>
                   <pic:blipFill>
@@ -1923,7 +1966,7 @@
                   <pic:spPr>
                     <a:xfrm>
                       <a:off x="0" y="0"/>
-                      <a:ext cx="5274310" cy="2896235"/>
+                      <a:ext cx="5274310" cy="1209675"/>
                     </a:xfrm>
                     <a:prstGeom prst="rect">
                       <a:avLst/>
@@ -1949,10 +1992,19 @@
       </w:r>
       <w:r>
         <w:rPr>
+          <w:b/>
+          <w:bCs/>
+        </w:rPr>
+        <w:tab/>
+      </w:r>
+      <w:proofErr w:type="spellStart"/>
+      <w:r>
+        <w:rPr>
           <w:rFonts w:hint="eastAsia"/>
         </w:rPr>
         <w:t>embed_watermark</w:t>
       </w:r>
+      <w:proofErr w:type="spellEnd"/>
       <w:r>
         <w:rPr>
           <w:rFonts w:hint="eastAsia"/>
@@ -1962,15 +2014,19 @@
       <w:r>
         <w:t>使用双密码系统（</w:t>
       </w:r>
+      <w:proofErr w:type="spellStart"/>
       <w:r>
         <w:t>password_img</w:t>
       </w:r>
+      <w:proofErr w:type="spellEnd"/>
       <w:r>
         <w:t>和</w:t>
       </w:r>
+      <w:proofErr w:type="spellStart"/>
       <w:r>
         <w:t>password_wm</w:t>
       </w:r>
+      <w:proofErr w:type="spellEnd"/>
       <w:r>
         <w:t>）增强安全性</w:t>
       </w:r>
@@ -2033,10 +2089,10 @@
           <w:noProof/>
         </w:rPr>
         <w:drawing>
-          <wp:inline distT="0" distB="0" distL="0" distR="0" wp14:anchorId="223F0963" wp14:editId="2117EA24">
-            <wp:extent cx="5274310" cy="1136650"/>
-            <wp:effectExtent l="0" t="0" r="2540" b="6350"/>
-            <wp:docPr id="353596337" name="图片 1"/>
+          <wp:inline distT="0" distB="0" distL="0" distR="0" wp14:anchorId="1331E6A8" wp14:editId="6757146D">
+            <wp:extent cx="5274310" cy="2519045"/>
+            <wp:effectExtent l="0" t="0" r="2540" b="0"/>
+            <wp:docPr id="2037157628" name="图片 1"/>
             <wp:cNvGraphicFramePr>
               <a:graphicFrameLocks xmlns:a="http://schemas.openxmlformats.org/drawingml/2006/main" noChangeAspect="1"/>
             </wp:cNvGraphicFramePr>
@@ -2044,7 +2100,7 @@
               <a:graphicData uri="http://schemas.openxmlformats.org/drawingml/2006/picture">
                 <pic:pic xmlns:pic="http://schemas.openxmlformats.org/drawingml/2006/picture">
                   <pic:nvPicPr>
-                    <pic:cNvPr id="353596337" name=""/>
+                    <pic:cNvPr id="2037157628" name=""/>
                     <pic:cNvPicPr/>
                   </pic:nvPicPr>
                   <pic:blipFill>
@@ -2056,7 +2112,7 @@
                   <pic:spPr>
                     <a:xfrm>
                       <a:off x="0" y="0"/>
-                      <a:ext cx="5274310" cy="1136650"/>
+                      <a:ext cx="5274310" cy="2519045"/>
                     </a:xfrm>
                     <a:prstGeom prst="rect">
                       <a:avLst/>
@@ -2070,6 +2126,11 @@
       </w:r>
     </w:p>
     <w:p>
+      <w:pPr>
+        <w:rPr>
+          <w:rFonts w:hint="eastAsia"/>
+        </w:rPr>
+      </w:pPr>
       <w:r>
         <w:t>​</w:t>
       </w:r>
@@ -2082,10 +2143,19 @@
       </w:r>
       <w:r>
         <w:rPr>
+          <w:b/>
+          <w:bCs/>
+        </w:rPr>
+        <w:tab/>
+      </w:r>
+      <w:proofErr w:type="spellStart"/>
+      <w:r>
+        <w:rPr>
           <w:rFonts w:hint="eastAsia"/>
         </w:rPr>
         <w:t>extract_watermark</w:t>
       </w:r>
+      <w:proofErr w:type="spellEnd"/>
       <w:r>
         <w:rPr>
           <w:rFonts w:hint="eastAsia"/>
@@ -2104,9 +2174,11 @@
       <w:r>
         <w:t>需要知道水印的二进制长度（</w:t>
       </w:r>
+      <w:proofErr w:type="spellStart"/>
       <w:r>
         <w:t>wm_length</w:t>
       </w:r>
+      <w:proofErr w:type="spellEnd"/>
       <w:r>
         <w:t>）</w:t>
       </w:r>
@@ -2124,6 +2196,24 @@
       </w:r>
       <w:r>
         <w:t>）</w:t>
+      </w:r>
+      <w:r>
+        <w:rPr>
+          <w:rFonts w:hint="eastAsia"/>
+        </w:rPr>
+        <w:t>，其中对于水平</w:t>
+      </w:r>
+      <w:r>
+        <w:rPr>
+          <w:rFonts w:hint="eastAsia"/>
+        </w:rPr>
+        <w:t>翻转、垂直翻转以及平移</w:t>
+      </w:r>
+      <w:r>
+        <w:rPr>
+          <w:rFonts w:hint="eastAsia"/>
+        </w:rPr>
+        <w:t>等攻击，在提取之前需要先进行逆变换。</w:t>
       </w:r>
     </w:p>
     <w:p>
@@ -2161,10 +2251,10 @@
         </w:rPr>
         <w:lastRenderedPageBreak/>
         <w:drawing>
-          <wp:inline distT="0" distB="0" distL="0" distR="0" wp14:anchorId="1FF6E30A" wp14:editId="54950C36">
-            <wp:extent cx="5274310" cy="2852058"/>
+          <wp:inline distT="0" distB="0" distL="0" distR="0" wp14:anchorId="69CF4E29" wp14:editId="48E41BF0">
+            <wp:extent cx="5274310" cy="3251835"/>
             <wp:effectExtent l="0" t="0" r="2540" b="5715"/>
-            <wp:docPr id="286811613" name="图片 1"/>
+            <wp:docPr id="1065896044" name="图片 1"/>
             <wp:cNvGraphicFramePr>
               <a:graphicFrameLocks xmlns:a="http://schemas.openxmlformats.org/drawingml/2006/main" noChangeAspect="1"/>
             </wp:cNvGraphicFramePr>
@@ -2172,32 +2262,23 @@
               <a:graphicData uri="http://schemas.openxmlformats.org/drawingml/2006/picture">
                 <pic:pic xmlns:pic="http://schemas.openxmlformats.org/drawingml/2006/picture">
                   <pic:nvPicPr>
-                    <pic:cNvPr id="286811613" name=""/>
+                    <pic:cNvPr id="1065896044" name=""/>
                     <pic:cNvPicPr/>
                   </pic:nvPicPr>
-                  <pic:blipFill rotWithShape="1">
+                  <pic:blipFill>
                     <a:blip r:embed="rId12"/>
-                    <a:srcRect t="2783"/>
                     <a:stretch>
                       <a:fillRect/>
                     </a:stretch>
                   </pic:blipFill>
-                  <pic:spPr bwMode="auto">
+                  <pic:spPr>
                     <a:xfrm>
                       <a:off x="0" y="0"/>
-                      <a:ext cx="5274310" cy="2852058"/>
+                      <a:ext cx="5274310" cy="3251835"/>
                     </a:xfrm>
                     <a:prstGeom prst="rect">
                       <a:avLst/>
                     </a:prstGeom>
-                    <a:ln>
-                      <a:noFill/>
-                    </a:ln>
-                    <a:extLst>
-                      <a:ext uri="{53640926-AAD7-44D8-BBD7-CCE9431645EC}">
-                        <a14:shadowObscured xmlns:a14="http://schemas.microsoft.com/office/drawing/2010/main"/>
-                      </a:ext>
-                    </a:extLst>
                   </pic:spPr>
                 </pic:pic>
               </a:graphicData>
@@ -2207,21 +2288,18 @@
       </w:r>
     </w:p>
     <w:p>
-      <w:pPr>
+      <w:proofErr w:type="spellStart"/>
+      <w:r>
         <w:rPr>
           <w:rFonts w:hint="eastAsia"/>
         </w:rPr>
-      </w:pPr>
+        <w:t>test_robustness</w:t>
+      </w:r>
+      <w:proofErr w:type="spellEnd"/>
       <w:r>
         <w:rPr>
           <w:rFonts w:hint="eastAsia"/>
         </w:rPr>
-        <w:t>test_robustness</w:t>
-      </w:r>
-      <w:r>
-        <w:rPr>
-          <w:rFonts w:hint="eastAsia"/>
-        </w:rPr>
         <w:t>用来测试该水印库嵌入水印对各种攻击的鲁棒性。</w:t>
       </w:r>
     </w:p>
@@ -2275,10 +2353,10 @@
           <w:noProof/>
         </w:rPr>
         <w:drawing>
-          <wp:inline distT="0" distB="0" distL="0" distR="0" wp14:anchorId="16767A25" wp14:editId="5A3896FC">
-            <wp:extent cx="5274310" cy="931545"/>
-            <wp:effectExtent l="0" t="0" r="2540" b="1905"/>
-            <wp:docPr id="1736430229" name="图片 1"/>
+          <wp:inline distT="0" distB="0" distL="0" distR="0" wp14:anchorId="30835FE5" wp14:editId="043D52EB">
+            <wp:extent cx="5274310" cy="1379855"/>
+            <wp:effectExtent l="0" t="0" r="2540" b="0"/>
+            <wp:docPr id="1236402550" name="图片 1"/>
             <wp:cNvGraphicFramePr>
               <a:graphicFrameLocks xmlns:a="http://schemas.openxmlformats.org/drawingml/2006/main" noChangeAspect="1"/>
             </wp:cNvGraphicFramePr>
@@ -2286,7 +2364,7 @@
               <a:graphicData uri="http://schemas.openxmlformats.org/drawingml/2006/picture">
                 <pic:pic xmlns:pic="http://schemas.openxmlformats.org/drawingml/2006/picture">
                   <pic:nvPicPr>
-                    <pic:cNvPr id="1736430229" name=""/>
+                    <pic:cNvPr id="1236402550" name=""/>
                     <pic:cNvPicPr/>
                   </pic:nvPicPr>
                   <pic:blipFill>
@@ -2298,7 +2376,7 @@
                   <pic:spPr>
                     <a:xfrm>
                       <a:off x="0" y="0"/>
-                      <a:ext cx="5274310" cy="931545"/>
+                      <a:ext cx="5274310" cy="1379855"/>
                     </a:xfrm>
                     <a:prstGeom prst="rect">
                       <a:avLst/>
@@ -2358,10 +2436,10 @@
           <w:noProof/>
         </w:rPr>
         <w:drawing>
-          <wp:inline distT="0" distB="0" distL="0" distR="0" wp14:anchorId="743D56C5" wp14:editId="7036A9FE">
-            <wp:extent cx="5274310" cy="1066165"/>
-            <wp:effectExtent l="0" t="0" r="2540" b="635"/>
-            <wp:docPr id="2120457235" name="图片 1"/>
+          <wp:inline distT="0" distB="0" distL="0" distR="0" wp14:anchorId="7B5E598E" wp14:editId="6022C626">
+            <wp:extent cx="5274310" cy="1342390"/>
+            <wp:effectExtent l="0" t="0" r="2540" b="0"/>
+            <wp:docPr id="1669117619" name="图片 1"/>
             <wp:cNvGraphicFramePr>
               <a:graphicFrameLocks xmlns:a="http://schemas.openxmlformats.org/drawingml/2006/main" noChangeAspect="1"/>
             </wp:cNvGraphicFramePr>
@@ -2369,7 +2447,7 @@
               <a:graphicData uri="http://schemas.openxmlformats.org/drawingml/2006/picture">
                 <pic:pic xmlns:pic="http://schemas.openxmlformats.org/drawingml/2006/picture">
                   <pic:nvPicPr>
-                    <pic:cNvPr id="2120457235" name=""/>
+                    <pic:cNvPr id="1669117619" name=""/>
                     <pic:cNvPicPr/>
                   </pic:nvPicPr>
                   <pic:blipFill>
@@ -2381,7 +2459,7 @@
                   <pic:spPr>
                     <a:xfrm>
                       <a:off x="0" y="0"/>
-                      <a:ext cx="5274310" cy="1066165"/>
+                      <a:ext cx="5274310" cy="1342390"/>
                     </a:xfrm>
                     <a:prstGeom prst="rect">
                       <a:avLst/>
@@ -2450,10 +2528,10 @@
         </w:rPr>
         <w:lastRenderedPageBreak/>
         <w:drawing>
-          <wp:inline distT="0" distB="0" distL="0" distR="0" wp14:anchorId="76A2708B" wp14:editId="50C47590">
-            <wp:extent cx="5274310" cy="1221105"/>
+          <wp:inline distT="0" distB="0" distL="0" distR="0" wp14:anchorId="5EE99AED" wp14:editId="00CE65AB">
+            <wp:extent cx="5274310" cy="1282065"/>
             <wp:effectExtent l="0" t="0" r="2540" b="0"/>
-            <wp:docPr id="1897014845" name="图片 1"/>
+            <wp:docPr id="1333945621" name="图片 1"/>
             <wp:cNvGraphicFramePr>
               <a:graphicFrameLocks xmlns:a="http://schemas.openxmlformats.org/drawingml/2006/main" noChangeAspect="1"/>
             </wp:cNvGraphicFramePr>
@@ -2461,7 +2539,7 @@
               <a:graphicData uri="http://schemas.openxmlformats.org/drawingml/2006/picture">
                 <pic:pic xmlns:pic="http://schemas.openxmlformats.org/drawingml/2006/picture">
                   <pic:nvPicPr>
-                    <pic:cNvPr id="1897014845" name=""/>
+                    <pic:cNvPr id="1333945621" name=""/>
                     <pic:cNvPicPr/>
                   </pic:nvPicPr>
                   <pic:blipFill>
@@ -2473,7 +2551,7 @@
                   <pic:spPr>
                     <a:xfrm>
                       <a:off x="0" y="0"/>
-                      <a:ext cx="5274310" cy="1221105"/>
+                      <a:ext cx="5274310" cy="1282065"/>
                     </a:xfrm>
                     <a:prstGeom prst="rect">
                       <a:avLst/>
@@ -2527,10 +2605,10 @@
           <w:noProof/>
         </w:rPr>
         <w:drawing>
-          <wp:inline distT="0" distB="0" distL="0" distR="0" wp14:anchorId="4481CCD7" wp14:editId="429C2780">
-            <wp:extent cx="5274310" cy="1976120"/>
-            <wp:effectExtent l="0" t="0" r="2540" b="5080"/>
-            <wp:docPr id="1194733446" name="图片 1"/>
+          <wp:inline distT="0" distB="0" distL="0" distR="0" wp14:anchorId="3D559A88" wp14:editId="03CB2C37">
+            <wp:extent cx="5274310" cy="1873250"/>
+            <wp:effectExtent l="0" t="0" r="2540" b="0"/>
+            <wp:docPr id="846652145" name="图片 1"/>
             <wp:cNvGraphicFramePr>
               <a:graphicFrameLocks xmlns:a="http://schemas.openxmlformats.org/drawingml/2006/main" noChangeAspect="1"/>
             </wp:cNvGraphicFramePr>
@@ -2538,7 +2616,7 @@
               <a:graphicData uri="http://schemas.openxmlformats.org/drawingml/2006/picture">
                 <pic:pic xmlns:pic="http://schemas.openxmlformats.org/drawingml/2006/picture">
                   <pic:nvPicPr>
-                    <pic:cNvPr id="1194733446" name=""/>
+                    <pic:cNvPr id="846652145" name=""/>
                     <pic:cNvPicPr/>
                   </pic:nvPicPr>
                   <pic:blipFill>
@@ -2550,7 +2628,7 @@
                   <pic:spPr>
                     <a:xfrm>
                       <a:off x="0" y="0"/>
-                      <a:ext cx="5274310" cy="1976120"/>
+                      <a:ext cx="5274310" cy="1873250"/>
                     </a:xfrm>
                     <a:prstGeom prst="rect">
                       <a:avLst/>
@@ -2610,10 +2688,10 @@
           <w:noProof/>
         </w:rPr>
         <w:drawing>
-          <wp:inline distT="0" distB="0" distL="0" distR="0" wp14:anchorId="7E4EF5DF" wp14:editId="363B762E">
-            <wp:extent cx="5274310" cy="1384300"/>
-            <wp:effectExtent l="0" t="0" r="2540" b="6350"/>
-            <wp:docPr id="578093033" name="图片 1"/>
+          <wp:inline distT="0" distB="0" distL="0" distR="0" wp14:anchorId="0ADB9FFD" wp14:editId="0572DBFE">
+            <wp:extent cx="5274310" cy="1642745"/>
+            <wp:effectExtent l="0" t="0" r="2540" b="0"/>
+            <wp:docPr id="1530575690" name="图片 1"/>
             <wp:cNvGraphicFramePr>
               <a:graphicFrameLocks xmlns:a="http://schemas.openxmlformats.org/drawingml/2006/main" noChangeAspect="1"/>
             </wp:cNvGraphicFramePr>
@@ -2621,7 +2699,7 @@
               <a:graphicData uri="http://schemas.openxmlformats.org/drawingml/2006/picture">
                 <pic:pic xmlns:pic="http://schemas.openxmlformats.org/drawingml/2006/picture">
                   <pic:nvPicPr>
-                    <pic:cNvPr id="578093033" name=""/>
+                    <pic:cNvPr id="1530575690" name=""/>
                     <pic:cNvPicPr/>
                   </pic:nvPicPr>
                   <pic:blipFill>
@@ -2633,7 +2711,7 @@
                   <pic:spPr>
                     <a:xfrm>
                       <a:off x="0" y="0"/>
-                      <a:ext cx="5274310" cy="1384300"/>
+                      <a:ext cx="5274310" cy="1642745"/>
                     </a:xfrm>
                     <a:prstGeom prst="rect">
                       <a:avLst/>
@@ -2672,10 +2750,10 @@
           <w:noProof/>
         </w:rPr>
         <w:drawing>
-          <wp:inline distT="0" distB="0" distL="0" distR="0" wp14:anchorId="20CD0081" wp14:editId="73990A0F">
-            <wp:extent cx="5274310" cy="1191895"/>
-            <wp:effectExtent l="0" t="0" r="2540" b="8255"/>
-            <wp:docPr id="181785868" name="图片 1"/>
+          <wp:inline distT="0" distB="0" distL="0" distR="0" wp14:anchorId="6B28B52C" wp14:editId="50B53EA7">
+            <wp:extent cx="4142014" cy="1544404"/>
+            <wp:effectExtent l="0" t="0" r="0" b="0"/>
+            <wp:docPr id="1037169024" name="图片 1"/>
             <wp:cNvGraphicFramePr>
               <a:graphicFrameLocks xmlns:a="http://schemas.openxmlformats.org/drawingml/2006/main" noChangeAspect="1"/>
             </wp:cNvGraphicFramePr>
@@ -2683,7 +2761,7 @@
               <a:graphicData uri="http://schemas.openxmlformats.org/drawingml/2006/picture">
                 <pic:pic xmlns:pic="http://schemas.openxmlformats.org/drawingml/2006/picture">
                   <pic:nvPicPr>
-                    <pic:cNvPr id="181785868" name=""/>
+                    <pic:cNvPr id="1037169024" name=""/>
                     <pic:cNvPicPr/>
                   </pic:nvPicPr>
                   <pic:blipFill>
@@ -2695,7 +2773,7 @@
                   <pic:spPr>
                     <a:xfrm>
                       <a:off x="0" y="0"/>
-                      <a:ext cx="5274310" cy="1191895"/>
+                      <a:ext cx="4155155" cy="1549304"/>
                     </a:xfrm>
                     <a:prstGeom prst="rect">
                       <a:avLst/>
@@ -2712,33 +2790,76 @@
           <w:b/>
           <w:bCs/>
         </w:rPr>
-        <w:t xml:space="preserve"> (7) </w:t>
-      </w:r>
-      <w:r>
-        <w:rPr>
-          <w:b/>
-          <w:bCs/>
-        </w:rPr>
-        <w:t>亮度调整</w:t>
-      </w:r>
-    </w:p>
-    <w:p>
-      <w:pPr>
-        <w:rPr>
-          <w:b/>
-          <w:bCs/>
-        </w:rPr>
-      </w:pPr>
+        <w:t xml:space="preserve"> </w:t>
+      </w:r>
+    </w:p>
+    <w:p>
+      <w:pPr>
+        <w:rPr>
+          <w:b/>
+          <w:bCs/>
+        </w:rPr>
+      </w:pPr>
+      <w:r>
+        <w:rPr>
+          <w:b/>
+          <w:bCs/>
+        </w:rPr>
+        <w:lastRenderedPageBreak/>
+        <w:t xml:space="preserve"> (</w:t>
+      </w:r>
+      <w:r>
+        <w:rPr>
+          <w:rFonts w:hint="eastAsia"/>
+          <w:b/>
+          <w:bCs/>
+        </w:rPr>
+        <w:t>7</w:t>
+      </w:r>
+      <w:r>
+        <w:rPr>
+          <w:b/>
+          <w:bCs/>
+        </w:rPr>
+        <w:t xml:space="preserve">) </w:t>
+      </w:r>
+      <w:r>
+        <w:rPr>
+          <w:b/>
+          <w:bCs/>
+        </w:rPr>
+        <w:t>颜色偏移</w:t>
+      </w:r>
+    </w:p>
+    <w:p>
+      <w:pPr>
+        <w:rPr>
+          <w:b/>
+          <w:bCs/>
+        </w:rPr>
+      </w:pPr>
+      <w:r>
+        <w:t xml:space="preserve"> </w:t>
+      </w:r>
+      <w:r>
+        <w:t>​</w:t>
+      </w:r>
+      <w:r>
+        <w:rPr>
+          <w:b/>
+          <w:bCs/>
+        </w:rPr>
+        <w:t>​</w:t>
+      </w:r>
       <w:r>
         <w:rPr>
           <w:noProof/>
         </w:rPr>
-        <w:lastRenderedPageBreak/>
         <w:drawing>
-          <wp:inline distT="0" distB="0" distL="0" distR="0" wp14:anchorId="062AE046" wp14:editId="35EA8525">
-            <wp:extent cx="5274310" cy="1519555"/>
-            <wp:effectExtent l="0" t="0" r="2540" b="4445"/>
-            <wp:docPr id="222560609" name="图片 1"/>
+          <wp:inline distT="0" distB="0" distL="0" distR="0" wp14:anchorId="19D384DC" wp14:editId="205F6DB7">
+            <wp:extent cx="5274310" cy="1872615"/>
+            <wp:effectExtent l="0" t="0" r="2540" b="0"/>
+            <wp:docPr id="1293580057" name="图片 1"/>
             <wp:cNvGraphicFramePr>
               <a:graphicFrameLocks xmlns:a="http://schemas.openxmlformats.org/drawingml/2006/main" noChangeAspect="1"/>
             </wp:cNvGraphicFramePr>
@@ -2746,7 +2867,7 @@
               <a:graphicData uri="http://schemas.openxmlformats.org/drawingml/2006/picture">
                 <pic:pic xmlns:pic="http://schemas.openxmlformats.org/drawingml/2006/picture">
                   <pic:nvPicPr>
-                    <pic:cNvPr id="222560609" name=""/>
+                    <pic:cNvPr id="1293580057" name=""/>
                     <pic:cNvPicPr/>
                   </pic:nvPicPr>
                   <pic:blipFill>
@@ -2758,7 +2879,7 @@
                   <pic:spPr>
                     <a:xfrm>
                       <a:off x="0" y="0"/>
-                      <a:ext cx="5274310" cy="1519555"/>
+                      <a:ext cx="5274310" cy="1872615"/>
                     </a:xfrm>
                     <a:prstGeom prst="rect">
                       <a:avLst/>
@@ -2770,31 +2891,50 @@
           </wp:inline>
         </w:drawing>
       </w:r>
-      <w:r>
-        <w:rPr>
-          <w:b/>
-          <w:bCs/>
-        </w:rPr>
-        <w:t xml:space="preserve"> (8) </w:t>
-      </w:r>
-      <w:r>
-        <w:rPr>
-          <w:b/>
-          <w:bCs/>
-        </w:rPr>
-        <w:t>颜色偏移</w:t>
-      </w:r>
-    </w:p>
-    <w:p>
+    </w:p>
+    <w:p>
+      <w:r>
+        <w:t>测试颜色平衡改变对频域水印的影响</w:t>
+      </w:r>
+    </w:p>
+    <w:p>
+      <w:pPr>
+        <w:rPr>
+          <w:b/>
+          <w:bCs/>
+        </w:rPr>
+      </w:pPr>
+      <w:r>
+        <w:rPr>
+          <w:b/>
+          <w:bCs/>
+        </w:rPr>
+        <w:t xml:space="preserve">7. </w:t>
+      </w:r>
+      <w:r>
+        <w:rPr>
+          <w:b/>
+          <w:bCs/>
+        </w:rPr>
+        <w:t>主程序流程</w:t>
+      </w:r>
+    </w:p>
+    <w:p>
+      <w:pPr>
+        <w:rPr>
+          <w:b/>
+          <w:bCs/>
+        </w:rPr>
+      </w:pPr>
       <w:r>
         <w:rPr>
           <w:noProof/>
         </w:rPr>
         <w:drawing>
-          <wp:inline distT="0" distB="0" distL="0" distR="0" wp14:anchorId="28121581" wp14:editId="58CFBBD8">
-            <wp:extent cx="5274310" cy="1685925"/>
-            <wp:effectExtent l="0" t="0" r="2540" b="9525"/>
-            <wp:docPr id="922421168" name="图片 1"/>
+          <wp:inline distT="0" distB="0" distL="0" distR="0" wp14:anchorId="2B6DE9FC" wp14:editId="0A6CFBD7">
+            <wp:extent cx="5274310" cy="2849245"/>
+            <wp:effectExtent l="0" t="0" r="2540" b="8255"/>
+            <wp:docPr id="1074037740" name="图片 1"/>
             <wp:cNvGraphicFramePr>
               <a:graphicFrameLocks xmlns:a="http://schemas.openxmlformats.org/drawingml/2006/main" noChangeAspect="1"/>
             </wp:cNvGraphicFramePr>
@@ -2802,7 +2942,7 @@
               <a:graphicData uri="http://schemas.openxmlformats.org/drawingml/2006/picture">
                 <pic:pic xmlns:pic="http://schemas.openxmlformats.org/drawingml/2006/picture">
                   <pic:nvPicPr>
-                    <pic:cNvPr id="922421168" name=""/>
+                    <pic:cNvPr id="1074037740" name=""/>
                     <pic:cNvPicPr/>
                   </pic:nvPicPr>
                   <pic:blipFill>
@@ -2814,7 +2954,7 @@
                   <pic:spPr>
                     <a:xfrm>
                       <a:off x="0" y="0"/>
-                      <a:ext cx="5274310" cy="1685925"/>
+                      <a:ext cx="5274310" cy="2849245"/>
                     </a:xfrm>
                     <a:prstGeom prst="rect">
                       <a:avLst/>
@@ -2826,61 +2966,274 @@
           </wp:inline>
         </w:drawing>
       </w:r>
-      <w:r>
-        <w:t xml:space="preserve"> </w:t>
-      </w:r>
-      <w:r>
-        <w:t>​</w:t>
-      </w:r>
-      <w:r>
-        <w:rPr>
-          <w:b/>
-          <w:bCs/>
-        </w:rPr>
-        <w:t>​</w:t>
-      </w:r>
-      <w:r>
-        <w:t>测试颜色平衡改变对频域水印的影响</w:t>
-      </w:r>
-    </w:p>
-    <w:p>
-      <w:pPr>
-        <w:rPr>
-          <w:b/>
-          <w:bCs/>
-        </w:rPr>
-      </w:pPr>
-      <w:r>
-        <w:rPr>
-          <w:b/>
-          <w:bCs/>
-        </w:rPr>
-        <w:t xml:space="preserve">7. </w:t>
-      </w:r>
-      <w:r>
-        <w:rPr>
-          <w:b/>
-          <w:bCs/>
-        </w:rPr>
-        <w:t>主程序流程</w:t>
-      </w:r>
-    </w:p>
-    <w:p>
-      <w:pPr>
-        <w:rPr>
-          <w:b/>
-          <w:bCs/>
-        </w:rPr>
-      </w:pPr>
+    </w:p>
+    <w:p>
+      <w:pPr>
+        <w:ind w:firstLine="420"/>
+      </w:pPr>
+      <w:r>
+        <w:rPr>
+          <w:rFonts w:hint="eastAsia"/>
+        </w:rPr>
+        <w:t>首先在</w:t>
+      </w:r>
+      <w:r>
+        <w:t>嵌入阶段</w:t>
+      </w:r>
+      <w:r>
+        <w:t>​​</w:t>
+      </w:r>
+      <w:r>
+        <w:rPr>
+          <w:rFonts w:hint="eastAsia"/>
+        </w:rPr>
+        <w:t>，</w:t>
+      </w:r>
+      <w:r>
+        <w:t>读取原始图像</w:t>
+      </w:r>
+      <w:r>
+        <w:t>test_image.jpg</w:t>
+      </w:r>
+      <w:r>
+        <w:rPr>
+          <w:rFonts w:hint="eastAsia"/>
+        </w:rPr>
+        <w:t>，</w:t>
+      </w:r>
+      <w:r>
+        <w:t>将文本</w:t>
+      </w:r>
+      <w:r>
+        <w:t>"SECRET"</w:t>
+      </w:r>
+      <w:r>
+        <w:t>转换为二进制水印</w:t>
+      </w:r>
+      <w:r>
+        <w:rPr>
+          <w:rFonts w:hint="eastAsia"/>
+        </w:rPr>
+        <w:t>，</w:t>
+      </w:r>
+      <w:r>
+        <w:t>使用频域变换（</w:t>
+      </w:r>
+      <w:r>
+        <w:t>DCT/DWT</w:t>
+      </w:r>
+      <w:r>
+        <w:t>）嵌入水印</w:t>
+      </w:r>
+      <w:r>
+        <w:rPr>
+          <w:rFonts w:hint="eastAsia"/>
+        </w:rPr>
+        <w:t>，</w:t>
+      </w:r>
+      <w:r>
+        <w:t>保存含水印图像</w:t>
+      </w:r>
+      <w:r>
+        <w:t>embedded.png</w:t>
+      </w:r>
+      <w:r>
+        <w:rPr>
+          <w:rFonts w:hint="eastAsia"/>
+        </w:rPr>
+        <w:t>，然后</w:t>
+      </w:r>
+      <w:r>
+        <w:t>记录水印长度（如</w:t>
+      </w:r>
+      <w:r>
+        <w:t>48</w:t>
+      </w:r>
+      <w:r>
+        <w:t>位）</w:t>
+      </w:r>
+    </w:p>
+    <w:p>
+      <w:pPr>
+        <w:ind w:firstLine="420"/>
+      </w:pPr>
+      <w:r>
+        <w:t>基本测试</w:t>
+      </w:r>
+      <w:r>
+        <w:t>​​</w:t>
+      </w:r>
+      <w:r>
+        <w:rPr>
+          <w:rFonts w:hint="eastAsia"/>
+        </w:rPr>
+        <w:t>阶段，</w:t>
+      </w:r>
+      <w:r>
+        <w:t>从</w:t>
+      </w:r>
+      <w:r>
+        <w:t>embedded.png</w:t>
+      </w:r>
+      <w:r>
+        <w:t>直接提取水印</w:t>
+      </w:r>
+      <w:r>
+        <w:rPr>
+          <w:rFonts w:hint="eastAsia"/>
+        </w:rPr>
+        <w:t>，然后</w:t>
+      </w:r>
+      <w:r>
+        <w:t>验证提取结果与原始文本</w:t>
+      </w:r>
+      <w:r>
+        <w:rPr>
+          <w:rFonts w:hint="eastAsia"/>
+        </w:rPr>
+        <w:t>是否</w:t>
+      </w:r>
+      <w:r>
+        <w:t>一致</w:t>
+      </w:r>
+      <w:r>
+        <w:rPr>
+          <w:rFonts w:hint="eastAsia"/>
+        </w:rPr>
+        <w:t>。接下来进行</w:t>
+      </w:r>
+      <w:r>
+        <w:t>鲁棒性测试</w:t>
+      </w:r>
+      <w:r>
+        <w:t>​​</w:t>
+      </w:r>
+      <w:r>
+        <w:t>（核心）</w:t>
+      </w:r>
+      <w:r>
+        <w:rPr>
+          <w:rFonts w:hint="eastAsia"/>
+        </w:rPr>
+        <w:t>，</w:t>
+      </w:r>
+      <w:r>
+        <w:t>对含水印图像进行</w:t>
+      </w:r>
+      <w:r>
+        <w:t>8</w:t>
+      </w:r>
+      <w:r>
+        <w:t>种攻击</w:t>
+      </w:r>
+    </w:p>
+    <w:p>
+      <w:r>
+        <w:t>每种攻击保存修改后的图像</w:t>
+      </w:r>
+      <w:r>
+        <w:rPr>
+          <w:rFonts w:hint="eastAsia"/>
+        </w:rPr>
+        <w:t>，接下来代码</w:t>
+      </w:r>
+      <w:r>
+        <w:t>尝试从被攻击图像中提取水印</w:t>
+      </w:r>
+      <w:r>
+        <w:rPr>
+          <w:rFonts w:hint="eastAsia"/>
+        </w:rPr>
+        <w:t>，并</w:t>
+      </w:r>
+      <w:r>
+        <w:t>记录每种攻击的提取结果</w:t>
+      </w:r>
+      <w:r>
+        <w:rPr>
+          <w:rFonts w:hint="eastAsia"/>
+        </w:rPr>
+        <w:t>。</w:t>
+      </w:r>
+    </w:p>
+    <w:p>
+      <w:pPr>
+        <w:ind w:firstLine="420"/>
+      </w:pPr>
+      <w:r>
+        <w:rPr>
+          <w:rFonts w:hint="eastAsia"/>
+        </w:rPr>
+        <w:t>最后在</w:t>
+      </w:r>
+      <w:r>
+        <w:t>结果分析</w:t>
+      </w:r>
+      <w:r>
+        <w:rPr>
+          <w:rFonts w:hint="eastAsia"/>
+        </w:rPr>
+        <w:t>阶段，</w:t>
+      </w:r>
+      <w:r>
+        <w:t>​​</w:t>
+      </w:r>
+      <w:r>
+        <w:t>水平打印所有测试结果</w:t>
+      </w:r>
+      <w:r>
+        <w:rPr>
+          <w:rFonts w:hint="eastAsia"/>
+        </w:rPr>
+        <w:t>，</w:t>
+      </w:r>
+      <w:r>
+        <w:t>格式：攻击类型</w:t>
+      </w:r>
+      <w:r>
+        <w:t xml:space="preserve"> -&gt; </w:t>
+      </w:r>
+      <w:r>
+        <w:t>提取结</w:t>
+      </w:r>
+      <w:r>
+        <w:lastRenderedPageBreak/>
+        <w:t>果</w:t>
+      </w:r>
+      <w:r>
+        <w:t>/</w:t>
+      </w:r>
+      <w:r>
+        <w:t>失败原因</w:t>
+      </w:r>
+      <w:r>
+        <w:rPr>
+          <w:rFonts w:hint="eastAsia"/>
+        </w:rPr>
+        <w:t>。</w:t>
+      </w:r>
+    </w:p>
+    <w:p>
+      <w:pPr>
+        <w:pStyle w:val="2"/>
+      </w:pPr>
+      <w:r>
+        <w:rPr>
+          <w:rFonts w:hint="eastAsia"/>
+        </w:rPr>
+        <w:t>运行结果</w:t>
+      </w:r>
+    </w:p>
+    <w:p>
       <w:r>
         <w:rPr>
           <w:noProof/>
         </w:rPr>
         <w:drawing>
-          <wp:inline distT="0" distB="0" distL="0" distR="0" wp14:anchorId="0B252EC3" wp14:editId="24A69A94">
-            <wp:extent cx="5274310" cy="2696845"/>
-            <wp:effectExtent l="0" t="0" r="2540" b="8255"/>
-            <wp:docPr id="775933780" name="图片 1"/>
+          <wp:inline distT="0" distB="0" distL="0" distR="0" wp14:anchorId="6BD35FFB" wp14:editId="2F5B3DA1">
+            <wp:extent cx="5274310" cy="4744085"/>
+            <wp:effectExtent l="0" t="0" r="2540" b="0"/>
+            <wp:docPr id="1585956129" name="图片 1"/>
             <wp:cNvGraphicFramePr>
               <a:graphicFrameLocks xmlns:a="http://schemas.openxmlformats.org/drawingml/2006/main" noChangeAspect="1"/>
             </wp:cNvGraphicFramePr>
@@ -2888,7 +3241,7 @@
               <a:graphicData uri="http://schemas.openxmlformats.org/drawingml/2006/picture">
                 <pic:pic xmlns:pic="http://schemas.openxmlformats.org/drawingml/2006/picture">
                   <pic:nvPicPr>
-                    <pic:cNvPr id="775933780" name=""/>
+                    <pic:cNvPr id="1585956129" name=""/>
                     <pic:cNvPicPr/>
                   </pic:nvPicPr>
                   <pic:blipFill>
@@ -2900,7 +3253,7 @@
                   <pic:spPr>
                     <a:xfrm>
                       <a:off x="0" y="0"/>
-                      <a:ext cx="5274310" cy="2696845"/>
+                      <a:ext cx="5274310" cy="4744085"/>
                     </a:xfrm>
                     <a:prstGeom prst="rect">
                       <a:avLst/>
@@ -2912,13 +3265,6 @@
           </wp:inline>
         </w:drawing>
       </w:r>
-      <w:r>
-        <w:rPr>
-          <w:b/>
-          <w:bCs/>
-        </w:rPr>
-        <w:t xml:space="preserve"> </w:t>
-      </w:r>
     </w:p>
     <w:p>
       <w:pPr>
@@ -2928,337 +3274,79 @@
         <w:rPr>
           <w:rFonts w:hint="eastAsia"/>
         </w:rPr>
-        <w:t>首先在</w:t>
-      </w:r>
-      <w:r>
-        <w:t>嵌入阶段</w:t>
-      </w:r>
-      <w:r>
-        <w:t>​​</w:t>
+        <w:t>可以看到，该代码具有</w:t>
       </w:r>
       <w:r>
         <w:rPr>
           <w:rFonts w:hint="eastAsia"/>
         </w:rPr>
-        <w:t>，</w:t>
-      </w:r>
-      <w:r>
-        <w:t>读取原始图像</w:t>
-      </w:r>
-      <w:r>
-        <w:t>test_image.jpg</w:t>
+        <w:t>较高的</w:t>
       </w:r>
       <w:r>
         <w:rPr>
           <w:rFonts w:hint="eastAsia"/>
         </w:rPr>
-        <w:t>，</w:t>
-      </w:r>
-      <w:r>
-        <w:t>将文本</w:t>
-      </w:r>
-      <w:r>
-        <w:t>"SECRET"</w:t>
-      </w:r>
-      <w:r>
-        <w:t>转换为二进制水印</w:t>
+        <w:t>鲁棒性</w:t>
       </w:r>
       <w:r>
         <w:rPr>
           <w:rFonts w:hint="eastAsia"/>
         </w:rPr>
-        <w:t>，</w:t>
-      </w:r>
-      <w:r>
-        <w:t>使用频域变换（</w:t>
-      </w:r>
-      <w:r>
-        <w:t>DCT/DWT</w:t>
-      </w:r>
-      <w:r>
-        <w:t>）嵌入水印</w:t>
-      </w:r>
+        <w:t>；</w:t>
+      </w:r>
+      <w:proofErr w:type="gramStart"/>
       <w:r>
         <w:rPr>
           <w:rFonts w:hint="eastAsia"/>
         </w:rPr>
-        <w:t>，</w:t>
-      </w:r>
-      <w:r>
-        <w:t>保存含水印图像</w:t>
-      </w:r>
-      <w:r>
-        <w:t>embedded.png</w:t>
-      </w:r>
+        <w:t>该图片</w:t>
+      </w:r>
+      <w:proofErr w:type="gramEnd"/>
       <w:r>
         <w:rPr>
           <w:rFonts w:hint="eastAsia"/>
         </w:rPr>
-        <w:t>，然后</w:t>
-      </w:r>
-      <w:r>
-        <w:t>记录水印长度（如</w:t>
-      </w:r>
-      <w:r>
-        <w:t>48</w:t>
-      </w:r>
-      <w:r>
-        <w:t>位）</w:t>
-      </w:r>
-    </w:p>
-    <w:p>
-      <w:pPr>
-        <w:ind w:firstLine="420"/>
-      </w:pPr>
-      <w:r>
-        <w:t>基本测试</w:t>
-      </w:r>
-      <w:r>
-        <w:t>​​</w:t>
+        <w:t>水印能够抵御一定的</w:t>
       </w:r>
       <w:r>
         <w:rPr>
           <w:rFonts w:hint="eastAsia"/>
         </w:rPr>
-        <w:t>阶段，</w:t>
-      </w:r>
-      <w:r>
-        <w:t>从</w:t>
-      </w:r>
-      <w:r>
-        <w:t>embedded.png</w:t>
-      </w:r>
-      <w:r>
-        <w:t>直接提取水印</w:t>
+        <w:t>水平、垂直翻转、平移以及</w:t>
       </w:r>
       <w:r>
         <w:rPr>
           <w:rFonts w:hint="eastAsia"/>
         </w:rPr>
-        <w:t>，然后</w:t>
-      </w:r>
-      <w:r>
-        <w:t>验证提取结果与原始文本</w:t>
+        <w:t>裁剪、对比度</w:t>
       </w:r>
       <w:r>
         <w:rPr>
           <w:rFonts w:hint="eastAsia"/>
         </w:rPr>
-        <w:t>是否</w:t>
-      </w:r>
-      <w:r>
-        <w:t>一致</w:t>
+        <w:t>增强</w:t>
       </w:r>
       <w:r>
         <w:rPr>
           <w:rFonts w:hint="eastAsia"/>
         </w:rPr>
-        <w:t>。接下来进行</w:t>
-      </w:r>
-      <w:r>
-        <w:t>鲁棒性测试</w:t>
-      </w:r>
-      <w:r>
-        <w:t>​​</w:t>
-      </w:r>
-      <w:r>
-        <w:t>（核心）</w:t>
+        <w:t>、</w:t>
       </w:r>
       <w:r>
         <w:rPr>
           <w:rFonts w:hint="eastAsia"/>
         </w:rPr>
-        <w:t>，</w:t>
-      </w:r>
-      <w:r>
-        <w:t>对含水印图像进行</w:t>
-      </w:r>
-      <w:r>
-        <w:t>8</w:t>
-      </w:r>
-      <w:r>
-        <w:t>种攻击</w:t>
-      </w:r>
-    </w:p>
-    <w:p>
-      <w:r>
-        <w:lastRenderedPageBreak/>
-        <w:t>每种攻击保存修改后的图像</w:t>
+        <w:t>对比度减弱、</w:t>
       </w:r>
       <w:r>
         <w:rPr>
           <w:rFonts w:hint="eastAsia"/>
         </w:rPr>
-        <w:t>，接下来代码</w:t>
-      </w:r>
-      <w:r>
-        <w:t>尝试从被攻击图像中提取水印</w:t>
-      </w:r>
-      <w:r>
-        <w:rPr>
-          <w:rFonts w:hint="eastAsia"/>
-        </w:rPr>
-        <w:t>，并</w:t>
-      </w:r>
-      <w:r>
-        <w:t>记录每种攻击的提取结果</w:t>
-      </w:r>
-      <w:r>
-        <w:rPr>
-          <w:rFonts w:hint="eastAsia"/>
-        </w:rPr>
-        <w:t>。</w:t>
-      </w:r>
-    </w:p>
-    <w:p>
-      <w:pPr>
-        <w:ind w:firstLine="420"/>
-      </w:pPr>
-      <w:r>
-        <w:rPr>
-          <w:rFonts w:hint="eastAsia"/>
-        </w:rPr>
-        <w:t>最后在</w:t>
-      </w:r>
-      <w:r>
-        <w:t>结果分析</w:t>
-      </w:r>
-      <w:r>
-        <w:rPr>
-          <w:rFonts w:hint="eastAsia"/>
-        </w:rPr>
-        <w:t>阶段，</w:t>
-      </w:r>
-      <w:r>
-        <w:t>​​</w:t>
-      </w:r>
-      <w:r>
-        <w:t>水平打印所有测试结果</w:t>
-      </w:r>
-      <w:r>
-        <w:rPr>
-          <w:rFonts w:hint="eastAsia"/>
-        </w:rPr>
-        <w:t>，</w:t>
-      </w:r>
-      <w:r>
-        <w:t>格式：攻击类型</w:t>
-      </w:r>
-      <w:r>
-        <w:t xml:space="preserve"> -&gt; </w:t>
-      </w:r>
-      <w:r>
-        <w:t>提取结果</w:t>
-      </w:r>
-      <w:r>
-        <w:t>/</w:t>
-      </w:r>
-      <w:r>
-        <w:t>失败原因</w:t>
-      </w:r>
-      <w:r>
-        <w:rPr>
-          <w:rFonts w:hint="eastAsia"/>
-        </w:rPr>
-        <w:t>。</w:t>
-      </w:r>
-    </w:p>
-    <w:p>
-      <w:pPr>
-        <w:pStyle w:val="2"/>
-      </w:pPr>
-      <w:r>
-        <w:rPr>
-          <w:rFonts w:hint="eastAsia"/>
-        </w:rPr>
-        <w:t>运行结果</w:t>
-      </w:r>
-    </w:p>
-    <w:p>
-      <w:r>
-        <w:rPr>
-          <w:noProof/>
-        </w:rPr>
-        <w:drawing>
-          <wp:inline distT="0" distB="0" distL="0" distR="0" wp14:anchorId="484A81C8" wp14:editId="059F9B34">
-            <wp:extent cx="5274310" cy="3359785"/>
-            <wp:effectExtent l="0" t="0" r="2540" b="0"/>
-            <wp:docPr id="1938154428" name="图片 1"/>
-            <wp:cNvGraphicFramePr>
-              <a:graphicFrameLocks xmlns:a="http://schemas.openxmlformats.org/drawingml/2006/main" noChangeAspect="1"/>
-            </wp:cNvGraphicFramePr>
-            <a:graphic xmlns:a="http://schemas.openxmlformats.org/drawingml/2006/main">
-              <a:graphicData uri="http://schemas.openxmlformats.org/drawingml/2006/picture">
-                <pic:pic xmlns:pic="http://schemas.openxmlformats.org/drawingml/2006/picture">
-                  <pic:nvPicPr>
-                    <pic:cNvPr id="1938154428" name=""/>
-                    <pic:cNvPicPr/>
-                  </pic:nvPicPr>
-                  <pic:blipFill>
-                    <a:blip r:embed="rId22"/>
-                    <a:stretch>
-                      <a:fillRect/>
-                    </a:stretch>
-                  </pic:blipFill>
-                  <pic:spPr>
-                    <a:xfrm>
-                      <a:off x="0" y="0"/>
-                      <a:ext cx="5274310" cy="3359785"/>
-                    </a:xfrm>
-                    <a:prstGeom prst="rect">
-                      <a:avLst/>
-                    </a:prstGeom>
-                  </pic:spPr>
-                </pic:pic>
-              </a:graphicData>
-            </a:graphic>
-          </wp:inline>
-        </w:drawing>
-      </w:r>
-    </w:p>
-    <w:p>
-      <w:pPr>
-        <w:ind w:firstLine="420"/>
-      </w:pPr>
-      <w:r>
-        <w:rPr>
-          <w:rFonts w:hint="eastAsia"/>
-        </w:rPr>
-        <w:t>可以看到，该代码具有一定的鲁棒性</w:t>
-      </w:r>
-      <w:r>
-        <w:rPr>
-          <w:rFonts w:hint="eastAsia"/>
-        </w:rPr>
-        <w:t>；该图片水印能够抵御一定的裁剪、对比度</w:t>
-      </w:r>
-      <w:r>
-        <w:rPr>
-          <w:rFonts w:hint="eastAsia"/>
-        </w:rPr>
-        <w:t>增强</w:t>
-      </w:r>
-      <w:r>
-        <w:rPr>
-          <w:rFonts w:hint="eastAsia"/>
-        </w:rPr>
-        <w:t>、</w:t>
-      </w:r>
-      <w:r>
-        <w:rPr>
-          <w:rFonts w:hint="eastAsia"/>
-        </w:rPr>
-        <w:t>对比度减弱、</w:t>
-      </w:r>
-      <w:r>
-        <w:rPr>
-          <w:rFonts w:hint="eastAsia"/>
-        </w:rPr>
         <w:t>颜色偏移等攻击。</w:t>
       </w:r>
     </w:p>
     <w:sectPr>
-      <w:footerReference w:type="default" r:id="rId23"/>
+      <w:footerReference w:type="default" r:id="rId22"/>
       <w:pgSz w:w="11906" w:h="16838"/>
       <w:pgMar w:top="1440" w:right="1800" w:bottom="1440" w:left="1800" w:header="851" w:footer="992" w:gutter="0"/>
       <w:cols w:space="425"/>

--- a/Project2/说明文档.docx
+++ b/Project2/说明文档.docx
@@ -87,7 +87,7 @@
           <w:sz w:val="56"/>
           <w:szCs w:val="56"/>
         </w:rPr>
-        <w:t>Project2</w:t>
+        <w:t>创新创业实践</w:t>
       </w:r>
     </w:p>
     <w:p>
@@ -108,18 +108,34 @@
           <w:sz w:val="56"/>
           <w:szCs w:val="56"/>
         </w:rPr>
+        <w:t>Project2</w:t>
+      </w:r>
+    </w:p>
+    <w:p>
+      <w:pPr>
+        <w:jc w:val="center"/>
+        <w:rPr>
+          <w:b/>
+          <w:bCs/>
+          <w:sz w:val="56"/>
+          <w:szCs w:val="56"/>
+        </w:rPr>
+      </w:pPr>
+      <w:r>
+        <w:rPr>
+          <w:rFonts w:hint="eastAsia"/>
+          <w:b/>
+          <w:bCs/>
+          <w:sz w:val="56"/>
+          <w:szCs w:val="56"/>
+        </w:rPr>
         <w:t>说明文档</w:t>
       </w:r>
     </w:p>
     <w:p>
       <w:pPr>
-        <w:jc w:val="center"/>
-      </w:pPr>
-    </w:p>
-    <w:p>
-      <w:pPr>
-        <w:jc w:val="center"/>
-        <w:rPr>
+        <w:rPr>
+          <w:rFonts w:hint="eastAsia"/>
           <w:b/>
           <w:bCs/>
           <w:sz w:val="48"/>
@@ -157,7 +173,6 @@
           <w:szCs w:val="44"/>
         </w:rPr>
       </w:pPr>
-      <w:proofErr w:type="gramStart"/>
       <w:r>
         <w:rPr>
           <w:rFonts w:hint="eastAsia"/>
@@ -166,12 +181,12 @@
         </w:rPr>
         <w:t>郎泓森</w:t>
       </w:r>
-      <w:proofErr w:type="gramEnd"/>
     </w:p>
     <w:p>
       <w:pPr>
         <w:jc w:val="center"/>
         <w:rPr>
+          <w:rFonts w:hint="eastAsia"/>
           <w:sz w:val="44"/>
           <w:szCs w:val="44"/>
         </w:rPr>
@@ -185,13 +200,71 @@
         <w:t>202200460010</w:t>
       </w:r>
     </w:p>
-    <w:p/>
     <w:p>
       <w:pPr>
         <w:pStyle w:val="1"/>
       </w:pPr>
       <w:r>
+        <w:rPr>
+          <w:rFonts w:hint="eastAsia"/>
+        </w:rPr>
         <w:lastRenderedPageBreak/>
+        <w:t>文件说明</w:t>
+      </w:r>
+    </w:p>
+    <w:p>
+      <w:r>
+        <w:rPr>
+          <w:rFonts w:hint="eastAsia"/>
+        </w:rPr>
+        <w:t>blind_watermark</w:t>
+      </w:r>
+      <w:r>
+        <w:rPr>
+          <w:rFonts w:hint="eastAsia"/>
+        </w:rPr>
+        <w:t>是水印所需要的库</w:t>
+      </w:r>
+    </w:p>
+    <w:p>
+      <w:r>
+        <w:rPr>
+          <w:rFonts w:hint="eastAsia"/>
+        </w:rPr>
+        <w:t>test_image</w:t>
+      </w:r>
+      <w:r>
+        <w:rPr>
+          <w:rFonts w:hint="eastAsia"/>
+        </w:rPr>
+        <w:t>是测试图片</w:t>
+      </w:r>
+    </w:p>
+    <w:p>
+      <w:r>
+        <w:rPr>
+          <w:rFonts w:hint="eastAsia"/>
+        </w:rPr>
+        <w:t>watermark</w:t>
+      </w:r>
+      <w:r>
+        <w:rPr>
+          <w:rFonts w:hint="eastAsia"/>
+        </w:rPr>
+        <w:t>是具体的代码实现</w:t>
+      </w:r>
+    </w:p>
+    <w:p>
+      <w:pPr>
+        <w:pStyle w:val="1"/>
+      </w:pPr>
+      <w:r>
+        <w:rPr>
+          <w:rFonts w:hint="eastAsia"/>
+        </w:rPr>
+        <w:t>一、</w:t>
+      </w:r>
+      <w:r>
         <w:t>核心算法数学原理（基于频域水印）</w:t>
       </w:r>
     </w:p>
@@ -422,11 +495,9 @@
       <w:r>
         <w:t>（由</w:t>
       </w:r>
-      <w:proofErr w:type="spellStart"/>
       <w:r>
         <w:t>password_wm</w:t>
       </w:r>
-      <w:proofErr w:type="spellEnd"/>
       <w:r>
         <w:t>生成）选择嵌入位置：</w:t>
       </w:r>
@@ -619,15 +690,7 @@
         </m:r>
       </m:oMath>
       <w:r>
-        <w:t>：嵌入强度因子（控制</w:t>
-      </w:r>
-      <w:proofErr w:type="gramStart"/>
-      <w:r>
-        <w:t>不</w:t>
-      </w:r>
-      <w:proofErr w:type="gramEnd"/>
-      <w:r>
-        <w:t>可见性与鲁棒性的平衡）</w:t>
+        <w:t>：嵌入强度因子（控制不可见性与鲁棒性的平衡）</w:t>
       </w:r>
     </w:p>
     <w:p>
@@ -1095,15 +1158,7 @@
         <w:t>​ </w:t>
       </w:r>
       <w:r>
-        <w:t>是预设的嵌入位置索引。提取的</w:t>
-      </w:r>
-      <w:proofErr w:type="gramStart"/>
-      <w:r>
-        <w:t>比特位</w:t>
-      </w:r>
-      <w:proofErr w:type="gramEnd"/>
-      <w:r>
-        <w:t>由相关性符号判定：</w:t>
+        <w:t>是预设的嵌入位置索引。提取的比特位由相关性符号判定：</w:t>
       </w:r>
     </w:p>
     <w:p>
@@ -1230,6 +1285,7 @@
     </w:p>
     <w:p>
       <w:r>
+        <w:lastRenderedPageBreak/>
         <w:t>阈值</w:t>
       </w:r>
       <w:r>
@@ -1285,21 +1341,12 @@
         </w:rPr>
         <w:t>​</w:t>
       </w:r>
-      <w:proofErr w:type="gramStart"/>
-      <w:r>
-        <w:rPr>
-          <w:b/>
-          <w:bCs/>
-        </w:rPr>
-        <w:t>不</w:t>
-      </w:r>
-      <w:proofErr w:type="gramEnd"/>
-      <w:r>
-        <w:rPr>
-          <w:b/>
-          <w:bCs/>
-        </w:rPr>
-        <w:t>可见性</w:t>
+      <w:r>
+        <w:rPr>
+          <w:b/>
+          <w:bCs/>
+        </w:rPr>
+        <w:t>不可见性</w:t>
       </w:r>
       <w:r>
         <w:rPr>
@@ -1393,7 +1440,6 @@
         </w:numPr>
       </w:pPr>
       <w:r>
-        <w:lastRenderedPageBreak/>
         <w:t>​</w:t>
       </w:r>
       <w:r>
@@ -1640,6 +1686,12 @@
         <w:rPr>
           <w:rFonts w:hint="eastAsia"/>
         </w:rPr>
+        <w:t>二、</w:t>
+      </w:r>
+      <w:r>
+        <w:rPr>
+          <w:rFonts w:hint="eastAsia"/>
+        </w:rPr>
         <w:t>代码解释及运行结果</w:t>
       </w:r>
     </w:p>
@@ -1726,14 +1778,12 @@
         </w:rPr>
         <w:t>通过导入</w:t>
       </w:r>
-      <w:proofErr w:type="spellStart"/>
       <w:r>
         <w:rPr>
           <w:rFonts w:hint="eastAsia"/>
         </w:rPr>
         <w:t>blind_watermask</w:t>
       </w:r>
-      <w:proofErr w:type="spellEnd"/>
       <w:r>
         <w:rPr>
           <w:rFonts w:hint="eastAsia"/>
@@ -1815,11 +1865,9 @@
       <w:pPr>
         <w:ind w:firstLine="420"/>
       </w:pPr>
-      <w:proofErr w:type="spellStart"/>
       <w:r>
         <w:t>blind_watermark</w:t>
       </w:r>
-      <w:proofErr w:type="spellEnd"/>
       <w:r>
         <w:rPr>
           <w:rFonts w:hint="eastAsia"/>
@@ -1827,15 +1875,7 @@
         <w:t>是核心水印库，包括</w:t>
       </w:r>
       <w:r>
-        <w:t>实现</w:t>
-      </w:r>
-      <w:proofErr w:type="gramStart"/>
-      <w:r>
-        <w:t>盲</w:t>
-      </w:r>
-      <w:proofErr w:type="gramEnd"/>
-      <w:r>
-        <w:t>水印的核心算法</w:t>
+        <w:t>实现盲水印的核心算法</w:t>
       </w:r>
     </w:p>
     <w:p>
@@ -1868,11 +1908,9 @@
       <w:pPr>
         <w:ind w:firstLine="420"/>
       </w:pPr>
-      <w:proofErr w:type="spellStart"/>
       <w:r>
         <w:t>numpy</w:t>
       </w:r>
-      <w:proofErr w:type="spellEnd"/>
       <w:r>
         <w:rPr>
           <w:rFonts w:hint="eastAsia"/>
@@ -1887,11 +1925,10 @@
       <w:pPr>
         <w:ind w:firstLine="420"/>
       </w:pPr>
-      <w:proofErr w:type="spellStart"/>
-      <w:r>
+      <w:r>
+        <w:lastRenderedPageBreak/>
         <w:t>os</w:t>
       </w:r>
-      <w:proofErr w:type="spellEnd"/>
       <w:r>
         <w:rPr>
           <w:rFonts w:hint="eastAsia"/>
@@ -1941,7 +1978,6 @@
         <w:rPr>
           <w:noProof/>
         </w:rPr>
-        <w:lastRenderedPageBreak/>
         <w:drawing>
           <wp:inline distT="0" distB="0" distL="0" distR="0" wp14:anchorId="72102856" wp14:editId="47248B5D">
             <wp:extent cx="5274310" cy="1209675"/>
@@ -1997,14 +2033,12 @@
         </w:rPr>
         <w:tab/>
       </w:r>
-      <w:proofErr w:type="spellStart"/>
       <w:r>
         <w:rPr>
           <w:rFonts w:hint="eastAsia"/>
         </w:rPr>
         <w:t>embed_watermark</w:t>
       </w:r>
-      <w:proofErr w:type="spellEnd"/>
       <w:r>
         <w:rPr>
           <w:rFonts w:hint="eastAsia"/>
@@ -2014,19 +2048,15 @@
       <w:r>
         <w:t>使用双密码系统（</w:t>
       </w:r>
-      <w:proofErr w:type="spellStart"/>
       <w:r>
         <w:t>password_img</w:t>
       </w:r>
-      <w:proofErr w:type="spellEnd"/>
       <w:r>
         <w:t>和</w:t>
       </w:r>
-      <w:proofErr w:type="spellStart"/>
       <w:r>
         <w:t>password_wm</w:t>
       </w:r>
-      <w:proofErr w:type="spellEnd"/>
       <w:r>
         <w:t>）增强安全性</w:t>
       </w:r>
@@ -2126,11 +2156,6 @@
       </w:r>
     </w:p>
     <w:p>
-      <w:pPr>
-        <w:rPr>
-          <w:rFonts w:hint="eastAsia"/>
-        </w:rPr>
-      </w:pPr>
       <w:r>
         <w:t>​</w:t>
       </w:r>
@@ -2148,14 +2173,12 @@
         </w:rPr>
         <w:tab/>
       </w:r>
-      <w:proofErr w:type="spellStart"/>
       <w:r>
         <w:rPr>
           <w:rFonts w:hint="eastAsia"/>
         </w:rPr>
         <w:t>extract_watermark</w:t>
       </w:r>
-      <w:proofErr w:type="spellEnd"/>
       <w:r>
         <w:rPr>
           <w:rFonts w:hint="eastAsia"/>
@@ -2174,11 +2197,9 @@
       <w:r>
         <w:t>需要知道水印的二进制长度（</w:t>
       </w:r>
-      <w:proofErr w:type="spellStart"/>
       <w:r>
         <w:t>wm_length</w:t>
       </w:r>
-      <w:proofErr w:type="spellEnd"/>
       <w:r>
         <w:t>）</w:t>
       </w:r>
@@ -2288,14 +2309,12 @@
       </w:r>
     </w:p>
     <w:p>
-      <w:proofErr w:type="spellStart"/>
       <w:r>
         <w:rPr>
           <w:rFonts w:hint="eastAsia"/>
         </w:rPr>
         <w:t>test_robustness</w:t>
       </w:r>
-      <w:proofErr w:type="spellEnd"/>
       <w:r>
         <w:rPr>
           <w:rFonts w:hint="eastAsia"/>
@@ -3292,21 +3311,7 @@
         <w:rPr>
           <w:rFonts w:hint="eastAsia"/>
         </w:rPr>
-        <w:t>；</w:t>
-      </w:r>
-      <w:proofErr w:type="gramStart"/>
-      <w:r>
-        <w:rPr>
-          <w:rFonts w:hint="eastAsia"/>
-        </w:rPr>
-        <w:t>该图片</w:t>
-      </w:r>
-      <w:proofErr w:type="gramEnd"/>
-      <w:r>
-        <w:rPr>
-          <w:rFonts w:hint="eastAsia"/>
-        </w:rPr>
-        <w:t>水印能够抵御一定的</w:t>
+        <w:t>；该图片水印能够抵御一定的</w:t>
       </w:r>
       <w:r>
         <w:rPr>
@@ -5662,7 +5667,6 @@
   <w:style w:type="character" w:default="1" w:styleId="a0">
     <w:name w:val="Default Paragraph Font"/>
     <w:uiPriority w:val="1"/>
-    <w:semiHidden/>
     <w:unhideWhenUsed/>
   </w:style>
   <w:style w:type="table" w:default="1" w:styleId="a1">
